--- a/site/downloads/handbook-C8.docx
+++ b/site/downloads/handbook-C8.docx
@@ -1273,7 +1273,64 @@
           <w:b w:val="0"/>
           <w:i w:val="0"/>
         </w:rPr>
-        <w:t>Starter code:</w:t>
+        <w:t>Your code must pass these checks:</w:t>
+      </w:r>
+    </w:p>
+    <w:p>
+      <w:pPr>
+        <w:pStyle w:val="ListBullet"/>
+      </w:pPr>
+      <w:r>
+        <w:rPr>
+          <w:b w:val="0"/>
+          <w:i w:val="0"/>
+        </w:rPr>
+        <w:t>2,000 input and 500 output tokens cost 400 CU seconds. Output is 400 per 1,000.</w:t>
+      </w:r>
+    </w:p>
+    <w:p>
+      <w:pPr>
+        <w:pStyle w:val="ListBullet"/>
+      </w:pPr>
+      <w:r>
+        <w:rPr>
+          <w:b w:val="0"/>
+          <w:i w:val="0"/>
+        </w:rPr>
+        <w:t>Cached input costs 10 per 1,000, and those tokens are not charged at the full input rate as well.</w:t>
+      </w:r>
+    </w:p>
+    <w:p>
+      <w:pPr>
+        <w:pStyle w:val="ListBullet"/>
+      </w:pPr>
+      <w:r>
+        <w:rPr>
+          <w:b w:val="0"/>
+          <w:i w:val="0"/>
+        </w:rPr>
+        <w:t>Cached tokens are part of input tokens. More cached than input is invalid.</w:t>
+      </w:r>
+    </w:p>
+    <w:p>
+      <w:pPr>
+        <w:pStyle w:val="ListBullet"/>
+      </w:pPr>
+      <w:r>
+        <w:rPr>
+          <w:b w:val="0"/>
+          <w:i w:val="0"/>
+        </w:rPr>
+        <w:t>Negative token counts are invalid.</w:t>
+      </w:r>
+    </w:p>
+    <w:p>
+      <w:r>
+        <w:rPr>
+          <w:b w:val="0"/>
+          <w:i w:val="0"/>
+        </w:rPr>
+        <w:t>Shape of the answer. The reference solution defines these names. Write the bodies yourself.</w:t>
       </w:r>
     </w:p>
     <w:tbl>
@@ -1311,7 +1368,7 @@
                 <w:b w:val="0"/>
                 <w:sz w:val="16"/>
               </w:rPr>
-              <w:t>def copilot_cu_seconds(input_tokens, output_tokens, cached_input_tokens=0):</w:t>
+              <w:t># Module constant.</w:t>
             </w:r>
           </w:p>
           <w:p>
@@ -1334,7 +1391,375 @@
                 <w:b w:val="0"/>
                 <w:sz w:val="16"/>
               </w:rPr>
-              <w:t xml:space="preserve">    return (input_tokens + output_tokens) * 100 / 1000</w:t>
+              <w:t>INPUT_RATE = ...</w:t>
+            </w:r>
+          </w:p>
+          <w:p>
+            <w:pPr>
+              <w:spacing w:before="0" w:after="0" w:line="240" w:lineRule="auto"/>
+              <w:ind w:left="567" w:hanging="567"/>
+            </w:pPr>
+            <w:r>
+              <w:rPr>
+                <w:rFonts w:ascii="Consolas" w:hAnsi="Consolas" w:eastAsia="Consolas"/>
+                <w:b w:val="0"/>
+                <w:color w:val="5B6875"/>
+                <w:sz w:val="16"/>
+              </w:rPr>
+              <w:t xml:space="preserve">   3  </w:t>
+            </w:r>
+            <w:r>
+              <w:rPr>
+                <w:rFonts w:ascii="Consolas" w:hAnsi="Consolas" w:eastAsia="Consolas"/>
+                <w:b w:val="0"/>
+                <w:sz w:val="16"/>
+              </w:rPr>
+              <w:t xml:space="preserve"> </w:t>
+            </w:r>
+          </w:p>
+          <w:p>
+            <w:pPr>
+              <w:spacing w:before="0" w:after="0" w:line="240" w:lineRule="auto"/>
+              <w:ind w:left="567" w:hanging="567"/>
+            </w:pPr>
+            <w:r>
+              <w:rPr>
+                <w:rFonts w:ascii="Consolas" w:hAnsi="Consolas" w:eastAsia="Consolas"/>
+                <w:b w:val="0"/>
+                <w:color w:val="5B6875"/>
+                <w:sz w:val="16"/>
+              </w:rPr>
+              <w:t xml:space="preserve">   4  </w:t>
+            </w:r>
+            <w:r>
+              <w:rPr>
+                <w:rFonts w:ascii="Consolas" w:hAnsi="Consolas" w:eastAsia="Consolas"/>
+                <w:b w:val="0"/>
+                <w:sz w:val="16"/>
+              </w:rPr>
+              <w:t># Module constant.</w:t>
+            </w:r>
+          </w:p>
+          <w:p>
+            <w:pPr>
+              <w:spacing w:before="0" w:after="0" w:line="240" w:lineRule="auto"/>
+              <w:ind w:left="567" w:hanging="567"/>
+            </w:pPr>
+            <w:r>
+              <w:rPr>
+                <w:rFonts w:ascii="Consolas" w:hAnsi="Consolas" w:eastAsia="Consolas"/>
+                <w:b w:val="0"/>
+                <w:color w:val="5B6875"/>
+                <w:sz w:val="16"/>
+              </w:rPr>
+              <w:t xml:space="preserve">   5  </w:t>
+            </w:r>
+            <w:r>
+              <w:rPr>
+                <w:rFonts w:ascii="Consolas" w:hAnsi="Consolas" w:eastAsia="Consolas"/>
+                <w:b w:val="0"/>
+                <w:sz w:val="16"/>
+              </w:rPr>
+              <w:t>CACHED_INPUT_RATE = ...</w:t>
+            </w:r>
+          </w:p>
+          <w:p>
+            <w:pPr>
+              <w:spacing w:before="0" w:after="0" w:line="240" w:lineRule="auto"/>
+              <w:ind w:left="567" w:hanging="567"/>
+            </w:pPr>
+            <w:r>
+              <w:rPr>
+                <w:rFonts w:ascii="Consolas" w:hAnsi="Consolas" w:eastAsia="Consolas"/>
+                <w:b w:val="0"/>
+                <w:color w:val="5B6875"/>
+                <w:sz w:val="16"/>
+              </w:rPr>
+              <w:t xml:space="preserve">   6  </w:t>
+            </w:r>
+            <w:r>
+              <w:rPr>
+                <w:rFonts w:ascii="Consolas" w:hAnsi="Consolas" w:eastAsia="Consolas"/>
+                <w:b w:val="0"/>
+                <w:sz w:val="16"/>
+              </w:rPr>
+              <w:t xml:space="preserve"> </w:t>
+            </w:r>
+          </w:p>
+          <w:p>
+            <w:pPr>
+              <w:spacing w:before="0" w:after="0" w:line="240" w:lineRule="auto"/>
+              <w:ind w:left="567" w:hanging="567"/>
+            </w:pPr>
+            <w:r>
+              <w:rPr>
+                <w:rFonts w:ascii="Consolas" w:hAnsi="Consolas" w:eastAsia="Consolas"/>
+                <w:b w:val="0"/>
+                <w:color w:val="5B6875"/>
+                <w:sz w:val="16"/>
+              </w:rPr>
+              <w:t xml:space="preserve">   7  </w:t>
+            </w:r>
+            <w:r>
+              <w:rPr>
+                <w:rFonts w:ascii="Consolas" w:hAnsi="Consolas" w:eastAsia="Consolas"/>
+                <w:b w:val="0"/>
+                <w:sz w:val="16"/>
+              </w:rPr>
+              <w:t># Module constant.</w:t>
+            </w:r>
+          </w:p>
+          <w:p>
+            <w:pPr>
+              <w:spacing w:before="0" w:after="0" w:line="240" w:lineRule="auto"/>
+              <w:ind w:left="567" w:hanging="567"/>
+            </w:pPr>
+            <w:r>
+              <w:rPr>
+                <w:rFonts w:ascii="Consolas" w:hAnsi="Consolas" w:eastAsia="Consolas"/>
+                <w:b w:val="0"/>
+                <w:color w:val="5B6875"/>
+                <w:sz w:val="16"/>
+              </w:rPr>
+              <w:t xml:space="preserve">   8  </w:t>
+            </w:r>
+            <w:r>
+              <w:rPr>
+                <w:rFonts w:ascii="Consolas" w:hAnsi="Consolas" w:eastAsia="Consolas"/>
+                <w:b w:val="0"/>
+                <w:sz w:val="16"/>
+              </w:rPr>
+              <w:t>OUTPUT_RATE = ...</w:t>
+            </w:r>
+          </w:p>
+          <w:p>
+            <w:pPr>
+              <w:spacing w:before="0" w:after="0" w:line="240" w:lineRule="auto"/>
+              <w:ind w:left="567" w:hanging="567"/>
+            </w:pPr>
+            <w:r>
+              <w:rPr>
+                <w:rFonts w:ascii="Consolas" w:hAnsi="Consolas" w:eastAsia="Consolas"/>
+                <w:b w:val="0"/>
+                <w:color w:val="5B6875"/>
+                <w:sz w:val="16"/>
+              </w:rPr>
+              <w:t xml:space="preserve">   9  </w:t>
+            </w:r>
+            <w:r>
+              <w:rPr>
+                <w:rFonts w:ascii="Consolas" w:hAnsi="Consolas" w:eastAsia="Consolas"/>
+                <w:b w:val="0"/>
+                <w:sz w:val="16"/>
+              </w:rPr>
+              <w:t xml:space="preserve"> </w:t>
+            </w:r>
+          </w:p>
+          <w:p>
+            <w:pPr>
+              <w:spacing w:before="0" w:after="0" w:line="240" w:lineRule="auto"/>
+              <w:ind w:left="567" w:hanging="567"/>
+            </w:pPr>
+            <w:r>
+              <w:rPr>
+                <w:rFonts w:ascii="Consolas" w:hAnsi="Consolas" w:eastAsia="Consolas"/>
+                <w:b w:val="0"/>
+                <w:color w:val="5B6875"/>
+                <w:sz w:val="16"/>
+              </w:rPr>
+              <w:t xml:space="preserve">  10  </w:t>
+            </w:r>
+            <w:r>
+              <w:rPr>
+                <w:rFonts w:ascii="Consolas" w:hAnsi="Consolas" w:eastAsia="Consolas"/>
+                <w:b w:val="0"/>
+                <w:sz w:val="16"/>
+              </w:rPr>
+              <w:t># Module constant.</w:t>
+            </w:r>
+          </w:p>
+          <w:p>
+            <w:pPr>
+              <w:spacing w:before="0" w:after="0" w:line="240" w:lineRule="auto"/>
+              <w:ind w:left="567" w:hanging="567"/>
+            </w:pPr>
+            <w:r>
+              <w:rPr>
+                <w:rFonts w:ascii="Consolas" w:hAnsi="Consolas" w:eastAsia="Consolas"/>
+                <w:b w:val="0"/>
+                <w:color w:val="5B6875"/>
+                <w:sz w:val="16"/>
+              </w:rPr>
+              <w:t xml:space="preserve">  11  </w:t>
+            </w:r>
+            <w:r>
+              <w:rPr>
+                <w:rFonts w:ascii="Consolas" w:hAnsi="Consolas" w:eastAsia="Consolas"/>
+                <w:b w:val="0"/>
+                <w:sz w:val="16"/>
+              </w:rPr>
+              <w:t>TOKENS_PER_UNIT = ...</w:t>
+            </w:r>
+          </w:p>
+          <w:p>
+            <w:pPr>
+              <w:spacing w:before="0" w:after="0" w:line="240" w:lineRule="auto"/>
+              <w:ind w:left="567" w:hanging="567"/>
+            </w:pPr>
+            <w:r>
+              <w:rPr>
+                <w:rFonts w:ascii="Consolas" w:hAnsi="Consolas" w:eastAsia="Consolas"/>
+                <w:b w:val="0"/>
+                <w:color w:val="5B6875"/>
+                <w:sz w:val="16"/>
+              </w:rPr>
+              <w:t xml:space="preserve">  12  </w:t>
+            </w:r>
+            <w:r>
+              <w:rPr>
+                <w:rFonts w:ascii="Consolas" w:hAnsi="Consolas" w:eastAsia="Consolas"/>
+                <w:b w:val="0"/>
+                <w:sz w:val="16"/>
+              </w:rPr>
+              <w:t xml:space="preserve"> </w:t>
+            </w:r>
+          </w:p>
+          <w:p>
+            <w:pPr>
+              <w:spacing w:before="0" w:after="0" w:line="240" w:lineRule="auto"/>
+              <w:ind w:left="567" w:hanging="567"/>
+            </w:pPr>
+            <w:r>
+              <w:rPr>
+                <w:rFonts w:ascii="Consolas" w:hAnsi="Consolas" w:eastAsia="Consolas"/>
+                <w:b w:val="0"/>
+                <w:color w:val="5B6875"/>
+                <w:sz w:val="16"/>
+              </w:rPr>
+              <w:t xml:space="preserve">  13  </w:t>
+            </w:r>
+            <w:r>
+              <w:rPr>
+                <w:rFonts w:ascii="Consolas" w:hAnsi="Consolas" w:eastAsia="Consolas"/>
+                <w:b w:val="0"/>
+                <w:sz w:val="16"/>
+              </w:rPr>
+              <w:t># CU seconds for one Copilot request at the published token rates.</w:t>
+            </w:r>
+          </w:p>
+          <w:p>
+            <w:pPr>
+              <w:spacing w:before="0" w:after="0" w:line="240" w:lineRule="auto"/>
+              <w:ind w:left="567" w:hanging="567"/>
+            </w:pPr>
+            <w:r>
+              <w:rPr>
+                <w:rFonts w:ascii="Consolas" w:hAnsi="Consolas" w:eastAsia="Consolas"/>
+                <w:b w:val="0"/>
+                <w:color w:val="5B6875"/>
+                <w:sz w:val="16"/>
+              </w:rPr>
+              <w:t xml:space="preserve">  14  </w:t>
+            </w:r>
+            <w:r>
+              <w:rPr>
+                <w:rFonts w:ascii="Consolas" w:hAnsi="Consolas" w:eastAsia="Consolas"/>
+                <w:b w:val="0"/>
+                <w:sz w:val="16"/>
+              </w:rPr>
+              <w:t>def copilot_cu_seconds(</w:t>
+            </w:r>
+          </w:p>
+          <w:p>
+            <w:pPr>
+              <w:spacing w:before="0" w:after="0" w:line="240" w:lineRule="auto"/>
+              <w:ind w:left="567" w:hanging="567"/>
+            </w:pPr>
+            <w:r>
+              <w:rPr>
+                <w:rFonts w:ascii="Consolas" w:hAnsi="Consolas" w:eastAsia="Consolas"/>
+                <w:b w:val="0"/>
+                <w:color w:val="5B6875"/>
+                <w:sz w:val="16"/>
+              </w:rPr>
+              <w:t xml:space="preserve">  15  </w:t>
+            </w:r>
+            <w:r>
+              <w:rPr>
+                <w:rFonts w:ascii="Consolas" w:hAnsi="Consolas" w:eastAsia="Consolas"/>
+                <w:b w:val="0"/>
+                <w:sz w:val="16"/>
+              </w:rPr>
+              <w:t xml:space="preserve">    input_tokens: int,</w:t>
+            </w:r>
+          </w:p>
+          <w:p>
+            <w:pPr>
+              <w:spacing w:before="0" w:after="0" w:line="240" w:lineRule="auto"/>
+              <w:ind w:left="567" w:hanging="567"/>
+            </w:pPr>
+            <w:r>
+              <w:rPr>
+                <w:rFonts w:ascii="Consolas" w:hAnsi="Consolas" w:eastAsia="Consolas"/>
+                <w:b w:val="0"/>
+                <w:color w:val="5B6875"/>
+                <w:sz w:val="16"/>
+              </w:rPr>
+              <w:t xml:space="preserve">  16  </w:t>
+            </w:r>
+            <w:r>
+              <w:rPr>
+                <w:rFonts w:ascii="Consolas" w:hAnsi="Consolas" w:eastAsia="Consolas"/>
+                <w:b w:val="0"/>
+                <w:sz w:val="16"/>
+              </w:rPr>
+              <w:t xml:space="preserve">    output_tokens: int,</w:t>
+            </w:r>
+          </w:p>
+          <w:p>
+            <w:pPr>
+              <w:spacing w:before="0" w:after="0" w:line="240" w:lineRule="auto"/>
+              <w:ind w:left="567" w:hanging="567"/>
+            </w:pPr>
+            <w:r>
+              <w:rPr>
+                <w:rFonts w:ascii="Consolas" w:hAnsi="Consolas" w:eastAsia="Consolas"/>
+                <w:b w:val="0"/>
+                <w:color w:val="5B6875"/>
+                <w:sz w:val="16"/>
+              </w:rPr>
+              <w:t xml:space="preserve">  17  </w:t>
+            </w:r>
+            <w:r>
+              <w:rPr>
+                <w:rFonts w:ascii="Consolas" w:hAnsi="Consolas" w:eastAsia="Consolas"/>
+                <w:b w:val="0"/>
+                <w:sz w:val="16"/>
+              </w:rPr>
+              <w:t xml:space="preserve">    cached_input_tokens: int = 0,</w:t>
+            </w:r>
+          </w:p>
+          <w:p>
+            <w:pPr>
+              <w:spacing w:before="0" w:after="0" w:line="240" w:lineRule="auto"/>
+              <w:ind w:left="567" w:hanging="567"/>
+            </w:pPr>
+            <w:r>
+              <w:rPr>
+                <w:rFonts w:ascii="Consolas" w:hAnsi="Consolas" w:eastAsia="Consolas"/>
+                <w:b w:val="0"/>
+                <w:color w:val="5B6875"/>
+                <w:sz w:val="16"/>
+              </w:rPr>
+              <w:t xml:space="preserve">  18  </w:t>
+            </w:r>
+            <w:r>
+              <w:rPr>
+                <w:rFonts w:ascii="Consolas" w:hAnsi="Consolas" w:eastAsia="Consolas"/>
+                <w:b w:val="0"/>
+                <w:sz w:val="16"/>
+              </w:rPr>
+              <w:t>) -&gt; float: ...</w:t>
             </w:r>
           </w:p>
         </w:tc>
@@ -1342,508 +1767,12 @@
     </w:tbl>
     <w:p/>
     <w:p>
-      <w:pPr>
-        <w:pStyle w:val="Heading5"/>
-      </w:pPr>
-      <w:r>
-        <w:t>Exercise 5. Architecture design (level 4)</w:t>
-      </w:r>
-    </w:p>
-    <w:p>
-      <w:r>
-        <w:rPr>
-          <w:b w:val="0"/>
-          <w:i w:val="0"/>
-        </w:rPr>
-        <w:t>Your organisation wants Copilot for its data-engineering team only, on an F16 capacity, with an audit trail of which Copilot features the pipelines depend on.</w:t>
-      </w:r>
-    </w:p>
-    <w:p>
-      <w:r>
-        <w:rPr>
-          <w:b w:val="0"/>
-          <w:i w:val="0"/>
-        </w:rPr>
-        <w:t>Options: Enabled for the data-engineering security group, Enabled for the whole organisation.</w:t>
-      </w:r>
-    </w:p>
-    <w:p>
-      <w:pPr>
-        <w:pStyle w:val="ListNumber"/>
-      </w:pPr>
-      <w:r>
-        <w:rPr>
-          <w:b w:val="0"/>
-          <w:i w:val="0"/>
-        </w:rPr>
-        <w:t>Tenant setting scope</w:t>
-      </w:r>
-    </w:p>
-    <w:p>
-      <w:pPr>
-        <w:pStyle w:val="ListNumber"/>
-      </w:pPr>
-      <w:r>
-        <w:rPr>
-          <w:b w:val="0"/>
-          <w:i w:val="0"/>
-        </w:rPr>
-        <w:t>Design record</w:t>
-      </w:r>
-    </w:p>
-    <w:p>
-      <w:pPr>
-        <w:pStyle w:val="ListNumber"/>
-      </w:pPr>
-      <w:r>
-        <w:rPr>
-          <w:b w:val="0"/>
-          <w:i w:val="0"/>
-        </w:rPr>
-        <w:t>Copilot output in production</w:t>
-      </w:r>
-    </w:p>
-    <w:p>
-      <w:pPr>
-        <w:pStyle w:val="Heading4"/>
-      </w:pPr>
-      <w:r>
-        <w:t>Sources</w:t>
-      </w:r>
-    </w:p>
-    <w:p>
-      <w:pPr>
-        <w:pStyle w:val="ListBullet"/>
-      </w:pPr>
-      <w:r>
-        <w:rPr>
-          <w:b w:val="0"/>
-          <w:i w:val="0"/>
-        </w:rPr>
-        <w:t>Copilot requires a paid F2+ or P1+ capacity in a supported region; tenant settings scoped to security groups; cross-geo processing settings; stops after trial expiry. (verified: https://learn.microsoft.com/en-us/fabric/fundamentals/copilot-enable-fabric (updated 2026-08-10); troubleshoot-copilot-unavailable-after-trial (updated 2026-07-10))</w:t>
-      </w:r>
-    </w:p>
-    <w:p>
-      <w:pPr>
-        <w:pStyle w:val="ListBullet"/>
-      </w:pPr>
-      <w:r>
-        <w:rPr>
-          <w:b w:val="0"/>
-          <w:i w:val="0"/>
-        </w:rPr>
-        <w:t>Release status: notebooks preview, Data Factory GA, Warehouse SQL Copilot preview, Power BI semantic models and reports GA. Data agent GA per its concept page; the release-status page lists it in a Data Science row marked preview alongside AI functions. (verified: https://learn.microsoft.com/en-us/fabric/fundamentals/copilot-ai-feature-state (updated 2026-06-19); data-science/concept-data-agent (updated 2026-05-11))</w:t>
-      </w:r>
-    </w:p>
-    <w:p>
-      <w:pPr>
-        <w:pStyle w:val="ListBullet"/>
-      </w:pPr>
-      <w:r>
-        <w:rPr>
-          <w:b w:val="0"/>
-          <w:i w:val="0"/>
-        </w:rPr>
-        <w:t>Copilot consumption: 100 CU seconds per 1,000 input tokens, 10 cached input, 400 output; about 1,000 tokens = 750 words; background operation smoothed over 24 hours; worked example 400 CU seconds. (verified: https://learn.microsoft.com/en-us/fabric/fundamentals/copilot-fabric-consumption (updated 2026-05-22))</w:t>
-      </w:r>
-    </w:p>
-    <w:p>
-      <w:pPr>
-        <w:pStyle w:val="ListBullet"/>
-      </w:pPr>
-      <w:r>
-        <w:rPr>
-          <w:b w:val="0"/>
-          <w:i w:val="0"/>
-        </w:rPr>
-        <w:t>Data not used to train models; output is sometimes inaccurate and should be reviewed by people able to evaluate it. (verified: https://learn.microsoft.com/en-us/fabric/fundamentals/copilot-privacy-security (updated 2025-06-25))</w:t>
-      </w:r>
-    </w:p>
-    <w:p>
-      <w:pPr>
-        <w:pStyle w:val="Heading3"/>
-      </w:pPr>
-      <w:r>
-        <w:t>C8-L2 Data agents, questions in plain language</w:t>
-      </w:r>
-    </w:p>
-    <w:p>
-      <w:pPr>
-        <w:pStyle w:val="Heading4"/>
-      </w:pPr>
-      <w:r>
-        <w:t>Concept</w:t>
-      </w:r>
-    </w:p>
-    <w:p>
-      <w:r>
-        <w:rPr>
-          <w:b w:val="0"/>
-          <w:i w:val="0"/>
-        </w:rPr>
-        <w:t xml:space="preserve">A </w:t>
-      </w:r>
-      <w:r>
-        <w:rPr>
-          <w:b/>
-          <w:i w:val="0"/>
-        </w:rPr>
-        <w:t>Fabric data agent</w:t>
-      </w:r>
-      <w:r>
-        <w:rPr>
-          <w:b w:val="0"/>
-          <w:i w:val="0"/>
-        </w:rPr>
-        <w:t xml:space="preserve"> (GA, Microsoft Learn, checked September 2026) answers questions in plain language over your data. It picks a data source, writes a query and runs it:</w:t>
-      </w:r>
-    </w:p>
-    <w:p>
-      <w:pPr>
-        <w:pStyle w:val="ListBullet"/>
-      </w:pPr>
-      <w:r>
-        <w:rPr>
-          <w:b/>
-          <w:i w:val="0"/>
-        </w:rPr>
-        <w:t>SQL</w:t>
-      </w:r>
-      <w:r>
-        <w:rPr>
-          <w:b w:val="0"/>
-          <w:i w:val="0"/>
-        </w:rPr>
-        <w:t xml:space="preserve"> for lakehouses and warehouses.</w:t>
-      </w:r>
-    </w:p>
-    <w:p>
-      <w:pPr>
-        <w:pStyle w:val="ListBullet"/>
-      </w:pPr>
-      <w:r>
-        <w:rPr>
-          <w:b/>
-          <w:i w:val="0"/>
-        </w:rPr>
-        <w:t>DAX</w:t>
-      </w:r>
-      <w:r>
-        <w:rPr>
-          <w:b w:val="0"/>
-          <w:i w:val="0"/>
-        </w:rPr>
-        <w:t xml:space="preserve"> for Power BI semantic models.</w:t>
-      </w:r>
-    </w:p>
-    <w:p>
-      <w:pPr>
-        <w:pStyle w:val="ListBullet"/>
-      </w:pPr>
-      <w:r>
-        <w:rPr>
-          <w:b/>
-          <w:i w:val="0"/>
-        </w:rPr>
-        <w:t>KQL</w:t>
-      </w:r>
-      <w:r>
-        <w:rPr>
-          <w:b w:val="0"/>
-          <w:i w:val="0"/>
-        </w:rPr>
-        <w:t xml:space="preserve"> for KQL databases in an eventhouse.</w:t>
-      </w:r>
-    </w:p>
-    <w:p>
-      <w:r>
-        <w:rPr>
-          <w:b w:val="0"/>
-          <w:i w:val="0"/>
-        </w:rPr>
-        <w:t xml:space="preserve">One agent takes up to </w:t>
-      </w:r>
-      <w:r>
-        <w:rPr>
-          <w:b/>
-          <w:i w:val="0"/>
-        </w:rPr>
-        <w:t>five data sources</w:t>
-      </w:r>
-      <w:r>
-        <w:rPr>
-          <w:b w:val="0"/>
-          <w:i w:val="0"/>
-        </w:rPr>
-        <w:t>. Users do not write the query, but the query is still what decides the answer.</w:t>
-      </w:r>
-    </w:p>
-    <w:p>
-      <w:r>
-        <w:rPr>
-          <w:b w:val="0"/>
-          <w:i w:val="0"/>
-        </w:rPr>
-        <w:t>Three rules keep it safe:</w:t>
-      </w:r>
-    </w:p>
-    <w:p>
-      <w:pPr>
-        <w:pStyle w:val="ListBullet"/>
-      </w:pPr>
-      <w:r>
-        <w:rPr>
-          <w:b/>
-          <w:i w:val="0"/>
-        </w:rPr>
-        <w:t>Read-only.</w:t>
-      </w:r>
-      <w:r>
-        <w:rPr>
-          <w:b w:val="0"/>
-          <w:i w:val="0"/>
-        </w:rPr>
-        <w:t xml:space="preserve"> The agent generates only read queries. It never creates, updates or deletes data, and it does not run notebooks or other write workflows.</w:t>
-      </w:r>
-    </w:p>
-    <w:p>
-      <w:pPr>
-        <w:pStyle w:val="ListBullet"/>
-      </w:pPr>
-      <w:r>
-        <w:rPr>
-          <w:b/>
-          <w:i w:val="0"/>
-        </w:rPr>
-        <w:t>The user's permissions.</w:t>
-      </w:r>
-      <w:r>
-        <w:rPr>
-          <w:b w:val="0"/>
-          <w:i w:val="0"/>
-        </w:rPr>
-        <w:t xml:space="preserve"> The agent runs with the credentials of the person asking, so each user only reaches data they already have access to.</w:t>
-      </w:r>
-    </w:p>
-    <w:p>
-      <w:pPr>
-        <w:pStyle w:val="ListBullet"/>
-      </w:pPr>
-      <w:r>
-        <w:rPr>
-          <w:b/>
-          <w:i w:val="0"/>
-        </w:rPr>
-        <w:t>No unstructured files.</w:t>
-      </w:r>
-      <w:r>
-        <w:rPr>
-          <w:b w:val="0"/>
-          <w:i w:val="0"/>
-        </w:rPr>
-        <w:t xml:space="preserve"> PDFs, Word documents and text files are not supported sources.</w:t>
-      </w:r>
-    </w:p>
-    <w:p>
-      <w:r>
-        <w:rPr>
-          <w:b w:val="0"/>
-          <w:i w:val="0"/>
-        </w:rPr>
-        <w:t>The agent is only as good as the context you give it. Microsoft's guidance:</w:t>
-      </w:r>
-    </w:p>
-    <w:p>
-      <w:pPr>
-        <w:pStyle w:val="ListBullet"/>
-      </w:pPr>
-      <w:r>
-        <w:rPr>
-          <w:b/>
-          <w:i w:val="0"/>
-        </w:rPr>
-        <w:t>Select only the tables and columns</w:t>
-      </w:r>
-      <w:r>
-        <w:rPr>
-          <w:b w:val="0"/>
-          <w:i w:val="0"/>
-        </w:rPr>
-        <w:t xml:space="preserve"> the agent needs. Every extra table is another chance to pick the wrong one.</w:t>
-      </w:r>
-    </w:p>
-    <w:p>
-      <w:pPr>
-        <w:pStyle w:val="ListBullet"/>
-      </w:pPr>
-      <w:r>
-        <w:rPr>
-          <w:b/>
-          <w:i w:val="0"/>
-        </w:rPr>
-        <w:t>Use clear names</w:t>
-      </w:r>
-      <w:r>
-        <w:rPr>
-          <w:b w:val="0"/>
-          <w:i w:val="0"/>
-        </w:rPr>
-        <w:t xml:space="preserve"> such as </w:t>
-      </w:r>
-      <w:r>
-        <w:rPr>
-          <w:rFonts w:ascii="Consolas" w:hAnsi="Consolas" w:eastAsia="Consolas"/>
-          <w:b w:val="0"/>
-          <w:sz w:val="19"/>
-        </w:rPr>
-        <w:t>order_submission_date</w:t>
-      </w:r>
-      <w:r>
-        <w:rPr>
-          <w:b w:val="0"/>
-          <w:i w:val="0"/>
-        </w:rPr>
-        <w:t xml:space="preserve">, not </w:t>
-      </w:r>
-      <w:r>
-        <w:rPr>
-          <w:rFonts w:ascii="Consolas" w:hAnsi="Consolas" w:eastAsia="Consolas"/>
-          <w:b w:val="0"/>
-          <w:sz w:val="19"/>
-        </w:rPr>
-        <w:t>date1</w:t>
-      </w:r>
-      <w:r>
-        <w:rPr>
-          <w:b w:val="0"/>
-          <w:i w:val="0"/>
-        </w:rPr>
-        <w:t>.</w:t>
-      </w:r>
-    </w:p>
-    <w:p>
-      <w:pPr>
-        <w:pStyle w:val="ListBullet"/>
-      </w:pPr>
-      <w:r>
-        <w:rPr>
-          <w:b/>
-          <w:i w:val="0"/>
-        </w:rPr>
-        <w:t>Write instructions</w:t>
-      </w:r>
-      <w:r>
-        <w:rPr>
-          <w:b w:val="0"/>
-          <w:i w:val="0"/>
-        </w:rPr>
-        <w:t xml:space="preserve"> that explain business terms and which source answers which kind of question.</w:t>
-      </w:r>
-    </w:p>
-    <w:p>
-      <w:pPr>
-        <w:pStyle w:val="ListBullet"/>
-      </w:pPr>
-      <w:r>
-        <w:rPr>
-          <w:b/>
-          <w:i w:val="0"/>
-        </w:rPr>
-        <w:t>Add example queries</w:t>
-      </w:r>
-      <w:r>
-        <w:rPr>
-          <w:b w:val="0"/>
-          <w:i w:val="0"/>
-        </w:rPr>
-        <w:t>: question and query pairs. Each example is validated against the schema, and invalid ones are not used. Lakehouses, warehouses and KQL databases support examples. Semantic models do not.</w:t>
-      </w:r>
-    </w:p>
-    <w:p>
-      <w:r>
-        <w:rPr>
-          <w:b w:val="0"/>
-          <w:i w:val="0"/>
-        </w:rPr>
-        <w:t xml:space="preserve">Then </w:t>
-      </w:r>
-      <w:r>
-        <w:rPr>
-          <w:b/>
-          <w:i w:val="0"/>
-        </w:rPr>
-        <w:t>evaluate</w:t>
-      </w:r>
-      <w:r>
-        <w:rPr>
-          <w:b w:val="0"/>
-          <w:i w:val="0"/>
-        </w:rPr>
-        <w:t xml:space="preserve"> the agent. Build a ground-truth set of questions with known answers, run them through the agent, and measure how many it gets right. The </w:t>
-      </w:r>
-      <w:r>
-        <w:rPr>
-          <w:rFonts w:ascii="Consolas" w:hAnsi="Consolas" w:eastAsia="Consolas"/>
-          <w:b w:val="0"/>
-          <w:sz w:val="19"/>
-        </w:rPr>
-        <w:t>fabric-data-agent-sdk</w:t>
-      </w:r>
-      <w:r>
-        <w:rPr>
-          <w:b w:val="0"/>
-          <w:i w:val="0"/>
-        </w:rPr>
-        <w:t xml:space="preserve"> package provides an evaluation API for this. Rerun the set after every change to instructions, examples or schema.</w:t>
-      </w:r>
-    </w:p>
-    <w:p>
-      <w:r>
-        <w:rPr>
-          <w:b w:val="0"/>
-          <w:i w:val="0"/>
-        </w:rPr>
-        <w:t>Every query costs tokens. Instructions, example queries and conversation history all add to the input and so to CU use.</w:t>
-      </w:r>
-    </w:p>
-    <w:p>
-      <w:pPr>
-        <w:pStyle w:val="Heading4"/>
-      </w:pPr>
-      <w:r>
-        <w:t>Why it matters</w:t>
-      </w:r>
-    </w:p>
-    <w:p>
-      <w:r>
-        <w:rPr>
-          <w:b w:val="0"/>
-          <w:i w:val="0"/>
-        </w:rPr>
-        <w:t xml:space="preserve">A sales team published a data agent over a lakehouse with 60 tables, including three with a column called </w:t>
-      </w:r>
-      <w:r>
-        <w:rPr>
-          <w:rFonts w:ascii="Consolas" w:hAnsi="Consolas" w:eastAsia="Consolas"/>
-          <w:b w:val="0"/>
-          <w:sz w:val="19"/>
-        </w:rPr>
-        <w:t>revenue</w:t>
-      </w:r>
-      <w:r>
-        <w:rPr>
-          <w:b w:val="0"/>
-          <w:i w:val="0"/>
-        </w:rPr>
-        <w:t>: gross, net and forecast. "What was revenue last quarter?" returned the forecast. Nobody noticed for a month. Selecting only the net-revenue table, plus an instruction defining revenue as net of returns, fixed it. A 20-question ground-truth test would have caught it on day one.</w:t>
-      </w:r>
-    </w:p>
-    <w:p>
-      <w:pPr>
-        <w:pStyle w:val="Heading4"/>
-      </w:pPr>
-      <w:r>
-        <w:t>Worked example: weak code</w:t>
+      <w:r>
+        <w:rPr>
+          <w:b w:val="0"/>
+          <w:i w:val="0"/>
+        </w:rPr>
+        <w:t>Starter code:</w:t>
       </w:r>
     </w:p>
     <w:tbl>
@@ -1869,19 +1798,19 @@
             <w:r>
               <w:rPr>
                 <w:rFonts w:ascii="Consolas" w:hAnsi="Consolas" w:eastAsia="Consolas"/>
-                <w:b/>
+                <w:b w:val="0"/>
                 <w:color w:val="5B6875"/>
                 <w:sz w:val="16"/>
               </w:rPr>
-              <w:t xml:space="preserve"> [1]  </w:t>
-            </w:r>
-            <w:r>
-              <w:rPr>
-                <w:rFonts w:ascii="Consolas" w:hAnsi="Consolas" w:eastAsia="Consolas"/>
-                <w:b w:val="0"/>
-                <w:sz w:val="16"/>
-              </w:rPr>
-              <w:t>Sources: sales_lakehouse (all 60 tables)</w:t>
+              <w:t xml:space="preserve">   1  </w:t>
+            </w:r>
+            <w:r>
+              <w:rPr>
+                <w:rFonts w:ascii="Consolas" w:hAnsi="Consolas" w:eastAsia="Consolas"/>
+                <w:b w:val="0"/>
+                <w:sz w:val="16"/>
+              </w:rPr>
+              <w:t>def copilot_cu_seconds(input_tokens, output_tokens, cached_input_tokens=0):</w:t>
             </w:r>
           </w:p>
           <w:p>
@@ -1904,92 +1833,476 @@
                 <w:b w:val="0"/>
                 <w:sz w:val="16"/>
               </w:rPr>
-              <w:t>Instructions: (none)</w:t>
-            </w:r>
-          </w:p>
-          <w:p>
-            <w:pPr>
-              <w:spacing w:before="0" w:after="0" w:line="240" w:lineRule="auto"/>
-              <w:ind w:left="567" w:hanging="567"/>
-            </w:pPr>
-            <w:r>
-              <w:rPr>
-                <w:rFonts w:ascii="Consolas" w:hAnsi="Consolas" w:eastAsia="Consolas"/>
-                <w:b w:val="0"/>
-                <w:color w:val="5B6875"/>
-                <w:sz w:val="16"/>
-              </w:rPr>
-              <w:t xml:space="preserve">   3  </w:t>
-            </w:r>
-            <w:r>
-              <w:rPr>
-                <w:rFonts w:ascii="Consolas" w:hAnsi="Consolas" w:eastAsia="Consolas"/>
-                <w:b w:val="0"/>
-                <w:sz w:val="16"/>
-              </w:rPr>
-              <w:t>Example queries: (none)</w:t>
-            </w:r>
-          </w:p>
-          <w:p>
-            <w:pPr>
-              <w:spacing w:before="0" w:after="0" w:line="240" w:lineRule="auto"/>
-              <w:ind w:left="567" w:hanging="567"/>
-            </w:pPr>
-            <w:r>
-              <w:rPr>
-                <w:rFonts w:ascii="Consolas" w:hAnsi="Consolas" w:eastAsia="Consolas"/>
-                <w:b/>
-                <w:color w:val="5B6875"/>
-                <w:sz w:val="16"/>
-              </w:rPr>
-              <w:t xml:space="preserve"> [2]  </w:t>
-            </w:r>
-            <w:r>
-              <w:rPr>
-                <w:rFonts w:ascii="Consolas" w:hAnsi="Consolas" w:eastAsia="Consolas"/>
-                <w:b w:val="0"/>
-                <w:sz w:val="16"/>
-              </w:rPr>
-              <w:t>Testing: tried three questions in the chat, looked fine</w:t>
+              <w:t xml:space="preserve">    return (input_tokens + output_tokens) * 100 / 1000</w:t>
             </w:r>
           </w:p>
         </w:tc>
       </w:tr>
     </w:tbl>
+    <w:p/>
+    <w:p>
+      <w:pPr>
+        <w:pStyle w:val="Heading5"/>
+      </w:pPr>
+      <w:r>
+        <w:t>Exercise 5. Architecture design (level 4)</w:t>
+      </w:r>
+    </w:p>
+    <w:p>
+      <w:r>
+        <w:rPr>
+          <w:b w:val="0"/>
+          <w:i w:val="0"/>
+        </w:rPr>
+        <w:t>Your organisation wants Copilot for its data-engineering team only, on an F16 capacity, with an audit trail of which Copilot features the pipelines depend on.</w:t>
+      </w:r>
+    </w:p>
+    <w:p>
+      <w:r>
+        <w:rPr>
+          <w:b w:val="0"/>
+          <w:i w:val="0"/>
+        </w:rPr>
+        <w:t>Options: Enabled for the data-engineering security group, Enabled for the whole organisation.</w:t>
+      </w:r>
+    </w:p>
     <w:p>
       <w:pPr>
         <w:pStyle w:val="ListNumber"/>
       </w:pPr>
       <w:r>
         <w:rPr>
+          <w:b w:val="0"/>
+          <w:i w:val="0"/>
+        </w:rPr>
+        <w:t>Tenant setting scope</w:t>
+      </w:r>
+    </w:p>
+    <w:p>
+      <w:pPr>
+        <w:pStyle w:val="ListNumber"/>
+      </w:pPr>
+      <w:r>
+        <w:rPr>
+          <w:b w:val="0"/>
+          <w:i w:val="0"/>
+        </w:rPr>
+        <w:t>Design record</w:t>
+      </w:r>
+    </w:p>
+    <w:p>
+      <w:pPr>
+        <w:pStyle w:val="ListNumber"/>
+      </w:pPr>
+      <w:r>
+        <w:rPr>
+          <w:b w:val="0"/>
+          <w:i w:val="0"/>
+        </w:rPr>
+        <w:t>Copilot output in production</w:t>
+      </w:r>
+    </w:p>
+    <w:p>
+      <w:pPr>
+        <w:pStyle w:val="Heading4"/>
+      </w:pPr>
+      <w:r>
+        <w:t>Sources</w:t>
+      </w:r>
+    </w:p>
+    <w:p>
+      <w:pPr>
+        <w:pStyle w:val="ListBullet"/>
+      </w:pPr>
+      <w:r>
+        <w:rPr>
+          <w:b w:val="0"/>
+          <w:i w:val="0"/>
+        </w:rPr>
+        <w:t>Copilot requires a paid F2+ or P1+ capacity in a supported region; tenant settings scoped to security groups; cross-geo processing settings; stops after trial expiry. (verified: https://learn.microsoft.com/en-us/fabric/fundamentals/copilot-enable-fabric (updated 2026-08-10); troubleshoot-copilot-unavailable-after-trial (updated 2026-07-10))</w:t>
+      </w:r>
+    </w:p>
+    <w:p>
+      <w:pPr>
+        <w:pStyle w:val="ListBullet"/>
+      </w:pPr>
+      <w:r>
+        <w:rPr>
+          <w:b w:val="0"/>
+          <w:i w:val="0"/>
+        </w:rPr>
+        <w:t>Release status: notebooks preview, Data Factory GA, Warehouse SQL Copilot preview, Power BI semantic models and reports GA. Data agent GA per its concept page; the release-status page lists it in a Data Science row marked preview alongside AI functions. (verified: https://learn.microsoft.com/en-us/fabric/fundamentals/copilot-ai-feature-state (updated 2026-06-19); data-science/concept-data-agent (updated 2026-05-11))</w:t>
+      </w:r>
+    </w:p>
+    <w:p>
+      <w:pPr>
+        <w:pStyle w:val="ListBullet"/>
+      </w:pPr>
+      <w:r>
+        <w:rPr>
+          <w:b w:val="0"/>
+          <w:i w:val="0"/>
+        </w:rPr>
+        <w:t>Copilot consumption: 100 CU seconds per 1,000 input tokens, 10 cached input, 400 output; about 1,000 tokens = 750 words; background operation smoothed over 24 hours; worked example 400 CU seconds. (verified: https://learn.microsoft.com/en-us/fabric/fundamentals/copilot-fabric-consumption (updated 2026-05-22))</w:t>
+      </w:r>
+    </w:p>
+    <w:p>
+      <w:pPr>
+        <w:pStyle w:val="ListBullet"/>
+      </w:pPr>
+      <w:r>
+        <w:rPr>
+          <w:b w:val="0"/>
+          <w:i w:val="0"/>
+        </w:rPr>
+        <w:t>Data not used to train models; output is sometimes inaccurate and should be reviewed by people able to evaluate it. (verified: https://learn.microsoft.com/en-us/fabric/fundamentals/copilot-privacy-security (updated 2025-06-25))</w:t>
+      </w:r>
+    </w:p>
+    <w:p>
+      <w:pPr>
+        <w:pStyle w:val="Heading3"/>
+      </w:pPr>
+      <w:r>
+        <w:t>C8-L2 Data agents, questions in plain language</w:t>
+      </w:r>
+    </w:p>
+    <w:p>
+      <w:pPr>
+        <w:pStyle w:val="Heading4"/>
+      </w:pPr>
+      <w:r>
+        <w:t>Concept</w:t>
+      </w:r>
+    </w:p>
+    <w:p>
+      <w:r>
+        <w:rPr>
+          <w:b w:val="0"/>
+          <w:i w:val="0"/>
+        </w:rPr>
+        <w:t xml:space="preserve">A </w:t>
+      </w:r>
+      <w:r>
+        <w:rPr>
           <w:b/>
-        </w:rPr>
-        <w:t xml:space="preserve">Line 1. </w:t>
-      </w:r>
-      <w:r>
-        <w:rPr>
-          <w:b w:val="0"/>
-          <w:i w:val="0"/>
-        </w:rPr>
-        <w:t>Three revenue columns. The agent picks one.</w:t>
-      </w:r>
-    </w:p>
-    <w:p>
-      <w:pPr>
-        <w:pStyle w:val="ListNumber"/>
+          <w:i w:val="0"/>
+        </w:rPr>
+        <w:t>Fabric data agent</w:t>
+      </w:r>
+      <w:r>
+        <w:rPr>
+          <w:b w:val="0"/>
+          <w:i w:val="0"/>
+        </w:rPr>
+        <w:t xml:space="preserve"> (GA, Microsoft Learn, checked September 2026) answers questions in plain language over your data. It picks a data source, writes a query and runs it:</w:t>
+      </w:r>
+    </w:p>
+    <w:p>
+      <w:pPr>
+        <w:pStyle w:val="ListBullet"/>
       </w:pPr>
       <w:r>
         <w:rPr>
           <w:b/>
-        </w:rPr>
-        <w:t xml:space="preserve">Line 4. </w:t>
-      </w:r>
-      <w:r>
-        <w:rPr>
-          <w:b w:val="0"/>
-          <w:i w:val="0"/>
-        </w:rPr>
-        <w:t>Looking fine is not a measured accuracy.</w:t>
+          <w:i w:val="0"/>
+        </w:rPr>
+        <w:t>SQL</w:t>
+      </w:r>
+      <w:r>
+        <w:rPr>
+          <w:b w:val="0"/>
+          <w:i w:val="0"/>
+        </w:rPr>
+        <w:t xml:space="preserve"> for lakehouses and warehouses.</w:t>
+      </w:r>
+    </w:p>
+    <w:p>
+      <w:pPr>
+        <w:pStyle w:val="ListBullet"/>
+      </w:pPr>
+      <w:r>
+        <w:rPr>
+          <w:b/>
+          <w:i w:val="0"/>
+        </w:rPr>
+        <w:t>DAX</w:t>
+      </w:r>
+      <w:r>
+        <w:rPr>
+          <w:b w:val="0"/>
+          <w:i w:val="0"/>
+        </w:rPr>
+        <w:t xml:space="preserve"> for Power BI semantic models.</w:t>
+      </w:r>
+    </w:p>
+    <w:p>
+      <w:pPr>
+        <w:pStyle w:val="ListBullet"/>
+      </w:pPr>
+      <w:r>
+        <w:rPr>
+          <w:b/>
+          <w:i w:val="0"/>
+        </w:rPr>
+        <w:t>KQL</w:t>
+      </w:r>
+      <w:r>
+        <w:rPr>
+          <w:b w:val="0"/>
+          <w:i w:val="0"/>
+        </w:rPr>
+        <w:t xml:space="preserve"> for KQL databases in an eventhouse.</w:t>
+      </w:r>
+    </w:p>
+    <w:p>
+      <w:r>
+        <w:rPr>
+          <w:b w:val="0"/>
+          <w:i w:val="0"/>
+        </w:rPr>
+        <w:t xml:space="preserve">One agent takes up to </w:t>
+      </w:r>
+      <w:r>
+        <w:rPr>
+          <w:b/>
+          <w:i w:val="0"/>
+        </w:rPr>
+        <w:t>five data sources</w:t>
+      </w:r>
+      <w:r>
+        <w:rPr>
+          <w:b w:val="0"/>
+          <w:i w:val="0"/>
+        </w:rPr>
+        <w:t>. Users do not write the query, but the query is still what decides the answer.</w:t>
+      </w:r>
+    </w:p>
+    <w:p>
+      <w:r>
+        <w:rPr>
+          <w:b w:val="0"/>
+          <w:i w:val="0"/>
+        </w:rPr>
+        <w:t>Three rules keep it safe:</w:t>
+      </w:r>
+    </w:p>
+    <w:p>
+      <w:pPr>
+        <w:pStyle w:val="ListBullet"/>
+      </w:pPr>
+      <w:r>
+        <w:rPr>
+          <w:b/>
+          <w:i w:val="0"/>
+        </w:rPr>
+        <w:t>Read-only.</w:t>
+      </w:r>
+      <w:r>
+        <w:rPr>
+          <w:b w:val="0"/>
+          <w:i w:val="0"/>
+        </w:rPr>
+        <w:t xml:space="preserve"> The agent generates only read queries. It never creates, updates or deletes data, and it does not run notebooks or other write workflows.</w:t>
+      </w:r>
+    </w:p>
+    <w:p>
+      <w:pPr>
+        <w:pStyle w:val="ListBullet"/>
+      </w:pPr>
+      <w:r>
+        <w:rPr>
+          <w:b/>
+          <w:i w:val="0"/>
+        </w:rPr>
+        <w:t>The user's permissions.</w:t>
+      </w:r>
+      <w:r>
+        <w:rPr>
+          <w:b w:val="0"/>
+          <w:i w:val="0"/>
+        </w:rPr>
+        <w:t xml:space="preserve"> The agent runs with the credentials of the person asking, so each user only reaches data they already have access to.</w:t>
+      </w:r>
+    </w:p>
+    <w:p>
+      <w:pPr>
+        <w:pStyle w:val="ListBullet"/>
+      </w:pPr>
+      <w:r>
+        <w:rPr>
+          <w:b/>
+          <w:i w:val="0"/>
+        </w:rPr>
+        <w:t>No unstructured files.</w:t>
+      </w:r>
+      <w:r>
+        <w:rPr>
+          <w:b w:val="0"/>
+          <w:i w:val="0"/>
+        </w:rPr>
+        <w:t xml:space="preserve"> PDFs, Word documents and text files are not supported sources.</w:t>
+      </w:r>
+    </w:p>
+    <w:p>
+      <w:r>
+        <w:rPr>
+          <w:b w:val="0"/>
+          <w:i w:val="0"/>
+        </w:rPr>
+        <w:t>The agent is only as good as the context you give it. Microsoft's guidance:</w:t>
+      </w:r>
+    </w:p>
+    <w:p>
+      <w:pPr>
+        <w:pStyle w:val="ListBullet"/>
+      </w:pPr>
+      <w:r>
+        <w:rPr>
+          <w:b/>
+          <w:i w:val="0"/>
+        </w:rPr>
+        <w:t>Select only the tables and columns</w:t>
+      </w:r>
+      <w:r>
+        <w:rPr>
+          <w:b w:val="0"/>
+          <w:i w:val="0"/>
+        </w:rPr>
+        <w:t xml:space="preserve"> the agent needs. Every extra table is another chance to pick the wrong one.</w:t>
+      </w:r>
+    </w:p>
+    <w:p>
+      <w:pPr>
+        <w:pStyle w:val="ListBullet"/>
+      </w:pPr>
+      <w:r>
+        <w:rPr>
+          <w:b/>
+          <w:i w:val="0"/>
+        </w:rPr>
+        <w:t>Use clear names</w:t>
+      </w:r>
+      <w:r>
+        <w:rPr>
+          <w:b w:val="0"/>
+          <w:i w:val="0"/>
+        </w:rPr>
+        <w:t xml:space="preserve"> such as </w:t>
+      </w:r>
+      <w:r>
+        <w:rPr>
+          <w:rFonts w:ascii="Consolas" w:hAnsi="Consolas" w:eastAsia="Consolas"/>
+          <w:b w:val="0"/>
+          <w:sz w:val="19"/>
+        </w:rPr>
+        <w:t>order_submission_date</w:t>
+      </w:r>
+      <w:r>
+        <w:rPr>
+          <w:b w:val="0"/>
+          <w:i w:val="0"/>
+        </w:rPr>
+        <w:t xml:space="preserve">, not </w:t>
+      </w:r>
+      <w:r>
+        <w:rPr>
+          <w:rFonts w:ascii="Consolas" w:hAnsi="Consolas" w:eastAsia="Consolas"/>
+          <w:b w:val="0"/>
+          <w:sz w:val="19"/>
+        </w:rPr>
+        <w:t>date1</w:t>
+      </w:r>
+      <w:r>
+        <w:rPr>
+          <w:b w:val="0"/>
+          <w:i w:val="0"/>
+        </w:rPr>
+        <w:t>.</w:t>
+      </w:r>
+    </w:p>
+    <w:p>
+      <w:pPr>
+        <w:pStyle w:val="ListBullet"/>
+      </w:pPr>
+      <w:r>
+        <w:rPr>
+          <w:b/>
+          <w:i w:val="0"/>
+        </w:rPr>
+        <w:t>Write instructions</w:t>
+      </w:r>
+      <w:r>
+        <w:rPr>
+          <w:b w:val="0"/>
+          <w:i w:val="0"/>
+        </w:rPr>
+        <w:t xml:space="preserve"> that explain business terms and which source answers which kind of question.</w:t>
+      </w:r>
+    </w:p>
+    <w:p>
+      <w:pPr>
+        <w:pStyle w:val="ListBullet"/>
+      </w:pPr>
+      <w:r>
+        <w:rPr>
+          <w:b/>
+          <w:i w:val="0"/>
+        </w:rPr>
+        <w:t>Add example queries</w:t>
+      </w:r>
+      <w:r>
+        <w:rPr>
+          <w:b w:val="0"/>
+          <w:i w:val="0"/>
+        </w:rPr>
+        <w:t>: question and query pairs. Each example is validated against the schema, and invalid ones are not used. Lakehouses, warehouses and KQL databases support examples. Semantic models do not.</w:t>
+      </w:r>
+    </w:p>
+    <w:p>
+      <w:r>
+        <w:rPr>
+          <w:b w:val="0"/>
+          <w:i w:val="0"/>
+        </w:rPr>
+        <w:t xml:space="preserve">Then </w:t>
+      </w:r>
+      <w:r>
+        <w:rPr>
+          <w:b/>
+          <w:i w:val="0"/>
+        </w:rPr>
+        <w:t>evaluate</w:t>
+      </w:r>
+      <w:r>
+        <w:rPr>
+          <w:b w:val="0"/>
+          <w:i w:val="0"/>
+        </w:rPr>
+        <w:t xml:space="preserve"> the agent. Build a ground-truth set of questions with known answers, run them through the agent, and measure how many it gets right. The </w:t>
+      </w:r>
+      <w:r>
+        <w:rPr>
+          <w:rFonts w:ascii="Consolas" w:hAnsi="Consolas" w:eastAsia="Consolas"/>
+          <w:b w:val="0"/>
+          <w:sz w:val="19"/>
+        </w:rPr>
+        <w:t>fabric-data-agent-sdk</w:t>
+      </w:r>
+      <w:r>
+        <w:rPr>
+          <w:b w:val="0"/>
+          <w:i w:val="0"/>
+        </w:rPr>
+        <w:t xml:space="preserve"> package provides an evaluation API for this. Rerun the set after every change to instructions, examples or schema.</w:t>
+      </w:r>
+    </w:p>
+    <w:p>
+      <w:r>
+        <w:rPr>
+          <w:b w:val="0"/>
+          <w:i w:val="0"/>
+        </w:rPr>
+        <w:t>Every query costs tokens. Instructions, example queries and conversation history all add to the input and so to CU use.</w:t>
       </w:r>
     </w:p>
     <w:p>
@@ -1997,7 +2310,39 @@
         <w:pStyle w:val="Heading4"/>
       </w:pPr>
       <w:r>
-        <w:t>Worked example: strong code</w:t>
+        <w:t>Why it matters</w:t>
+      </w:r>
+    </w:p>
+    <w:p>
+      <w:r>
+        <w:rPr>
+          <w:b w:val="0"/>
+          <w:i w:val="0"/>
+        </w:rPr>
+        <w:t xml:space="preserve">A sales team published a data agent over a lakehouse with 60 tables, including three with a column called </w:t>
+      </w:r>
+      <w:r>
+        <w:rPr>
+          <w:rFonts w:ascii="Consolas" w:hAnsi="Consolas" w:eastAsia="Consolas"/>
+          <w:b w:val="0"/>
+          <w:sz w:val="19"/>
+        </w:rPr>
+        <w:t>revenue</w:t>
+      </w:r>
+      <w:r>
+        <w:rPr>
+          <w:b w:val="0"/>
+          <w:i w:val="0"/>
+        </w:rPr>
+        <w:t>: gross, net and forecast. "What was revenue last quarter?" returned the forecast. Nobody noticed for a month. Selecting only the net-revenue table, plus an instruction defining revenue as net of returns, fixed it. A 20-question ground-truth test would have caught it on day one.</w:t>
+      </w:r>
+    </w:p>
+    <w:p>
+      <w:pPr>
+        <w:pStyle w:val="Heading4"/>
+      </w:pPr>
+      <w:r>
+        <w:t>Worked example: weak code</w:t>
       </w:r>
     </w:p>
     <w:tbl>
@@ -2035,7 +2380,7 @@
                 <w:b w:val="0"/>
                 <w:sz w:val="16"/>
               </w:rPr>
-              <w:t>Sources: sales_lakehouse (fact_sales, dim_customer, dim_date only)</w:t>
+              <w:t>Sources: sales_lakehouse (all 60 tables)</w:t>
             </w:r>
           </w:p>
           <w:p>
@@ -2046,19 +2391,19 @@
             <w:r>
               <w:rPr>
                 <w:rFonts w:ascii="Consolas" w:hAnsi="Consolas" w:eastAsia="Consolas"/>
-                <w:b/>
+                <w:b w:val="0"/>
                 <w:color w:val="5B6875"/>
                 <w:sz w:val="16"/>
               </w:rPr>
-              <w:t xml:space="preserve"> [2]  </w:t>
-            </w:r>
-            <w:r>
-              <w:rPr>
-                <w:rFonts w:ascii="Consolas" w:hAnsi="Consolas" w:eastAsia="Consolas"/>
-                <w:b w:val="0"/>
-                <w:sz w:val="16"/>
-              </w:rPr>
-              <w:t>Instructions: "Revenue" means net_revenue_gbp, after returns. Quarters are calendar quarters.</w:t>
+              <w:t xml:space="preserve">   2  </w:t>
+            </w:r>
+            <w:r>
+              <w:rPr>
+                <w:rFonts w:ascii="Consolas" w:hAnsi="Consolas" w:eastAsia="Consolas"/>
+                <w:b w:val="0"/>
+                <w:sz w:val="16"/>
+              </w:rPr>
+              <w:t>Instructions: (none)</w:t>
             </w:r>
           </w:p>
           <w:p>
@@ -2081,7 +2426,7 @@
                 <w:b w:val="0"/>
                 <w:sz w:val="16"/>
               </w:rPr>
-              <w:t>Example queries: 12 question and SQL pairs, all passing schema validation</w:t>
+              <w:t>Example queries: (none)</w:t>
             </w:r>
           </w:p>
           <w:p>
@@ -2096,15 +2441,15 @@
                 <w:color w:val="5B6875"/>
                 <w:sz w:val="16"/>
               </w:rPr>
-              <w:t xml:space="preserve"> [3]  </w:t>
-            </w:r>
-            <w:r>
-              <w:rPr>
-                <w:rFonts w:ascii="Consolas" w:hAnsi="Consolas" w:eastAsia="Consolas"/>
-                <w:b w:val="0"/>
-                <w:sz w:val="16"/>
-              </w:rPr>
-              <w:t>Testing: 40 ground-truth questions, rerun after every change, accuracy recorded</w:t>
+              <w:t xml:space="preserve"> [2]  </w:t>
+            </w:r>
+            <w:r>
+              <w:rPr>
+                <w:rFonts w:ascii="Consolas" w:hAnsi="Consolas" w:eastAsia="Consolas"/>
+                <w:b w:val="0"/>
+                <w:sz w:val="16"/>
+              </w:rPr>
+              <w:t>Testing: tried three questions in the chat, looked fine</w:t>
             </w:r>
           </w:p>
         </w:tc>
@@ -2125,7 +2470,7 @@
           <w:b w:val="0"/>
           <w:i w:val="0"/>
         </w:rPr>
-        <w:t>Fewer tables, fewer wrong choices.</w:t>
+        <w:t>Three revenue columns. The agent picks one.</w:t>
       </w:r>
     </w:p>
     <w:p>
@@ -2136,24 +2481,6 @@
         <w:rPr>
           <w:b/>
         </w:rPr>
-        <w:t xml:space="preserve">Line 2. </w:t>
-      </w:r>
-      <w:r>
-        <w:rPr>
-          <w:b w:val="0"/>
-          <w:i w:val="0"/>
-        </w:rPr>
-        <w:t>Business terms defined once, for every question.</w:t>
-      </w:r>
-    </w:p>
-    <w:p>
-      <w:pPr>
-        <w:pStyle w:val="ListNumber"/>
-      </w:pPr>
-      <w:r>
-        <w:rPr>
-          <w:b/>
-        </w:rPr>
         <w:t xml:space="preserve">Line 4. </w:t>
       </w:r>
       <w:r>
@@ -2161,16 +2488,7 @@
           <w:b w:val="0"/>
           <w:i w:val="0"/>
         </w:rPr>
-        <w:t>A number you track, not a feeling.</w:t>
-      </w:r>
-    </w:p>
-    <w:p>
-      <w:r>
-        <w:rPr>
-          <w:b w:val="0"/>
-          <w:i w:val="0"/>
-        </w:rPr>
-        <w:t>Narrow the schema, define your terms, add validated examples, and measure accuracy against known answers.</w:t>
+        <w:t>Looking fine is not a measured accuracy.</w:t>
       </w:r>
     </w:p>
     <w:p>
@@ -2178,510 +2496,7 @@
         <w:pStyle w:val="Heading4"/>
       </w:pPr>
       <w:r>
-        <w:t>Recap card</w:t>
-      </w:r>
-    </w:p>
-    <w:p>
-      <w:pPr>
-        <w:pStyle w:val="ListBullet"/>
-      </w:pPr>
-      <w:r>
-        <w:rPr>
-          <w:b/>
-          <w:i w:val="0"/>
-        </w:rPr>
-        <w:t>Data agent query languages</w:t>
-      </w:r>
-      <w:r>
-        <w:rPr>
-          <w:b w:val="0"/>
-          <w:i w:val="0"/>
-        </w:rPr>
-        <w:t xml:space="preserve"> SQL for lakehouse and warehouse, DAX for semantic models, KQL for KQL databases. Up to five sources.</w:t>
-      </w:r>
-    </w:p>
-    <w:p>
-      <w:pPr>
-        <w:pStyle w:val="ListBullet"/>
-      </w:pPr>
-      <w:r>
-        <w:rPr>
-          <w:b/>
-          <w:i w:val="0"/>
-        </w:rPr>
-        <w:t>Data agent security</w:t>
-      </w:r>
-      <w:r>
-        <w:rPr>
-          <w:b w:val="0"/>
-          <w:i w:val="0"/>
-        </w:rPr>
-        <w:t xml:space="preserve"> Read-only queries only. Runs with the asking user's permissions.</w:t>
-      </w:r>
-    </w:p>
-    <w:p>
-      <w:pPr>
-        <w:pStyle w:val="ListBullet"/>
-      </w:pPr>
-      <w:r>
-        <w:rPr>
-          <w:b/>
-          <w:i w:val="0"/>
-        </w:rPr>
-        <w:t>Example queries</w:t>
-      </w:r>
-      <w:r>
-        <w:rPr>
-          <w:b w:val="0"/>
-          <w:i w:val="0"/>
-        </w:rPr>
-        <w:t xml:space="preserve"> Question and query pairs, validated against the schema. Not supported for semantic models.</w:t>
-      </w:r>
-    </w:p>
-    <w:p>
-      <w:pPr>
-        <w:pStyle w:val="ListBullet"/>
-      </w:pPr>
-      <w:r>
-        <w:rPr>
-          <w:b/>
-          <w:i w:val="0"/>
-        </w:rPr>
-        <w:t>Measure a data agent</w:t>
-      </w:r>
-      <w:r>
-        <w:rPr>
-          <w:b w:val="0"/>
-          <w:i w:val="0"/>
-        </w:rPr>
-        <w:t xml:space="preserve"> Ground-truth questions with known answers, rerun after every change, accuracy recorded.</w:t>
-      </w:r>
-    </w:p>
-    <w:p>
-      <w:pPr>
-        <w:pStyle w:val="Heading4"/>
-      </w:pPr>
-      <w:r>
-        <w:t>Practice</w:t>
-      </w:r>
-    </w:p>
-    <w:p>
-      <w:pPr>
-        <w:pStyle w:val="Heading5"/>
-      </w:pPr>
-      <w:r>
-        <w:t>Exercise 1. Multiple choice (level 1)</w:t>
-      </w:r>
-    </w:p>
-    <w:p>
-      <w:r>
-        <w:rPr>
-          <w:b w:val="0"/>
-          <w:i w:val="0"/>
-        </w:rPr>
-        <w:t>A user asks a data agent to "delete the test orders". What happens?</w:t>
-      </w:r>
-    </w:p>
-    <w:p>
-      <w:pPr>
-        <w:pStyle w:val="ListBullet"/>
-      </w:pPr>
-      <w:r>
-        <w:rPr>
-          <w:b w:val="0"/>
-          <w:i w:val="0"/>
-        </w:rPr>
-        <w:t>a) The agent writes and runs a DELETE statement</w:t>
-      </w:r>
-    </w:p>
-    <w:p>
-      <w:pPr>
-        <w:pStyle w:val="ListBullet"/>
-      </w:pPr>
-      <w:r>
-        <w:rPr>
-          <w:b w:val="0"/>
-          <w:i w:val="0"/>
-        </w:rPr>
-        <w:t>b) The agent generates only read queries, so it does not delete data</w:t>
-      </w:r>
-    </w:p>
-    <w:p>
-      <w:pPr>
-        <w:pStyle w:val="ListBullet"/>
-      </w:pPr>
-      <w:r>
-        <w:rPr>
-          <w:b w:val="0"/>
-          <w:i w:val="0"/>
-        </w:rPr>
-        <w:t>c) The agent deletes them if the user is a workspace Admin</w:t>
-      </w:r>
-    </w:p>
-    <w:p>
-      <w:pPr>
-        <w:pStyle w:val="ListBullet"/>
-      </w:pPr>
-      <w:r>
-        <w:rPr>
-          <w:b w:val="0"/>
-          <w:i w:val="0"/>
-        </w:rPr>
-        <w:t>d) The agent asks the data owner for approval</w:t>
-      </w:r>
-    </w:p>
-    <w:p>
-      <w:r>
-        <w:rPr>
-          <w:b/>
-          <w:i w:val="0"/>
-        </w:rPr>
-        <w:t>Why?</w:t>
-      </w:r>
-    </w:p>
-    <w:p>
-      <w:pPr>
-        <w:pStyle w:val="ListBullet"/>
-      </w:pPr>
-      <w:r>
-        <w:rPr>
-          <w:b w:val="0"/>
-          <w:i w:val="0"/>
-        </w:rPr>
-        <w:t>r1) Microsoft Learn states the data agent generates only read queries and keeps read-only connections.</w:t>
-      </w:r>
-    </w:p>
-    <w:p>
-      <w:pPr>
-        <w:pStyle w:val="ListBullet"/>
-      </w:pPr>
-      <w:r>
-        <w:rPr>
-          <w:b w:val="0"/>
-          <w:i w:val="0"/>
-        </w:rPr>
-        <w:t>r2) The agent has no permissions of its own.</w:t>
-      </w:r>
-    </w:p>
-    <w:p>
-      <w:pPr>
-        <w:pStyle w:val="Heading5"/>
-      </w:pPr>
-      <w:r>
-        <w:t>Exercise 2. Multiple choice (level 2)</w:t>
-      </w:r>
-    </w:p>
-    <w:p>
-      <w:r>
-        <w:rPr>
-          <w:b w:val="0"/>
-          <w:i w:val="0"/>
-        </w:rPr>
-        <w:t>Ana has access to the UK sales table but not the EU one. Both are sources of the same data agent. Ana asks for total EU sales. What does the agent do?</w:t>
-      </w:r>
-    </w:p>
-    <w:p>
-      <w:pPr>
-        <w:pStyle w:val="ListBullet"/>
-      </w:pPr>
-      <w:r>
-        <w:rPr>
-          <w:b w:val="0"/>
-          <w:i w:val="0"/>
-        </w:rPr>
-        <w:t>a) Returns EU sales, because the agent's owner has access</w:t>
-      </w:r>
-    </w:p>
-    <w:p>
-      <w:pPr>
-        <w:pStyle w:val="ListBullet"/>
-      </w:pPr>
-      <w:r>
-        <w:rPr>
-          <w:b w:val="0"/>
-          <w:i w:val="0"/>
-        </w:rPr>
-        <w:t>b) Answers only from data Ana has permission to read</w:t>
-      </w:r>
-    </w:p>
-    <w:p>
-      <w:pPr>
-        <w:pStyle w:val="ListBullet"/>
-      </w:pPr>
-      <w:r>
-        <w:rPr>
-          <w:b w:val="0"/>
-          <w:i w:val="0"/>
-        </w:rPr>
-        <w:t>c) Returns EU sales with the numbers masked</w:t>
-      </w:r>
-    </w:p>
-    <w:p>
-      <w:pPr>
-        <w:pStyle w:val="ListBullet"/>
-      </w:pPr>
-      <w:r>
-        <w:rPr>
-          <w:b w:val="0"/>
-          <w:i w:val="0"/>
-        </w:rPr>
-        <w:t>d) Returns a random estimate</w:t>
-      </w:r>
-    </w:p>
-    <w:p>
-      <w:r>
-        <w:rPr>
-          <w:b/>
-          <w:i w:val="0"/>
-        </w:rPr>
-        <w:t>Why?</w:t>
-      </w:r>
-    </w:p>
-    <w:p>
-      <w:pPr>
-        <w:pStyle w:val="ListBullet"/>
-      </w:pPr>
-      <w:r>
-        <w:rPr>
-          <w:b w:val="0"/>
-          <w:i w:val="0"/>
-        </w:rPr>
-        <w:t>r1) The agent uses the requesting user's credentials and permissions.</w:t>
-      </w:r>
-    </w:p>
-    <w:p>
-      <w:pPr>
-        <w:pStyle w:val="ListBullet"/>
-      </w:pPr>
-      <w:r>
-        <w:rPr>
-          <w:b w:val="0"/>
-          <w:i w:val="0"/>
-        </w:rPr>
-        <w:t>r2) The agent filters rows by country automatically.</w:t>
-      </w:r>
-    </w:p>
-    <w:p>
-      <w:pPr>
-        <w:pStyle w:val="Heading5"/>
-      </w:pPr>
-      <w:r>
-        <w:t>Exercise 3. Put in order (level 2)</w:t>
-      </w:r>
-    </w:p>
-    <w:p>
-      <w:r>
-        <w:rPr>
-          <w:b w:val="0"/>
-          <w:i w:val="0"/>
-        </w:rPr>
-        <w:t>Order the steps to build a data agent over a sales lakehouse.</w:t>
-      </w:r>
-    </w:p>
-    <w:p>
-      <w:pPr>
-        <w:pStyle w:val="ListBullet"/>
-      </w:pPr>
-      <w:r>
-        <w:rPr>
-          <w:b w:val="0"/>
-          <w:i w:val="0"/>
-        </w:rPr>
-        <w:t>Select only the tables and columns the questions need</w:t>
-      </w:r>
-    </w:p>
-    <w:p>
-      <w:pPr>
-        <w:pStyle w:val="ListBullet"/>
-      </w:pPr>
-      <w:r>
-        <w:rPr>
-          <w:b w:val="0"/>
-          <w:i w:val="0"/>
-        </w:rPr>
-        <w:t>Add example question and SQL pairs</w:t>
-      </w:r>
-    </w:p>
-    <w:p>
-      <w:pPr>
-        <w:pStyle w:val="ListBullet"/>
-      </w:pPr>
-      <w:r>
-        <w:rPr>
-          <w:b w:val="0"/>
-          <w:i w:val="0"/>
-        </w:rPr>
-        <w:t>Publish and share the agent</w:t>
-      </w:r>
-    </w:p>
-    <w:p>
-      <w:pPr>
-        <w:pStyle w:val="ListBullet"/>
-      </w:pPr>
-      <w:r>
-        <w:rPr>
-          <w:b w:val="0"/>
-          <w:i w:val="0"/>
-        </w:rPr>
-        <w:t>Run the ground-truth question set and record accuracy</w:t>
-      </w:r>
-    </w:p>
-    <w:p>
-      <w:pPr>
-        <w:pStyle w:val="ListBullet"/>
-      </w:pPr>
-      <w:r>
-        <w:rPr>
-          <w:b w:val="0"/>
-          <w:i w:val="0"/>
-        </w:rPr>
-        <w:t>Write instructions that define business terms</w:t>
-      </w:r>
-    </w:p>
-    <w:p>
-      <w:pPr>
-        <w:pStyle w:val="Heading5"/>
-      </w:pPr>
-      <w:r>
-        <w:t>Exercise 4. Write the function (level 3)</w:t>
-      </w:r>
-    </w:p>
-    <w:p>
-      <w:r>
-        <w:rPr>
-          <w:b w:val="0"/>
-          <w:i w:val="0"/>
-        </w:rPr>
-        <w:t xml:space="preserve">Write </w:t>
-      </w:r>
-      <w:r>
-        <w:rPr>
-          <w:rFonts w:ascii="Consolas" w:hAnsi="Consolas" w:eastAsia="Consolas"/>
-          <w:b w:val="0"/>
-          <w:sz w:val="19"/>
-        </w:rPr>
-        <w:t>evaluate(expected: dict[str, float], actual: dict[str, float | None], rel_tol: float = 0.001) -&gt; tuple[float, list[str]]</w:t>
-      </w:r>
-      <w:r>
-        <w:rPr>
-          <w:b w:val="0"/>
-          <w:i w:val="0"/>
-        </w:rPr>
-        <w:t xml:space="preserve">. </w:t>
-      </w:r>
-      <w:r>
-        <w:rPr>
-          <w:rFonts w:ascii="Consolas" w:hAnsi="Consolas" w:eastAsia="Consolas"/>
-          <w:b w:val="0"/>
-          <w:sz w:val="19"/>
-        </w:rPr>
-        <w:t>expected</w:t>
-      </w:r>
-      <w:r>
-        <w:rPr>
-          <w:b w:val="0"/>
-          <w:i w:val="0"/>
-        </w:rPr>
-        <w:t xml:space="preserve"> maps question ids to ground-truth answers. </w:t>
-      </w:r>
-      <w:r>
-        <w:rPr>
-          <w:rFonts w:ascii="Consolas" w:hAnsi="Consolas" w:eastAsia="Consolas"/>
-          <w:b w:val="0"/>
-          <w:sz w:val="19"/>
-        </w:rPr>
-        <w:t>actual</w:t>
-      </w:r>
-      <w:r>
-        <w:rPr>
-          <w:b w:val="0"/>
-          <w:i w:val="0"/>
-        </w:rPr>
-        <w:t xml:space="preserve"> maps them to the agent's answers, where </w:t>
-      </w:r>
-      <w:r>
-        <w:rPr>
-          <w:rFonts w:ascii="Consolas" w:hAnsi="Consolas" w:eastAsia="Consolas"/>
-          <w:b w:val="0"/>
-          <w:sz w:val="19"/>
-        </w:rPr>
-        <w:t>None</w:t>
-      </w:r>
-      <w:r>
-        <w:rPr>
-          <w:b w:val="0"/>
-          <w:i w:val="0"/>
-        </w:rPr>
-        <w:t xml:space="preserve"> means the agent gave no number. Return the share of questions answered correctly (within </w:t>
-      </w:r>
-      <w:r>
-        <w:rPr>
-          <w:rFonts w:ascii="Consolas" w:hAnsi="Consolas" w:eastAsia="Consolas"/>
-          <w:b w:val="0"/>
-          <w:sz w:val="19"/>
-        </w:rPr>
-        <w:t>rel_tol</w:t>
-      </w:r>
-      <w:r>
-        <w:rPr>
-          <w:b w:val="0"/>
-          <w:i w:val="0"/>
-        </w:rPr>
-        <w:t xml:space="preserve">, and exactly for an expected 0.0) and a sorted list of the failed ids. A question missing from </w:t>
-      </w:r>
-      <w:r>
-        <w:rPr>
-          <w:rFonts w:ascii="Consolas" w:hAnsi="Consolas" w:eastAsia="Consolas"/>
-          <w:b w:val="0"/>
-          <w:sz w:val="19"/>
-        </w:rPr>
-        <w:t>actual</w:t>
-      </w:r>
-      <w:r>
-        <w:rPr>
-          <w:b w:val="0"/>
-          <w:i w:val="0"/>
-        </w:rPr>
-        <w:t xml:space="preserve"> fails. Raise </w:t>
-      </w:r>
-      <w:r>
-        <w:rPr>
-          <w:rFonts w:ascii="Consolas" w:hAnsi="Consolas" w:eastAsia="Consolas"/>
-          <w:b w:val="0"/>
-          <w:sz w:val="19"/>
-        </w:rPr>
-        <w:t>ValueError</w:t>
-      </w:r>
-      <w:r>
-        <w:rPr>
-          <w:b w:val="0"/>
-          <w:i w:val="0"/>
-        </w:rPr>
-        <w:t xml:space="preserve"> if </w:t>
-      </w:r>
-      <w:r>
-        <w:rPr>
-          <w:rFonts w:ascii="Consolas" w:hAnsi="Consolas" w:eastAsia="Consolas"/>
-          <w:b w:val="0"/>
-          <w:sz w:val="19"/>
-        </w:rPr>
-        <w:t>expected</w:t>
-      </w:r>
-      <w:r>
-        <w:rPr>
-          <w:b w:val="0"/>
-          <w:i w:val="0"/>
-        </w:rPr>
-        <w:t xml:space="preserve"> is empty.</w:t>
-      </w:r>
-    </w:p>
-    <w:p>
-      <w:r>
-        <w:rPr>
-          <w:b w:val="0"/>
-          <w:i w:val="0"/>
-        </w:rPr>
-        <w:t>Starter code:</w:t>
+        <w:t>Worked example: strong code</w:t>
       </w:r>
     </w:p>
     <w:tbl>
@@ -2707,19 +2522,19 @@
             <w:r>
               <w:rPr>
                 <w:rFonts w:ascii="Consolas" w:hAnsi="Consolas" w:eastAsia="Consolas"/>
-                <w:b w:val="0"/>
+                <w:b/>
                 <w:color w:val="5B6875"/>
                 <w:sz w:val="16"/>
               </w:rPr>
-              <w:t xml:space="preserve">   1  </w:t>
-            </w:r>
-            <w:r>
-              <w:rPr>
-                <w:rFonts w:ascii="Consolas" w:hAnsi="Consolas" w:eastAsia="Consolas"/>
-                <w:b w:val="0"/>
-                <w:sz w:val="16"/>
-              </w:rPr>
-              <w:t>def evaluate(expected, actual, rel_tol=0.001):</w:t>
+              <w:t xml:space="preserve"> [1]  </w:t>
+            </w:r>
+            <w:r>
+              <w:rPr>
+                <w:rFonts w:ascii="Consolas" w:hAnsi="Consolas" w:eastAsia="Consolas"/>
+                <w:b w:val="0"/>
+                <w:sz w:val="16"/>
+              </w:rPr>
+              <w:t>Sources: sales_lakehouse (fact_sales, dim_customer, dim_date only)</w:t>
             </w:r>
           </w:p>
           <w:p>
@@ -2730,19 +2545,19 @@
             <w:r>
               <w:rPr>
                 <w:rFonts w:ascii="Consolas" w:hAnsi="Consolas" w:eastAsia="Consolas"/>
-                <w:b w:val="0"/>
+                <w:b/>
                 <w:color w:val="5B6875"/>
                 <w:sz w:val="16"/>
               </w:rPr>
-              <w:t xml:space="preserve">   2  </w:t>
-            </w:r>
-            <w:r>
-              <w:rPr>
-                <w:rFonts w:ascii="Consolas" w:hAnsi="Consolas" w:eastAsia="Consolas"/>
-                <w:b w:val="0"/>
-                <w:sz w:val="16"/>
-              </w:rPr>
-              <w:t xml:space="preserve">    failed = [q for q in expected if not actual.get(q)]</w:t>
+              <w:t xml:space="preserve"> [2]  </w:t>
+            </w:r>
+            <w:r>
+              <w:rPr>
+                <w:rFonts w:ascii="Consolas" w:hAnsi="Consolas" w:eastAsia="Consolas"/>
+                <w:b w:val="0"/>
+                <w:sz w:val="16"/>
+              </w:rPr>
+              <w:t>Instructions: "Revenue" means net_revenue_gbp, after returns. Quarters are calendar quarters.</w:t>
             </w:r>
           </w:p>
           <w:p>
@@ -2765,81 +2580,205 @@
                 <w:b w:val="0"/>
                 <w:sz w:val="16"/>
               </w:rPr>
-              <w:t xml:space="preserve">    return 1 - len(failed) / len(actual), failed</w:t>
+              <w:t>Example queries: 12 question and SQL pairs, all passing schema validation</w:t>
+            </w:r>
+          </w:p>
+          <w:p>
+            <w:pPr>
+              <w:spacing w:before="0" w:after="0" w:line="240" w:lineRule="auto"/>
+              <w:ind w:left="567" w:hanging="567"/>
+            </w:pPr>
+            <w:r>
+              <w:rPr>
+                <w:rFonts w:ascii="Consolas" w:hAnsi="Consolas" w:eastAsia="Consolas"/>
+                <w:b/>
+                <w:color w:val="5B6875"/>
+                <w:sz w:val="16"/>
+              </w:rPr>
+              <w:t xml:space="preserve"> [3]  </w:t>
+            </w:r>
+            <w:r>
+              <w:rPr>
+                <w:rFonts w:ascii="Consolas" w:hAnsi="Consolas" w:eastAsia="Consolas"/>
+                <w:b w:val="0"/>
+                <w:sz w:val="16"/>
+              </w:rPr>
+              <w:t>Testing: 40 ground-truth questions, rerun after every change, accuracy recorded</w:t>
             </w:r>
           </w:p>
         </w:tc>
       </w:tr>
     </w:tbl>
-    <w:p/>
+    <w:p>
+      <w:pPr>
+        <w:pStyle w:val="ListNumber"/>
+      </w:pPr>
+      <w:r>
+        <w:rPr>
+          <w:b/>
+        </w:rPr>
+        <w:t xml:space="preserve">Line 1. </w:t>
+      </w:r>
+      <w:r>
+        <w:rPr>
+          <w:b w:val="0"/>
+          <w:i w:val="0"/>
+        </w:rPr>
+        <w:t>Fewer tables, fewer wrong choices.</w:t>
+      </w:r>
+    </w:p>
+    <w:p>
+      <w:pPr>
+        <w:pStyle w:val="ListNumber"/>
+      </w:pPr>
+      <w:r>
+        <w:rPr>
+          <w:b/>
+        </w:rPr>
+        <w:t xml:space="preserve">Line 2. </w:t>
+      </w:r>
+      <w:r>
+        <w:rPr>
+          <w:b w:val="0"/>
+          <w:i w:val="0"/>
+        </w:rPr>
+        <w:t>Business terms defined once, for every question.</w:t>
+      </w:r>
+    </w:p>
+    <w:p>
+      <w:pPr>
+        <w:pStyle w:val="ListNumber"/>
+      </w:pPr>
+      <w:r>
+        <w:rPr>
+          <w:b/>
+        </w:rPr>
+        <w:t xml:space="preserve">Line 4. </w:t>
+      </w:r>
+      <w:r>
+        <w:rPr>
+          <w:b w:val="0"/>
+          <w:i w:val="0"/>
+        </w:rPr>
+        <w:t>A number you track, not a feeling.</w:t>
+      </w:r>
+    </w:p>
+    <w:p>
+      <w:r>
+        <w:rPr>
+          <w:b w:val="0"/>
+          <w:i w:val="0"/>
+        </w:rPr>
+        <w:t>Narrow the schema, define your terms, add validated examples, and measure accuracy against known answers.</w:t>
+      </w:r>
+    </w:p>
+    <w:p>
+      <w:pPr>
+        <w:pStyle w:val="Heading4"/>
+      </w:pPr>
+      <w:r>
+        <w:t>Recap card</w:t>
+      </w:r>
+    </w:p>
+    <w:p>
+      <w:pPr>
+        <w:pStyle w:val="ListBullet"/>
+      </w:pPr>
+      <w:r>
+        <w:rPr>
+          <w:b/>
+          <w:i w:val="0"/>
+        </w:rPr>
+        <w:t>Data agent query languages</w:t>
+      </w:r>
+      <w:r>
+        <w:rPr>
+          <w:b w:val="0"/>
+          <w:i w:val="0"/>
+        </w:rPr>
+        <w:t xml:space="preserve"> SQL for lakehouse and warehouse, DAX for semantic models, KQL for KQL databases. Up to five sources.</w:t>
+      </w:r>
+    </w:p>
+    <w:p>
+      <w:pPr>
+        <w:pStyle w:val="ListBullet"/>
+      </w:pPr>
+      <w:r>
+        <w:rPr>
+          <w:b/>
+          <w:i w:val="0"/>
+        </w:rPr>
+        <w:t>Data agent security</w:t>
+      </w:r>
+      <w:r>
+        <w:rPr>
+          <w:b w:val="0"/>
+          <w:i w:val="0"/>
+        </w:rPr>
+        <w:t xml:space="preserve"> Read-only queries only. Runs with the asking user's permissions.</w:t>
+      </w:r>
+    </w:p>
+    <w:p>
+      <w:pPr>
+        <w:pStyle w:val="ListBullet"/>
+      </w:pPr>
+      <w:r>
+        <w:rPr>
+          <w:b/>
+          <w:i w:val="0"/>
+        </w:rPr>
+        <w:t>Example queries</w:t>
+      </w:r>
+      <w:r>
+        <w:rPr>
+          <w:b w:val="0"/>
+          <w:i w:val="0"/>
+        </w:rPr>
+        <w:t xml:space="preserve"> Question and query pairs, validated against the schema. Not supported for semantic models.</w:t>
+      </w:r>
+    </w:p>
+    <w:p>
+      <w:pPr>
+        <w:pStyle w:val="ListBullet"/>
+      </w:pPr>
+      <w:r>
+        <w:rPr>
+          <w:b/>
+          <w:i w:val="0"/>
+        </w:rPr>
+        <w:t>Measure a data agent</w:t>
+      </w:r>
+      <w:r>
+        <w:rPr>
+          <w:b w:val="0"/>
+          <w:i w:val="0"/>
+        </w:rPr>
+        <w:t xml:space="preserve"> Ground-truth questions with known answers, rerun after every change, accuracy recorded.</w:t>
+      </w:r>
+    </w:p>
+    <w:p>
+      <w:pPr>
+        <w:pStyle w:val="Heading4"/>
+      </w:pPr>
+      <w:r>
+        <w:t>Practice</w:t>
+      </w:r>
+    </w:p>
     <w:p>
       <w:pPr>
         <w:pStyle w:val="Heading5"/>
       </w:pPr>
       <w:r>
-        <w:t>Exercise 5. Architecture design (level 4)</w:t>
-      </w:r>
-    </w:p>
-    <w:p>
-      <w:r>
-        <w:rPr>
-          <w:b w:val="0"/>
-          <w:i w:val="0"/>
-        </w:rPr>
-        <w:t>Configure a data agent for finance analysts. Sources: a finance warehouse and a Power BI semantic model of the same numbers. Contracts in PDF live in a lakehouse Files folder.</w:t>
-      </w:r>
-    </w:p>
-    <w:p>
-      <w:r>
-        <w:rPr>
-          <w:b w:val="0"/>
-          <w:i w:val="0"/>
-        </w:rPr>
-        <w:t>Options: Leave them out: unstructured files are not supported, Add the Files folder as a source.</w:t>
-      </w:r>
-    </w:p>
-    <w:p>
-      <w:pPr>
-        <w:pStyle w:val="ListNumber"/>
-      </w:pPr>
-      <w:r>
-        <w:rPr>
-          <w:b w:val="0"/>
-          <w:i w:val="0"/>
-        </w:rPr>
-        <w:t>The PDF contracts</w:t>
-      </w:r>
-    </w:p>
-    <w:p>
-      <w:pPr>
-        <w:pStyle w:val="ListNumber"/>
-      </w:pPr>
-      <w:r>
-        <w:rPr>
-          <w:b w:val="0"/>
-          <w:i w:val="0"/>
-        </w:rPr>
-        <w:t>Where to add example queries</w:t>
-      </w:r>
-    </w:p>
-    <w:p>
-      <w:pPr>
-        <w:pStyle w:val="ListNumber"/>
-      </w:pPr>
-      <w:r>
-        <w:rPr>
-          <w:b w:val="0"/>
-          <w:i w:val="0"/>
-        </w:rPr>
-        <w:t>Instruction to add</w:t>
-      </w:r>
-    </w:p>
-    <w:p>
-      <w:pPr>
-        <w:pStyle w:val="Heading4"/>
-      </w:pPr>
-      <w:r>
-        <w:t>Sources</w:t>
+        <w:t>Exercise 1. Multiple choice (level 1)</w:t>
+      </w:r>
+    </w:p>
+    <w:p>
+      <w:r>
+        <w:rPr>
+          <w:b w:val="0"/>
+          <w:i w:val="0"/>
+        </w:rPr>
+        <w:t>A user asks a data agent to "delete the test orders". What happens?</w:t>
       </w:r>
     </w:p>
     <w:p>
@@ -2851,7 +2790,7 @@
           <w:b w:val="0"/>
           <w:i w:val="0"/>
         </w:rPr>
-        <w:t>Data agent is GA per its concept page; supports up to five sources (lakehouse, warehouse, semantic model, KQL database, and others); generates SQL, DAX, KQL; read-only; uses the requesting user's credentials; no unstructured data such as PDF, docx, txt. (verified: https://learn.microsoft.com/en-us/fabric/data-science/concept-data-agent (updated 2026-05-11); copilot-ai-feature-state (updated 2026-06-19))</w:t>
+        <w:t>a) The agent writes and runs a DELETE statement</w:t>
       </w:r>
     </w:p>
     <w:p>
@@ -2863,7 +2802,7 @@
           <w:b w:val="0"/>
           <w:i w:val="0"/>
         </w:rPr>
-        <w:t>Select only needed tables and columns; use descriptive names; instructions and descriptions supply business meaning. (verified: https://learn.microsoft.com/en-us/fabric/data-science/data-agent-configuration-best-practices (updated 2026-08-27))</w:t>
+        <w:t>b) The agent generates only read queries, so it does not delete data</w:t>
       </w:r>
     </w:p>
     <w:p>
@@ -2875,7 +2814,7 @@
           <w:b w:val="0"/>
           <w:i w:val="0"/>
         </w:rPr>
-        <w:t>Example queries are validated against the schema and supported for lakehouse, warehouse and KQL databases, not semantic models or ontology. (verified: https://learn.microsoft.com/en-us/fabric/data-science/data-agent-example-queries (updated 2025-09-11))</w:t>
+        <w:t>c) The agent deletes them if the user is a workspace Admin</w:t>
       </w:r>
     </w:p>
     <w:p>
@@ -2887,7 +2826,16 @@
           <w:b w:val="0"/>
           <w:i w:val="0"/>
         </w:rPr>
-        <w:t>fabric-data-agent-sdk provides evaluation against ground-truth question sets. (verified: https://learn.microsoft.com/en-us/fabric/data-science/evaluate-data-agent (updated 2026-09-01))</w:t>
+        <w:t>d) The agent asks the data owner for approval</w:t>
+      </w:r>
+    </w:p>
+    <w:p>
+      <w:r>
+        <w:rPr>
+          <w:b/>
+          <w:i w:val="0"/>
+        </w:rPr>
+        <w:t>Why?</w:t>
       </w:r>
     </w:p>
     <w:p>
@@ -2899,98 +2847,211 @@
           <w:b w:val="0"/>
           <w:i w:val="0"/>
         </w:rPr>
-        <w:t>Instructions, example queries and conversation history add to token usage and CU consumption. (verified: https://learn.microsoft.com/en-us/fabric/fundamentals/data-agent-consumption (updated 2025-03-20))</w:t>
-      </w:r>
-    </w:p>
-    <w:p>
-      <w:pPr>
-        <w:pStyle w:val="Heading3"/>
-      </w:pPr>
-      <w:r>
-        <w:t>C8-L3 Verify what Copilot writes</w:t>
-      </w:r>
-    </w:p>
-    <w:p>
-      <w:pPr>
-        <w:pStyle w:val="Heading4"/>
-      </w:pPr>
-      <w:r>
-        <w:t>Concept</w:t>
-      </w:r>
-    </w:p>
-    <w:p>
-      <w:r>
-        <w:rPr>
-          <w:b w:val="0"/>
-          <w:i w:val="0"/>
-        </w:rPr>
-        <w:t>Microsoft's own guidance for Copilot in notebooks (preview, Microsoft Learn, checked September 2026) says: always review AI-generated code before you apply it. Output might be inaccurate, incomplete, or based on outdated library syntax. The chat pane shows changes as an approval diff. Approving the diff is your review, so make it a real one.</w:t>
-      </w:r>
-    </w:p>
-    <w:p>
-      <w:r>
-        <w:rPr>
-          <w:b w:val="0"/>
-          <w:i w:val="0"/>
-        </w:rPr>
-        <w:t>Code that runs without error proves only that the names exist and the syntax parses. Use four checks, in this order.</w:t>
-      </w:r>
-    </w:p>
-    <w:p>
-      <w:pPr>
-        <w:pStyle w:val="ListNumber"/>
-      </w:pPr>
+        <w:t>r1) Microsoft Learn states the data agent generates only read queries and keeps read-only connections.</w:t>
+      </w:r>
+    </w:p>
+    <w:p>
+      <w:pPr>
+        <w:pStyle w:val="ListBullet"/>
+      </w:pPr>
+      <w:r>
+        <w:rPr>
+          <w:b w:val="0"/>
+          <w:i w:val="0"/>
+        </w:rPr>
+        <w:t>r2) The agent has no permissions of its own.</w:t>
+      </w:r>
+    </w:p>
+    <w:p>
+      <w:pPr>
+        <w:pStyle w:val="Heading5"/>
+      </w:pPr>
+      <w:r>
+        <w:t>Exercise 2. Multiple choice (level 2)</w:t>
+      </w:r>
+    </w:p>
+    <w:p>
+      <w:r>
+        <w:rPr>
+          <w:b w:val="0"/>
+          <w:i w:val="0"/>
+        </w:rPr>
+        <w:t>Ana has access to the UK sales table but not the EU one. Both are sources of the same data agent. Ana asks for total EU sales. What does the agent do?</w:t>
+      </w:r>
+    </w:p>
+    <w:p>
+      <w:pPr>
+        <w:pStyle w:val="ListBullet"/>
+      </w:pPr>
+      <w:r>
+        <w:rPr>
+          <w:b w:val="0"/>
+          <w:i w:val="0"/>
+        </w:rPr>
+        <w:t>a) Returns EU sales, because the agent's owner has access</w:t>
+      </w:r>
+    </w:p>
+    <w:p>
+      <w:pPr>
+        <w:pStyle w:val="ListBullet"/>
+      </w:pPr>
+      <w:r>
+        <w:rPr>
+          <w:b w:val="0"/>
+          <w:i w:val="0"/>
+        </w:rPr>
+        <w:t>b) Answers only from data Ana has permission to read</w:t>
+      </w:r>
+    </w:p>
+    <w:p>
+      <w:pPr>
+        <w:pStyle w:val="ListBullet"/>
+      </w:pPr>
+      <w:r>
+        <w:rPr>
+          <w:b w:val="0"/>
+          <w:i w:val="0"/>
+        </w:rPr>
+        <w:t>c) Returns EU sales with the numbers masked</w:t>
+      </w:r>
+    </w:p>
+    <w:p>
+      <w:pPr>
+        <w:pStyle w:val="ListBullet"/>
+      </w:pPr>
+      <w:r>
+        <w:rPr>
+          <w:b w:val="0"/>
+          <w:i w:val="0"/>
+        </w:rPr>
+        <w:t>d) Returns a random estimate</w:t>
+      </w:r>
+    </w:p>
+    <w:p>
       <w:r>
         <w:rPr>
           <w:b/>
           <w:i w:val="0"/>
         </w:rPr>
-        <w:t>Read every line.</w:t>
-      </w:r>
-      <w:r>
-        <w:rPr>
-          <w:b w:val="0"/>
-          <w:i w:val="0"/>
-        </w:rPr>
-        <w:t xml:space="preserve"> Check each table, column and function against the schema and the docs. Check the grain: one row per what? Check joins: inner joins drop unmatched rows.</w:t>
-      </w:r>
-    </w:p>
-    <w:p>
-      <w:pPr>
-        <w:pStyle w:val="ListNumber"/>
-      </w:pPr>
-      <w:r>
-        <w:rPr>
-          <w:b/>
-          <w:i w:val="0"/>
-        </w:rPr>
-        <w:t>Run it on known data.</w:t>
-      </w:r>
-      <w:r>
-        <w:rPr>
-          <w:b w:val="0"/>
-          <w:i w:val="0"/>
-        </w:rPr>
-        <w:t xml:space="preserve"> Build five to ten rows where you have worked out the answer by hand. Include the awkward cases: a null, a zero denominator, a duplicate key, an empty group.</w:t>
-      </w:r>
-    </w:p>
-    <w:p>
-      <w:pPr>
-        <w:pStyle w:val="ListNumber"/>
-      </w:pPr>
-      <w:r>
-        <w:rPr>
-          <w:b/>
-          <w:i w:val="0"/>
-        </w:rPr>
-        <w:t>Compare with a second method.</w:t>
-      </w:r>
-      <w:r>
-        <w:rPr>
-          <w:b w:val="0"/>
-          <w:i w:val="0"/>
-        </w:rPr>
-        <w:t xml:space="preserve"> Compute the same number another way: a plain </w:t>
+        <w:t>Why?</w:t>
+      </w:r>
+    </w:p>
+    <w:p>
+      <w:pPr>
+        <w:pStyle w:val="ListBullet"/>
+      </w:pPr>
+      <w:r>
+        <w:rPr>
+          <w:b w:val="0"/>
+          <w:i w:val="0"/>
+        </w:rPr>
+        <w:t>r1) The agent uses the requesting user's credentials and permissions.</w:t>
+      </w:r>
+    </w:p>
+    <w:p>
+      <w:pPr>
+        <w:pStyle w:val="ListBullet"/>
+      </w:pPr>
+      <w:r>
+        <w:rPr>
+          <w:b w:val="0"/>
+          <w:i w:val="0"/>
+        </w:rPr>
+        <w:t>r2) The agent filters rows by country automatically.</w:t>
+      </w:r>
+    </w:p>
+    <w:p>
+      <w:pPr>
+        <w:pStyle w:val="Heading5"/>
+      </w:pPr>
+      <w:r>
+        <w:t>Exercise 3. Put in order (level 2)</w:t>
+      </w:r>
+    </w:p>
+    <w:p>
+      <w:r>
+        <w:rPr>
+          <w:b w:val="0"/>
+          <w:i w:val="0"/>
+        </w:rPr>
+        <w:t>Order the steps to build a data agent over a sales lakehouse.</w:t>
+      </w:r>
+    </w:p>
+    <w:p>
+      <w:pPr>
+        <w:pStyle w:val="ListBullet"/>
+      </w:pPr>
+      <w:r>
+        <w:rPr>
+          <w:b w:val="0"/>
+          <w:i w:val="0"/>
+        </w:rPr>
+        <w:t>Select only the tables and columns the questions need</w:t>
+      </w:r>
+    </w:p>
+    <w:p>
+      <w:pPr>
+        <w:pStyle w:val="ListBullet"/>
+      </w:pPr>
+      <w:r>
+        <w:rPr>
+          <w:b w:val="0"/>
+          <w:i w:val="0"/>
+        </w:rPr>
+        <w:t>Add example question and SQL pairs</w:t>
+      </w:r>
+    </w:p>
+    <w:p>
+      <w:pPr>
+        <w:pStyle w:val="ListBullet"/>
+      </w:pPr>
+      <w:r>
+        <w:rPr>
+          <w:b w:val="0"/>
+          <w:i w:val="0"/>
+        </w:rPr>
+        <w:t>Publish and share the agent</w:t>
+      </w:r>
+    </w:p>
+    <w:p>
+      <w:pPr>
+        <w:pStyle w:val="ListBullet"/>
+      </w:pPr>
+      <w:r>
+        <w:rPr>
+          <w:b w:val="0"/>
+          <w:i w:val="0"/>
+        </w:rPr>
+        <w:t>Run the ground-truth question set and record accuracy</w:t>
+      </w:r>
+    </w:p>
+    <w:p>
+      <w:pPr>
+        <w:pStyle w:val="ListBullet"/>
+      </w:pPr>
+      <w:r>
+        <w:rPr>
+          <w:b w:val="0"/>
+          <w:i w:val="0"/>
+        </w:rPr>
+        <w:t>Write instructions that define business terms</w:t>
+      </w:r>
+    </w:p>
+    <w:p>
+      <w:pPr>
+        <w:pStyle w:val="Heading5"/>
+      </w:pPr>
+      <w:r>
+        <w:t>Exercise 4. Write the function (level 3)</w:t>
+      </w:r>
+    </w:p>
+    <w:p>
+      <w:r>
+        <w:rPr>
+          <w:b w:val="0"/>
+          <w:i w:val="0"/>
+        </w:rPr>
+        <w:t xml:space="preserve">Write </w:t>
       </w:r>
       <w:r>
         <w:rPr>
@@ -2998,42 +3059,128 @@
           <w:b w:val="0"/>
           <w:sz w:val="19"/>
         </w:rPr>
-        <w:t>count()</w:t>
-      </w:r>
-      <w:r>
-        <w:rPr>
-          <w:b w:val="0"/>
-          <w:i w:val="0"/>
-        </w:rPr>
-        <w:t xml:space="preserve"> against the generated aggregate, SQL against PySpark, the new query against last month's report.</w:t>
-      </w:r>
-    </w:p>
-    <w:p>
-      <w:pPr>
-        <w:pStyle w:val="ListNumber"/>
-      </w:pPr>
-      <w:r>
-        <w:rPr>
-          <w:b/>
-          <w:i w:val="0"/>
-        </w:rPr>
-        <w:t>Keep the checks.</w:t>
-      </w:r>
-      <w:r>
-        <w:rPr>
-          <w:b w:val="0"/>
-          <w:i w:val="0"/>
-        </w:rPr>
-        <w:t xml:space="preserve"> Turn steps 2 and 3 into tests that run with the pipeline, so the next edit, by you or by Copilot, is checked too.</w:t>
-      </w:r>
-    </w:p>
-    <w:p>
-      <w:r>
-        <w:rPr>
-          <w:b w:val="0"/>
-          <w:i w:val="0"/>
-        </w:rPr>
-        <w:t>Errors to look for first, because they run cleanly and give plausible numbers:</w:t>
+        <w:t>evaluate(expected: dict[str, float], actual: dict[str, float | None], rel_tol: float = 0.001) -&gt; tuple[float, list[str]]</w:t>
+      </w:r>
+      <w:r>
+        <w:rPr>
+          <w:b w:val="0"/>
+          <w:i w:val="0"/>
+        </w:rPr>
+        <w:t xml:space="preserve">. </w:t>
+      </w:r>
+      <w:r>
+        <w:rPr>
+          <w:rFonts w:ascii="Consolas" w:hAnsi="Consolas" w:eastAsia="Consolas"/>
+          <w:b w:val="0"/>
+          <w:sz w:val="19"/>
+        </w:rPr>
+        <w:t>expected</w:t>
+      </w:r>
+      <w:r>
+        <w:rPr>
+          <w:b w:val="0"/>
+          <w:i w:val="0"/>
+        </w:rPr>
+        <w:t xml:space="preserve"> maps question ids to ground-truth answers. </w:t>
+      </w:r>
+      <w:r>
+        <w:rPr>
+          <w:rFonts w:ascii="Consolas" w:hAnsi="Consolas" w:eastAsia="Consolas"/>
+          <w:b w:val="0"/>
+          <w:sz w:val="19"/>
+        </w:rPr>
+        <w:t>actual</w:t>
+      </w:r>
+      <w:r>
+        <w:rPr>
+          <w:b w:val="0"/>
+          <w:i w:val="0"/>
+        </w:rPr>
+        <w:t xml:space="preserve"> maps them to the agent's answers, where </w:t>
+      </w:r>
+      <w:r>
+        <w:rPr>
+          <w:rFonts w:ascii="Consolas" w:hAnsi="Consolas" w:eastAsia="Consolas"/>
+          <w:b w:val="0"/>
+          <w:sz w:val="19"/>
+        </w:rPr>
+        <w:t>None</w:t>
+      </w:r>
+      <w:r>
+        <w:rPr>
+          <w:b w:val="0"/>
+          <w:i w:val="0"/>
+        </w:rPr>
+        <w:t xml:space="preserve"> means the agent gave no number. Return the share of questions answered correctly (within </w:t>
+      </w:r>
+      <w:r>
+        <w:rPr>
+          <w:rFonts w:ascii="Consolas" w:hAnsi="Consolas" w:eastAsia="Consolas"/>
+          <w:b w:val="0"/>
+          <w:sz w:val="19"/>
+        </w:rPr>
+        <w:t>rel_tol</w:t>
+      </w:r>
+      <w:r>
+        <w:rPr>
+          <w:b w:val="0"/>
+          <w:i w:val="0"/>
+        </w:rPr>
+        <w:t xml:space="preserve">, and exactly for an expected 0.0) and a sorted list of the failed ids. A question missing from </w:t>
+      </w:r>
+      <w:r>
+        <w:rPr>
+          <w:rFonts w:ascii="Consolas" w:hAnsi="Consolas" w:eastAsia="Consolas"/>
+          <w:b w:val="0"/>
+          <w:sz w:val="19"/>
+        </w:rPr>
+        <w:t>actual</w:t>
+      </w:r>
+      <w:r>
+        <w:rPr>
+          <w:b w:val="0"/>
+          <w:i w:val="0"/>
+        </w:rPr>
+        <w:t xml:space="preserve"> fails. Raise </w:t>
+      </w:r>
+      <w:r>
+        <w:rPr>
+          <w:rFonts w:ascii="Consolas" w:hAnsi="Consolas" w:eastAsia="Consolas"/>
+          <w:b w:val="0"/>
+          <w:sz w:val="19"/>
+        </w:rPr>
+        <w:t>ValueError</w:t>
+      </w:r>
+      <w:r>
+        <w:rPr>
+          <w:b w:val="0"/>
+          <w:i w:val="0"/>
+        </w:rPr>
+        <w:t xml:space="preserve"> if </w:t>
+      </w:r>
+      <w:r>
+        <w:rPr>
+          <w:rFonts w:ascii="Consolas" w:hAnsi="Consolas" w:eastAsia="Consolas"/>
+          <w:b w:val="0"/>
+          <w:sz w:val="19"/>
+        </w:rPr>
+        <w:t>expected</w:t>
+      </w:r>
+      <w:r>
+        <w:rPr>
+          <w:b w:val="0"/>
+          <w:i w:val="0"/>
+        </w:rPr>
+        <w:t xml:space="preserve"> is empty.</w:t>
+      </w:r>
+    </w:p>
+    <w:p>
+      <w:r>
+        <w:rPr>
+          <w:b w:val="0"/>
+          <w:i w:val="0"/>
+        </w:rPr>
+        <w:t>Your code must pass these checks:</w:t>
       </w:r>
     </w:p>
     <w:p>
@@ -3042,17 +3189,22 @@
       </w:pPr>
       <w:r>
         <w:rPr>
-          <w:b/>
-          <w:i w:val="0"/>
-        </w:rPr>
-        <w:t>Average of averages.</w:t>
-      </w:r>
-      <w:r>
-        <w:rPr>
-          <w:b w:val="0"/>
-          <w:i w:val="0"/>
-        </w:rPr>
-        <w:t xml:space="preserve"> </w:t>
+          <w:b w:val="0"/>
+          <w:i w:val="0"/>
+        </w:rPr>
+        <w:t>q2 is 10% off, so it fails. One of two correct gives 0.5.</w:t>
+      </w:r>
+    </w:p>
+    <w:p>
+      <w:pPr>
+        <w:pStyle w:val="ListBullet"/>
+      </w:pPr>
+      <w:r>
+        <w:rPr>
+          <w:b w:val="0"/>
+          <w:i w:val="0"/>
+        </w:rPr>
+        <w:t xml:space="preserve">An answer of 0.0 is a real answer. Test for None with </w:t>
       </w:r>
       <w:r>
         <w:rPr>
@@ -3060,14 +3212,14 @@
           <w:b w:val="0"/>
           <w:sz w:val="19"/>
         </w:rPr>
-        <w:t>AVG(avg_basket)</w:t>
-      </w:r>
-      <w:r>
-        <w:rPr>
-          <w:b w:val="0"/>
-          <w:i w:val="0"/>
-        </w:rPr>
-        <w:t xml:space="preserve"> over stores weights a small store the same as a large one. Divide total sales by total baskets instead.</w:t>
+        <w:t>is None</w:t>
+      </w:r>
+      <w:r>
+        <w:rPr>
+          <w:b w:val="0"/>
+          <w:i w:val="0"/>
+        </w:rPr>
+        <w:t>, not truthiness.</w:t>
       </w:r>
     </w:p>
     <w:p>
@@ -3076,17 +3228,10 @@
       </w:pPr>
       <w:r>
         <w:rPr>
-          <w:b/>
-          <w:i w:val="0"/>
-        </w:rPr>
-        <w:t>Wrong join type.</w:t>
-      </w:r>
-      <w:r>
-        <w:rPr>
-          <w:b w:val="0"/>
-          <w:i w:val="0"/>
-        </w:rPr>
-        <w:t xml:space="preserve"> An inner join to a dimension drops facts with no match.</w:t>
+          <w:b w:val="0"/>
+          <w:i w:val="0"/>
+        </w:rPr>
+        <w:t>None and missing answers fail, and accuracy divides by the number of expected questions.</w:t>
       </w:r>
     </w:p>
     <w:p>
@@ -3095,88 +3240,19 @@
       </w:pPr>
       <w:r>
         <w:rPr>
-          <w:rFonts w:ascii="Consolas" w:hAnsi="Consolas" w:eastAsia="Consolas"/>
-          <w:b w:val="0"/>
-          <w:sz w:val="19"/>
-        </w:rPr>
-        <w:t>COUNT(*)</w:t>
-      </w:r>
-      <w:r>
-        <w:rPr>
-          <w:b/>
-          <w:i w:val="0"/>
-        </w:rPr>
-        <w:t xml:space="preserve"> for distinct things.</w:t>
-      </w:r>
-      <w:r>
-        <w:rPr>
-          <w:b w:val="0"/>
-          <w:i w:val="0"/>
-        </w:rPr>
-        <w:t xml:space="preserve"> Customers with two orders count twice.</w:t>
-      </w:r>
-    </w:p>
-    <w:p>
-      <w:pPr>
-        <w:pStyle w:val="ListBullet"/>
-      </w:pPr>
-      <w:r>
-        <w:rPr>
-          <w:b/>
-          <w:i w:val="0"/>
-        </w:rPr>
-        <w:t>Unguarded division.</w:t>
-      </w:r>
-      <w:r>
-        <w:rPr>
-          <w:b w:val="0"/>
-          <w:i w:val="0"/>
-        </w:rPr>
-        <w:t xml:space="preserve"> A zero denominator fails in some engines and returns null or infinity in others.</w:t>
-      </w:r>
-    </w:p>
-    <w:p>
-      <w:pPr>
-        <w:pStyle w:val="ListBullet"/>
-      </w:pPr>
-      <w:r>
-        <w:rPr>
-          <w:b/>
-          <w:i w:val="0"/>
-        </w:rPr>
-        <w:t>Invented names.</w:t>
-      </w:r>
-      <w:r>
-        <w:rPr>
-          <w:b w:val="0"/>
-          <w:i w:val="0"/>
-        </w:rPr>
-        <w:t xml:space="preserve"> A column or function that does not exist. This one fails loudly.</w:t>
-      </w:r>
-    </w:p>
-    <w:p>
-      <w:pPr>
-        <w:pStyle w:val="Heading4"/>
-      </w:pPr>
-      <w:r>
-        <w:t>Why it matters</w:t>
-      </w:r>
-    </w:p>
-    <w:p>
-      <w:r>
-        <w:rPr>
-          <w:b w:val="0"/>
-          <w:i w:val="0"/>
-        </w:rPr>
-        <w:t>An analyst asked Copilot for average basket value by region. The query ran and the numbers looked sensible. It averaged each store's average, so a pop-up store with four baskets counted as much as a flagship with 40,000. The regional figure was 11% too high. A five-row test with two stores of different sizes shows the difference at once.</w:t>
-      </w:r>
-    </w:p>
-    <w:p>
-      <w:pPr>
-        <w:pStyle w:val="Heading4"/>
-      </w:pPr>
-      <w:r>
-        <w:t>Worked example: weak code</w:t>
+          <w:b w:val="0"/>
+          <w:i w:val="0"/>
+        </w:rPr>
+        <w:t>An empty ground-truth set has no accuracy. Raise ValueError.</w:t>
+      </w:r>
+    </w:p>
+    <w:p>
+      <w:r>
+        <w:rPr>
+          <w:b w:val="0"/>
+          <w:i w:val="0"/>
+        </w:rPr>
+        <w:t>Shape of the answer. The reference solution defines these names. Write the bodies yourself.</w:t>
       </w:r>
     </w:p>
     <w:tbl>
@@ -3202,19 +3278,19 @@
             <w:r>
               <w:rPr>
                 <w:rFonts w:ascii="Consolas" w:hAnsi="Consolas" w:eastAsia="Consolas"/>
-                <w:b/>
+                <w:b w:val="0"/>
                 <w:color w:val="5B6875"/>
                 <w:sz w:val="16"/>
               </w:rPr>
-              <w:t xml:space="preserve"> [1]  </w:t>
-            </w:r>
-            <w:r>
-              <w:rPr>
-                <w:rFonts w:ascii="Consolas" w:hAnsi="Consolas" w:eastAsia="Consolas"/>
-                <w:b w:val="0"/>
-                <w:sz w:val="16"/>
-              </w:rPr>
-              <w:t># Copilot suggestion, applied after it ran without error</w:t>
+              <w:t xml:space="preserve">   1  </w:t>
+            </w:r>
+            <w:r>
+              <w:rPr>
+                <w:rFonts w:ascii="Consolas" w:hAnsi="Consolas" w:eastAsia="Consolas"/>
+                <w:b w:val="0"/>
+                <w:sz w:val="16"/>
+              </w:rPr>
+              <w:t># Accuracy of a data agent against a ground-truth set.</w:t>
             </w:r>
           </w:p>
           <w:p>
@@ -3237,7 +3313,7 @@
                 <w:b w:val="0"/>
                 <w:sz w:val="16"/>
               </w:rPr>
-              <w:t>region_basket = (</w:t>
+              <w:t>def evaluate(</w:t>
             </w:r>
           </w:p>
           <w:p>
@@ -3260,7 +3336,7 @@
                 <w:b w:val="0"/>
                 <w:sz w:val="16"/>
               </w:rPr>
-              <w:t xml:space="preserve">    store_summary.join(dim_region, "store_id")</w:t>
+              <w:t xml:space="preserve">    expected: dict[str, float],</w:t>
             </w:r>
           </w:p>
           <w:p>
@@ -3283,7 +3359,7 @@
                 <w:b w:val="0"/>
                 <w:sz w:val="16"/>
               </w:rPr>
-              <w:t xml:space="preserve">    .groupBy("region")</w:t>
+              <w:t xml:space="preserve">    actual: dict[str, float | None],</w:t>
             </w:r>
           </w:p>
           <w:p>
@@ -3294,19 +3370,19 @@
             <w:r>
               <w:rPr>
                 <w:rFonts w:ascii="Consolas" w:hAnsi="Consolas" w:eastAsia="Consolas"/>
-                <w:b/>
+                <w:b w:val="0"/>
                 <w:color w:val="5B6875"/>
                 <w:sz w:val="16"/>
               </w:rPr>
-              <w:t xml:space="preserve"> [2]  </w:t>
-            </w:r>
-            <w:r>
-              <w:rPr>
-                <w:rFonts w:ascii="Consolas" w:hAnsi="Consolas" w:eastAsia="Consolas"/>
-                <w:b w:val="0"/>
-                <w:sz w:val="16"/>
-              </w:rPr>
-              <w:t xml:space="preserve">    .agg(F.avg("avg_basket").alias("avg_basket"))</w:t>
+              <w:t xml:space="preserve">   5  </w:t>
+            </w:r>
+            <w:r>
+              <w:rPr>
+                <w:rFonts w:ascii="Consolas" w:hAnsi="Consolas" w:eastAsia="Consolas"/>
+                <w:b w:val="0"/>
+                <w:sz w:val="16"/>
+              </w:rPr>
+              <w:t xml:space="preserve">    rel_tol: float = 0.001,</w:t>
             </w:r>
           </w:p>
           <w:p>
@@ -3329,54 +3405,20 @@
                 <w:b w:val="0"/>
                 <w:sz w:val="16"/>
               </w:rPr>
-              <w:t>)</w:t>
+              <w:t>) -&gt; tuple[float, list[str]]: ...</w:t>
             </w:r>
           </w:p>
         </w:tc>
       </w:tr>
     </w:tbl>
-    <w:p>
-      <w:pPr>
-        <w:pStyle w:val="ListNumber"/>
-      </w:pPr>
-      <w:r>
-        <w:rPr>
-          <w:b/>
-        </w:rPr>
-        <w:t xml:space="preserve">Line 1. </w:t>
-      </w:r>
-      <w:r>
-        <w:rPr>
-          <w:b w:val="0"/>
-          <w:i w:val="0"/>
-        </w:rPr>
-        <w:t>Running is not a check.</w:t>
-      </w:r>
-    </w:p>
-    <w:p>
-      <w:pPr>
-        <w:pStyle w:val="ListNumber"/>
-      </w:pPr>
-      <w:r>
-        <w:rPr>
-          <w:b/>
-        </w:rPr>
-        <w:t xml:space="preserve">Line 5. </w:t>
-      </w:r>
-      <w:r>
-        <w:rPr>
-          <w:b w:val="0"/>
-          <w:i w:val="0"/>
-        </w:rPr>
-        <w:t>Average of averages: every store weighs the same.</w:t>
-      </w:r>
-    </w:p>
-    <w:p>
-      <w:pPr>
-        <w:pStyle w:val="Heading4"/>
-      </w:pPr>
-      <w:r>
-        <w:t>Worked example: strong code</w:t>
+    <w:p/>
+    <w:p>
+      <w:r>
+        <w:rPr>
+          <w:b w:val="0"/>
+          <w:i w:val="0"/>
+        </w:rPr>
+        <w:t>Starter code:</w:t>
       </w:r>
     </w:p>
     <w:tbl>
@@ -3414,7 +3456,7 @@
                 <w:b w:val="0"/>
                 <w:sz w:val="16"/>
               </w:rPr>
-              <w:t>from pyspark.sql import functions as F</w:t>
+              <w:t>def evaluate(expected, actual, rel_tol=0.001):</w:t>
             </w:r>
           </w:p>
           <w:p>
@@ -3437,7 +3479,7 @@
                 <w:b w:val="0"/>
                 <w:sz w:val="16"/>
               </w:rPr>
-              <w:t xml:space="preserve"> </w:t>
+              <w:t xml:space="preserve">    failed = [q for q in expected if not actual.get(q)]</w:t>
             </w:r>
           </w:p>
           <w:p>
@@ -3460,212 +3502,194 @@
                 <w:b w:val="0"/>
                 <w:sz w:val="16"/>
               </w:rPr>
-              <w:t>region_basket = (</w:t>
-            </w:r>
-          </w:p>
-          <w:p>
-            <w:pPr>
-              <w:spacing w:before="0" w:after="0" w:line="240" w:lineRule="auto"/>
-              <w:ind w:left="567" w:hanging="567"/>
-            </w:pPr>
-            <w:r>
-              <w:rPr>
-                <w:rFonts w:ascii="Consolas" w:hAnsi="Consolas" w:eastAsia="Consolas"/>
-                <w:b w:val="0"/>
-                <w:color w:val="5B6875"/>
-                <w:sz w:val="16"/>
-              </w:rPr>
-              <w:t xml:space="preserve">   4  </w:t>
-            </w:r>
-            <w:r>
-              <w:rPr>
-                <w:rFonts w:ascii="Consolas" w:hAnsi="Consolas" w:eastAsia="Consolas"/>
-                <w:b w:val="0"/>
-                <w:sz w:val="16"/>
-              </w:rPr>
-              <w:t xml:space="preserve">    store_summary.join(dim_region, "store_id", "left")</w:t>
-            </w:r>
-          </w:p>
-          <w:p>
-            <w:pPr>
-              <w:spacing w:before="0" w:after="0" w:line="240" w:lineRule="auto"/>
-              <w:ind w:left="567" w:hanging="567"/>
-            </w:pPr>
-            <w:r>
-              <w:rPr>
-                <w:rFonts w:ascii="Consolas" w:hAnsi="Consolas" w:eastAsia="Consolas"/>
-                <w:b w:val="0"/>
-                <w:color w:val="5B6875"/>
-                <w:sz w:val="16"/>
-              </w:rPr>
-              <w:t xml:space="preserve">   5  </w:t>
-            </w:r>
-            <w:r>
-              <w:rPr>
-                <w:rFonts w:ascii="Consolas" w:hAnsi="Consolas" w:eastAsia="Consolas"/>
-                <w:b w:val="0"/>
-                <w:sz w:val="16"/>
-              </w:rPr>
-              <w:t xml:space="preserve">    .groupBy("region")</w:t>
-            </w:r>
-          </w:p>
-          <w:p>
-            <w:pPr>
-              <w:spacing w:before="0" w:after="0" w:line="240" w:lineRule="auto"/>
-              <w:ind w:left="567" w:hanging="567"/>
-            </w:pPr>
-            <w:r>
-              <w:rPr>
-                <w:rFonts w:ascii="Consolas" w:hAnsi="Consolas" w:eastAsia="Consolas"/>
-                <w:b/>
-                <w:color w:val="5B6875"/>
-                <w:sz w:val="16"/>
-              </w:rPr>
-              <w:t xml:space="preserve"> [1]  </w:t>
-            </w:r>
-            <w:r>
-              <w:rPr>
-                <w:rFonts w:ascii="Consolas" w:hAnsi="Consolas" w:eastAsia="Consolas"/>
-                <w:b w:val="0"/>
-                <w:sz w:val="16"/>
-              </w:rPr>
-              <w:t xml:space="preserve">    .agg(F.try_divide(F.sum("total_sales"), F.sum("basket_count")).alias("avg_basket"))</w:t>
-            </w:r>
-          </w:p>
-          <w:p>
-            <w:pPr>
-              <w:spacing w:before="0" w:after="0" w:line="240" w:lineRule="auto"/>
-              <w:ind w:left="567" w:hanging="567"/>
-            </w:pPr>
-            <w:r>
-              <w:rPr>
-                <w:rFonts w:ascii="Consolas" w:hAnsi="Consolas" w:eastAsia="Consolas"/>
-                <w:b w:val="0"/>
-                <w:color w:val="5B6875"/>
-                <w:sz w:val="16"/>
-              </w:rPr>
-              <w:t xml:space="preserve">   7  </w:t>
-            </w:r>
-            <w:r>
-              <w:rPr>
-                <w:rFonts w:ascii="Consolas" w:hAnsi="Consolas" w:eastAsia="Consolas"/>
-                <w:b w:val="0"/>
-                <w:sz w:val="16"/>
-              </w:rPr>
-              <w:t>)</w:t>
-            </w:r>
-          </w:p>
-          <w:p>
-            <w:pPr>
-              <w:spacing w:before="0" w:after="0" w:line="240" w:lineRule="auto"/>
-              <w:ind w:left="567" w:hanging="567"/>
-            </w:pPr>
-            <w:r>
-              <w:rPr>
-                <w:rFonts w:ascii="Consolas" w:hAnsi="Consolas" w:eastAsia="Consolas"/>
-                <w:b w:val="0"/>
-                <w:color w:val="5B6875"/>
-                <w:sz w:val="16"/>
-              </w:rPr>
-              <w:t xml:space="preserve">   8  </w:t>
-            </w:r>
-            <w:r>
-              <w:rPr>
-                <w:rFonts w:ascii="Consolas" w:hAnsi="Consolas" w:eastAsia="Consolas"/>
-                <w:b w:val="0"/>
-                <w:sz w:val="16"/>
-              </w:rPr>
-              <w:t xml:space="preserve"> </w:t>
-            </w:r>
-          </w:p>
-          <w:p>
-            <w:pPr>
-              <w:spacing w:before="0" w:after="0" w:line="240" w:lineRule="auto"/>
-              <w:ind w:left="567" w:hanging="567"/>
-            </w:pPr>
-            <w:r>
-              <w:rPr>
-                <w:rFonts w:ascii="Consolas" w:hAnsi="Consolas" w:eastAsia="Consolas"/>
-                <w:b w:val="0"/>
-                <w:color w:val="5B6875"/>
-                <w:sz w:val="16"/>
-              </w:rPr>
-              <w:t xml:space="preserve">   9  </w:t>
-            </w:r>
-            <w:r>
-              <w:rPr>
-                <w:rFonts w:ascii="Consolas" w:hAnsi="Consolas" w:eastAsia="Consolas"/>
-                <w:b w:val="0"/>
-                <w:sz w:val="16"/>
-              </w:rPr>
-              <w:t># Known data: store A 4 baskets, 40.00 total. Store B 400 baskets, 2,000.00 total.</w:t>
-            </w:r>
-          </w:p>
-          <w:p>
-            <w:pPr>
-              <w:spacing w:before="0" w:after="0" w:line="240" w:lineRule="auto"/>
-              <w:ind w:left="567" w:hanging="567"/>
-            </w:pPr>
-            <w:r>
-              <w:rPr>
-                <w:rFonts w:ascii="Consolas" w:hAnsi="Consolas" w:eastAsia="Consolas"/>
-                <w:b/>
-                <w:color w:val="5B6875"/>
-                <w:sz w:val="16"/>
-              </w:rPr>
-              <w:t xml:space="preserve"> [2]  </w:t>
-            </w:r>
-            <w:r>
-              <w:rPr>
-                <w:rFonts w:ascii="Consolas" w:hAnsi="Consolas" w:eastAsia="Consolas"/>
-                <w:b w:val="0"/>
-                <w:sz w:val="16"/>
-              </w:rPr>
-              <w:t># Hand answer: 2,040.00 / 404 = 5.0495...  Average of averages would give 7.50.</w:t>
-            </w:r>
-          </w:p>
-          <w:p>
-            <w:pPr>
-              <w:spacing w:before="0" w:after="0" w:line="240" w:lineRule="auto"/>
-              <w:ind w:left="567" w:hanging="567"/>
-            </w:pPr>
-            <w:r>
-              <w:rPr>
-                <w:rFonts w:ascii="Consolas" w:hAnsi="Consolas" w:eastAsia="Consolas"/>
-                <w:b w:val="0"/>
-                <w:color w:val="5B6875"/>
-                <w:sz w:val="16"/>
-              </w:rPr>
-              <w:t xml:space="preserve">  11  </w:t>
-            </w:r>
-            <w:r>
-              <w:rPr>
-                <w:rFonts w:ascii="Consolas" w:hAnsi="Consolas" w:eastAsia="Consolas"/>
-                <w:b w:val="0"/>
-                <w:sz w:val="16"/>
-              </w:rPr>
-              <w:t>assert abs(result_for("North") - 2040.0 / 404) &lt; 1e-9</w:t>
+              <w:t xml:space="preserve">    return 1 - len(failed) / len(actual), failed</w:t>
             </w:r>
           </w:p>
         </w:tc>
       </w:tr>
     </w:tbl>
+    <w:p/>
+    <w:p>
+      <w:pPr>
+        <w:pStyle w:val="Heading5"/>
+      </w:pPr>
+      <w:r>
+        <w:t>Exercise 5. Architecture design (level 4)</w:t>
+      </w:r>
+    </w:p>
+    <w:p>
+      <w:r>
+        <w:rPr>
+          <w:b w:val="0"/>
+          <w:i w:val="0"/>
+        </w:rPr>
+        <w:t>Configure a data agent for finance analysts. Sources: a finance warehouse and a Power BI semantic model of the same numbers. Contracts in PDF live in a lakehouse Files folder.</w:t>
+      </w:r>
+    </w:p>
+    <w:p>
+      <w:r>
+        <w:rPr>
+          <w:b w:val="0"/>
+          <w:i w:val="0"/>
+        </w:rPr>
+        <w:t>Options: Leave them out: unstructured files are not supported, Add the Files folder as a source.</w:t>
+      </w:r>
+    </w:p>
     <w:p>
       <w:pPr>
         <w:pStyle w:val="ListNumber"/>
       </w:pPr>
       <w:r>
         <w:rPr>
+          <w:b w:val="0"/>
+          <w:i w:val="0"/>
+        </w:rPr>
+        <w:t>The PDF contracts</w:t>
+      </w:r>
+    </w:p>
+    <w:p>
+      <w:pPr>
+        <w:pStyle w:val="ListNumber"/>
+      </w:pPr>
+      <w:r>
+        <w:rPr>
+          <w:b w:val="0"/>
+          <w:i w:val="0"/>
+        </w:rPr>
+        <w:t>Where to add example queries</w:t>
+      </w:r>
+    </w:p>
+    <w:p>
+      <w:pPr>
+        <w:pStyle w:val="ListNumber"/>
+      </w:pPr>
+      <w:r>
+        <w:rPr>
+          <w:b w:val="0"/>
+          <w:i w:val="0"/>
+        </w:rPr>
+        <w:t>Instruction to add</w:t>
+      </w:r>
+    </w:p>
+    <w:p>
+      <w:pPr>
+        <w:pStyle w:val="Heading4"/>
+      </w:pPr>
+      <w:r>
+        <w:t>Sources</w:t>
+      </w:r>
+    </w:p>
+    <w:p>
+      <w:pPr>
+        <w:pStyle w:val="ListBullet"/>
+      </w:pPr>
+      <w:r>
+        <w:rPr>
+          <w:b w:val="0"/>
+          <w:i w:val="0"/>
+        </w:rPr>
+        <w:t>Data agent is GA per its concept page; supports up to five sources (lakehouse, warehouse, semantic model, KQL database, and others); generates SQL, DAX, KQL; read-only; uses the requesting user's credentials; no unstructured data such as PDF, docx, txt. (verified: https://learn.microsoft.com/en-us/fabric/data-science/concept-data-agent (updated 2026-05-11); copilot-ai-feature-state (updated 2026-06-19))</w:t>
+      </w:r>
+    </w:p>
+    <w:p>
+      <w:pPr>
+        <w:pStyle w:val="ListBullet"/>
+      </w:pPr>
+      <w:r>
+        <w:rPr>
+          <w:b w:val="0"/>
+          <w:i w:val="0"/>
+        </w:rPr>
+        <w:t>Select only needed tables and columns; use descriptive names; instructions and descriptions supply business meaning. (verified: https://learn.microsoft.com/en-us/fabric/data-science/data-agent-configuration-best-practices (updated 2026-08-27))</w:t>
+      </w:r>
+    </w:p>
+    <w:p>
+      <w:pPr>
+        <w:pStyle w:val="ListBullet"/>
+      </w:pPr>
+      <w:r>
+        <w:rPr>
+          <w:b w:val="0"/>
+          <w:i w:val="0"/>
+        </w:rPr>
+        <w:t>Example queries are validated against the schema and supported for lakehouse, warehouse and KQL databases, not semantic models or ontology. (verified: https://learn.microsoft.com/en-us/fabric/data-science/data-agent-example-queries (updated 2025-09-11))</w:t>
+      </w:r>
+    </w:p>
+    <w:p>
+      <w:pPr>
+        <w:pStyle w:val="ListBullet"/>
+      </w:pPr>
+      <w:r>
+        <w:rPr>
+          <w:b w:val="0"/>
+          <w:i w:val="0"/>
+        </w:rPr>
+        <w:t>fabric-data-agent-sdk provides evaluation against ground-truth question sets. (verified: https://learn.microsoft.com/en-us/fabric/data-science/evaluate-data-agent (updated 2026-09-01))</w:t>
+      </w:r>
+    </w:p>
+    <w:p>
+      <w:pPr>
+        <w:pStyle w:val="ListBullet"/>
+      </w:pPr>
+      <w:r>
+        <w:rPr>
+          <w:b w:val="0"/>
+          <w:i w:val="0"/>
+        </w:rPr>
+        <w:t>Instructions, example queries and conversation history add to token usage and CU consumption. (verified: https://learn.microsoft.com/en-us/fabric/fundamentals/data-agent-consumption (updated 2025-03-20))</w:t>
+      </w:r>
+    </w:p>
+    <w:p>
+      <w:pPr>
+        <w:pStyle w:val="Heading3"/>
+      </w:pPr>
+      <w:r>
+        <w:t>C8-L3 Verify what Copilot writes</w:t>
+      </w:r>
+    </w:p>
+    <w:p>
+      <w:pPr>
+        <w:pStyle w:val="Heading4"/>
+      </w:pPr>
+      <w:r>
+        <w:t>Concept</w:t>
+      </w:r>
+    </w:p>
+    <w:p>
+      <w:r>
+        <w:rPr>
+          <w:b w:val="0"/>
+          <w:i w:val="0"/>
+        </w:rPr>
+        <w:t>Microsoft's own guidance for Copilot in notebooks (preview, Microsoft Learn, checked September 2026) says: always review AI-generated code before you apply it. Output might be inaccurate, incomplete, or based on outdated library syntax. The chat pane shows changes as an approval diff. Approving the diff is your review, so make it a real one.</w:t>
+      </w:r>
+    </w:p>
+    <w:p>
+      <w:r>
+        <w:rPr>
+          <w:b w:val="0"/>
+          <w:i w:val="0"/>
+        </w:rPr>
+        <w:t>Code that runs without error proves only that the names exist and the syntax parses. Use four checks, in this order.</w:t>
+      </w:r>
+    </w:p>
+    <w:p>
+      <w:pPr>
+        <w:pStyle w:val="ListNumber"/>
+      </w:pPr>
+      <w:r>
+        <w:rPr>
           <w:b/>
-        </w:rPr>
-        <w:t xml:space="preserve">Line 6. </w:t>
-      </w:r>
-      <w:r>
-        <w:rPr>
-          <w:b w:val="0"/>
-          <w:i w:val="0"/>
-        </w:rPr>
-        <w:t>Total over total: each basket counts once. try_divide returns null for a zero denominator, where plain division fails under ANSI mode.</w:t>
+          <w:i w:val="0"/>
+        </w:rPr>
+        <w:t>Read every line.</w:t>
+      </w:r>
+      <w:r>
+        <w:rPr>
+          <w:b w:val="0"/>
+          <w:i w:val="0"/>
+        </w:rPr>
+        <w:t xml:space="preserve"> Check each table, column and function against the schema and the docs. Check the grain: one row per what? Check joins: inner joins drop unmatched rows.</w:t>
       </w:r>
     </w:p>
     <w:p>
@@ -3675,24 +3699,196 @@
       <w:r>
         <w:rPr>
           <w:b/>
-        </w:rPr>
-        <w:t xml:space="preserve">Line 10. </w:t>
-      </w:r>
-      <w:r>
-        <w:rPr>
-          <w:b w:val="0"/>
-          <w:i w:val="0"/>
-        </w:rPr>
-        <w:t>Known data picked so the wrong method gives a visibly different answer.</w:t>
-      </w:r>
-    </w:p>
-    <w:p>
-      <w:r>
-        <w:rPr>
-          <w:b w:val="0"/>
-          <w:i w:val="0"/>
-        </w:rPr>
-        <w:t>Read it, run it on data with a hand-worked answer, compare it with a second method, and keep those checks as tests.</w:t>
+          <w:i w:val="0"/>
+        </w:rPr>
+        <w:t>Run it on known data.</w:t>
+      </w:r>
+      <w:r>
+        <w:rPr>
+          <w:b w:val="0"/>
+          <w:i w:val="0"/>
+        </w:rPr>
+        <w:t xml:space="preserve"> Build five to ten rows where you have worked out the answer by hand. Include the awkward cases: a null, a zero denominator, a duplicate key, an empty group.</w:t>
+      </w:r>
+    </w:p>
+    <w:p>
+      <w:pPr>
+        <w:pStyle w:val="ListNumber"/>
+      </w:pPr>
+      <w:r>
+        <w:rPr>
+          <w:b/>
+          <w:i w:val="0"/>
+        </w:rPr>
+        <w:t>Compare with a second method.</w:t>
+      </w:r>
+      <w:r>
+        <w:rPr>
+          <w:b w:val="0"/>
+          <w:i w:val="0"/>
+        </w:rPr>
+        <w:t xml:space="preserve"> Compute the same number another way: a plain </w:t>
+      </w:r>
+      <w:r>
+        <w:rPr>
+          <w:rFonts w:ascii="Consolas" w:hAnsi="Consolas" w:eastAsia="Consolas"/>
+          <w:b w:val="0"/>
+          <w:sz w:val="19"/>
+        </w:rPr>
+        <w:t>count()</w:t>
+      </w:r>
+      <w:r>
+        <w:rPr>
+          <w:b w:val="0"/>
+          <w:i w:val="0"/>
+        </w:rPr>
+        <w:t xml:space="preserve"> against the generated aggregate, SQL against PySpark, the new query against last month's report.</w:t>
+      </w:r>
+    </w:p>
+    <w:p>
+      <w:pPr>
+        <w:pStyle w:val="ListNumber"/>
+      </w:pPr>
+      <w:r>
+        <w:rPr>
+          <w:b/>
+          <w:i w:val="0"/>
+        </w:rPr>
+        <w:t>Keep the checks.</w:t>
+      </w:r>
+      <w:r>
+        <w:rPr>
+          <w:b w:val="0"/>
+          <w:i w:val="0"/>
+        </w:rPr>
+        <w:t xml:space="preserve"> Turn steps 2 and 3 into tests that run with the pipeline, so the next edit, by you or by Copilot, is checked too.</w:t>
+      </w:r>
+    </w:p>
+    <w:p>
+      <w:r>
+        <w:rPr>
+          <w:b w:val="0"/>
+          <w:i w:val="0"/>
+        </w:rPr>
+        <w:t>Errors to look for first, because they run cleanly and give plausible numbers:</w:t>
+      </w:r>
+    </w:p>
+    <w:p>
+      <w:pPr>
+        <w:pStyle w:val="ListBullet"/>
+      </w:pPr>
+      <w:r>
+        <w:rPr>
+          <w:b/>
+          <w:i w:val="0"/>
+        </w:rPr>
+        <w:t>Average of averages.</w:t>
+      </w:r>
+      <w:r>
+        <w:rPr>
+          <w:b w:val="0"/>
+          <w:i w:val="0"/>
+        </w:rPr>
+        <w:t xml:space="preserve"> </w:t>
+      </w:r>
+      <w:r>
+        <w:rPr>
+          <w:rFonts w:ascii="Consolas" w:hAnsi="Consolas" w:eastAsia="Consolas"/>
+          <w:b w:val="0"/>
+          <w:sz w:val="19"/>
+        </w:rPr>
+        <w:t>AVG(avg_basket)</w:t>
+      </w:r>
+      <w:r>
+        <w:rPr>
+          <w:b w:val="0"/>
+          <w:i w:val="0"/>
+        </w:rPr>
+        <w:t xml:space="preserve"> over stores weights a small store the same as a large one. Divide total sales by total baskets instead.</w:t>
+      </w:r>
+    </w:p>
+    <w:p>
+      <w:pPr>
+        <w:pStyle w:val="ListBullet"/>
+      </w:pPr>
+      <w:r>
+        <w:rPr>
+          <w:b/>
+          <w:i w:val="0"/>
+        </w:rPr>
+        <w:t>Wrong join type.</w:t>
+      </w:r>
+      <w:r>
+        <w:rPr>
+          <w:b w:val="0"/>
+          <w:i w:val="0"/>
+        </w:rPr>
+        <w:t xml:space="preserve"> An inner join to a dimension drops facts with no match.</w:t>
+      </w:r>
+    </w:p>
+    <w:p>
+      <w:pPr>
+        <w:pStyle w:val="ListBullet"/>
+      </w:pPr>
+      <w:r>
+        <w:rPr>
+          <w:rFonts w:ascii="Consolas" w:hAnsi="Consolas" w:eastAsia="Consolas"/>
+          <w:b w:val="0"/>
+          <w:sz w:val="19"/>
+        </w:rPr>
+        <w:t>COUNT(*)</w:t>
+      </w:r>
+      <w:r>
+        <w:rPr>
+          <w:b/>
+          <w:i w:val="0"/>
+        </w:rPr>
+        <w:t xml:space="preserve"> for distinct things.</w:t>
+      </w:r>
+      <w:r>
+        <w:rPr>
+          <w:b w:val="0"/>
+          <w:i w:val="0"/>
+        </w:rPr>
+        <w:t xml:space="preserve"> Customers with two orders count twice.</w:t>
+      </w:r>
+    </w:p>
+    <w:p>
+      <w:pPr>
+        <w:pStyle w:val="ListBullet"/>
+      </w:pPr>
+      <w:r>
+        <w:rPr>
+          <w:b/>
+          <w:i w:val="0"/>
+        </w:rPr>
+        <w:t>Unguarded division.</w:t>
+      </w:r>
+      <w:r>
+        <w:rPr>
+          <w:b w:val="0"/>
+          <w:i w:val="0"/>
+        </w:rPr>
+        <w:t xml:space="preserve"> A zero denominator fails in some engines and returns null or infinity in others.</w:t>
+      </w:r>
+    </w:p>
+    <w:p>
+      <w:pPr>
+        <w:pStyle w:val="ListBullet"/>
+      </w:pPr>
+      <w:r>
+        <w:rPr>
+          <w:b/>
+          <w:i w:val="0"/>
+        </w:rPr>
+        <w:t>Invented names.</w:t>
+      </w:r>
+      <w:r>
+        <w:rPr>
+          <w:b w:val="0"/>
+          <w:i w:val="0"/>
+        </w:rPr>
+        <w:t xml:space="preserve"> A column or function that does not exist. This one fails loudly.</w:t>
       </w:r>
     </w:p>
     <w:p>
@@ -3700,83 +3896,16 @@
         <w:pStyle w:val="Heading4"/>
       </w:pPr>
       <w:r>
-        <w:t>Recap card</w:t>
-      </w:r>
-    </w:p>
-    <w:p>
-      <w:pPr>
-        <w:pStyle w:val="ListBullet"/>
-      </w:pPr>
-      <w:r>
-        <w:rPr>
-          <w:b/>
-          <w:i w:val="0"/>
-        </w:rPr>
-        <w:t>A Copilot query ran without error. What does that prove?</w:t>
-      </w:r>
-      <w:r>
-        <w:rPr>
-          <w:b w:val="0"/>
-          <w:i w:val="0"/>
-        </w:rPr>
-        <w:t xml:space="preserve"> Syntax parses and names exist. Nothing about correctness.</w:t>
-      </w:r>
-    </w:p>
-    <w:p>
-      <w:pPr>
-        <w:pStyle w:val="ListBullet"/>
-      </w:pPr>
-      <w:r>
-        <w:rPr>
-          <w:b/>
-          <w:i w:val="0"/>
-        </w:rPr>
-        <w:t>Four checks for Copilot output</w:t>
-      </w:r>
-      <w:r>
-        <w:rPr>
-          <w:b w:val="0"/>
-          <w:i w:val="0"/>
-        </w:rPr>
-        <w:t xml:space="preserve"> Read every line. Run on known data. Compare with a second method. Keep the checks as tests.</w:t>
-      </w:r>
-    </w:p>
-    <w:p>
-      <w:pPr>
-        <w:pStyle w:val="ListBullet"/>
-      </w:pPr>
-      <w:r>
-        <w:rPr>
-          <w:b/>
-          <w:i w:val="0"/>
-        </w:rPr>
-        <w:t>Average of averages</w:t>
-      </w:r>
-      <w:r>
-        <w:rPr>
-          <w:b w:val="0"/>
-          <w:i w:val="0"/>
-        </w:rPr>
-        <w:t xml:space="preserve"> Weights small groups like large ones. Divide total by total instead.</w:t>
-      </w:r>
-    </w:p>
-    <w:p>
-      <w:pPr>
-        <w:pStyle w:val="ListBullet"/>
-      </w:pPr>
-      <w:r>
-        <w:rPr>
-          <w:b/>
-          <w:i w:val="0"/>
-        </w:rPr>
-        <w:t>Known data for verification</w:t>
-      </w:r>
-      <w:r>
-        <w:rPr>
-          <w:b w:val="0"/>
-          <w:i w:val="0"/>
-        </w:rPr>
-        <w:t xml:space="preserve"> Five to ten hand-built rows with a null, a zero denominator, a duplicate key and an empty group.</w:t>
+        <w:t>Why it matters</w:t>
+      </w:r>
+    </w:p>
+    <w:p>
+      <w:r>
+        <w:rPr>
+          <w:b w:val="0"/>
+          <w:i w:val="0"/>
+        </w:rPr>
+        <w:t>An analyst asked Copilot for average basket value by region. The query ran and the numbers looked sensible. It averaged each store's average, so a pop-up store with four baskets counted as much as a flagship with 40,000. The regional figure was 11% too high. A five-row test with two stores of different sizes shows the difference at once.</w:t>
       </w:r>
     </w:p>
     <w:p>
@@ -3784,182 +3913,7 @@
         <w:pStyle w:val="Heading4"/>
       </w:pPr>
       <w:r>
-        <w:t>Practice</w:t>
-      </w:r>
-    </w:p>
-    <w:p>
-      <w:pPr>
-        <w:pStyle w:val="Heading5"/>
-      </w:pPr>
-      <w:r>
-        <w:t>Exercise 1. Multiple choice (level 1)</w:t>
-      </w:r>
-    </w:p>
-    <w:p>
-      <w:r>
-        <w:rPr>
-          <w:b w:val="0"/>
-          <w:i w:val="0"/>
-        </w:rPr>
-        <w:t>A Copilot-generated query runs without an error. What has that shown?</w:t>
-      </w:r>
-    </w:p>
-    <w:p>
-      <w:pPr>
-        <w:pStyle w:val="ListBullet"/>
-      </w:pPr>
-      <w:r>
-        <w:rPr>
-          <w:b w:val="0"/>
-          <w:i w:val="0"/>
-        </w:rPr>
-        <w:t>a) The results are correct</w:t>
-      </w:r>
-    </w:p>
-    <w:p>
-      <w:pPr>
-        <w:pStyle w:val="ListBullet"/>
-      </w:pPr>
-      <w:r>
-        <w:rPr>
-          <w:b w:val="0"/>
-          <w:i w:val="0"/>
-        </w:rPr>
-        <w:t>b) The syntax parses and the referenced names exist</w:t>
-      </w:r>
-    </w:p>
-    <w:p>
-      <w:pPr>
-        <w:pStyle w:val="ListBullet"/>
-      </w:pPr>
-      <w:r>
-        <w:rPr>
-          <w:b w:val="0"/>
-          <w:i w:val="0"/>
-        </w:rPr>
-        <w:t>c) The query is efficient</w:t>
-      </w:r>
-    </w:p>
-    <w:p>
-      <w:pPr>
-        <w:pStyle w:val="ListBullet"/>
-      </w:pPr>
-      <w:r>
-        <w:rPr>
-          <w:b w:val="0"/>
-          <w:i w:val="0"/>
-        </w:rPr>
-        <w:t>d) The grain matches the requirement</w:t>
-      </w:r>
-    </w:p>
-    <w:p>
-      <w:r>
-        <w:rPr>
-          <w:b/>
-          <w:i w:val="0"/>
-        </w:rPr>
-        <w:t>Why?</w:t>
-      </w:r>
-    </w:p>
-    <w:p>
-      <w:pPr>
-        <w:pStyle w:val="ListBullet"/>
-      </w:pPr>
-      <w:r>
-        <w:rPr>
-          <w:b w:val="0"/>
-          <w:i w:val="0"/>
-        </w:rPr>
-        <w:t>r1) An engine checks syntax and names before it runs a query. It does not know what answer you wanted.</w:t>
-      </w:r>
-    </w:p>
-    <w:p>
-      <w:pPr>
-        <w:pStyle w:val="ListBullet"/>
-      </w:pPr>
-      <w:r>
-        <w:rPr>
-          <w:b w:val="0"/>
-          <w:i w:val="0"/>
-        </w:rPr>
-        <w:t>r2) Copilot tests its own queries before it shows them.</w:t>
-      </w:r>
-    </w:p>
-    <w:p>
-      <w:pPr>
-        <w:pStyle w:val="Heading5"/>
-      </w:pPr>
-      <w:r>
-        <w:t>Exercise 2. Spot the bug (level 2)</w:t>
-      </w:r>
-    </w:p>
-    <w:p>
-      <w:r>
-        <w:rPr>
-          <w:b w:val="0"/>
-          <w:i w:val="0"/>
-        </w:rPr>
-        <w:t xml:space="preserve">Copilot wrote this T-SQL for average basket value by region. </w:t>
-      </w:r>
-      <w:r>
-        <w:rPr>
-          <w:rFonts w:ascii="Consolas" w:hAnsi="Consolas" w:eastAsia="Consolas"/>
-          <w:b w:val="0"/>
-          <w:sz w:val="19"/>
-        </w:rPr>
-        <w:t>store_summary</w:t>
-      </w:r>
-      <w:r>
-        <w:rPr>
-          <w:b w:val="0"/>
-          <w:i w:val="0"/>
-        </w:rPr>
-        <w:t xml:space="preserve"> has one row per store with </w:t>
-      </w:r>
-      <w:r>
-        <w:rPr>
-          <w:rFonts w:ascii="Consolas" w:hAnsi="Consolas" w:eastAsia="Consolas"/>
-          <w:b w:val="0"/>
-          <w:sz w:val="19"/>
-        </w:rPr>
-        <w:t>total_sales</w:t>
-      </w:r>
-      <w:r>
-        <w:rPr>
-          <w:b w:val="0"/>
-          <w:i w:val="0"/>
-        </w:rPr>
-        <w:t xml:space="preserve">, </w:t>
-      </w:r>
-      <w:r>
-        <w:rPr>
-          <w:rFonts w:ascii="Consolas" w:hAnsi="Consolas" w:eastAsia="Consolas"/>
-          <w:b w:val="0"/>
-          <w:sz w:val="19"/>
-        </w:rPr>
-        <w:t>basket_count</w:t>
-      </w:r>
-      <w:r>
-        <w:rPr>
-          <w:b w:val="0"/>
-          <w:i w:val="0"/>
-        </w:rPr>
-        <w:t xml:space="preserve"> and </w:t>
-      </w:r>
-      <w:r>
-        <w:rPr>
-          <w:rFonts w:ascii="Consolas" w:hAnsi="Consolas" w:eastAsia="Consolas"/>
-          <w:b w:val="0"/>
-          <w:sz w:val="19"/>
-        </w:rPr>
-        <w:t>avg_basket</w:t>
-      </w:r>
-      <w:r>
-        <w:rPr>
-          <w:b w:val="0"/>
-          <w:i w:val="0"/>
-        </w:rPr>
-        <w:t>. Tap the line that gives the wrong number, then fix it. Guard the division.</w:t>
+        <w:t>Worked example: weak code</w:t>
       </w:r>
     </w:p>
     <w:tbl>
@@ -3985,19 +3939,19 @@
             <w:r>
               <w:rPr>
                 <w:rFonts w:ascii="Consolas" w:hAnsi="Consolas" w:eastAsia="Consolas"/>
-                <w:b w:val="0"/>
+                <w:b/>
                 <w:color w:val="5B6875"/>
                 <w:sz w:val="16"/>
               </w:rPr>
-              <w:t xml:space="preserve">   1  </w:t>
-            </w:r>
-            <w:r>
-              <w:rPr>
-                <w:rFonts w:ascii="Consolas" w:hAnsi="Consolas" w:eastAsia="Consolas"/>
-                <w:b w:val="0"/>
-                <w:sz w:val="16"/>
-              </w:rPr>
-              <w:t>SELECT r.region,</w:t>
+              <w:t xml:space="preserve"> [1]  </w:t>
+            </w:r>
+            <w:r>
+              <w:rPr>
+                <w:rFonts w:ascii="Consolas" w:hAnsi="Consolas" w:eastAsia="Consolas"/>
+                <w:b w:val="0"/>
+                <w:sz w:val="16"/>
+              </w:rPr>
+              <w:t># Copilot suggestion, applied after it ran without error</w:t>
             </w:r>
           </w:p>
           <w:p>
@@ -4020,7 +3974,7 @@
                 <w:b w:val="0"/>
                 <w:sz w:val="16"/>
               </w:rPr>
-              <w:t xml:space="preserve">       AVG(s.avg_basket) AS avg_basket</w:t>
+              <w:t>region_basket = (</w:t>
             </w:r>
           </w:p>
           <w:p>
@@ -4043,7 +3997,7 @@
                 <w:b w:val="0"/>
                 <w:sz w:val="16"/>
               </w:rPr>
-              <w:t>FROM dbo.store_summary AS s</w:t>
+              <w:t xml:space="preserve">    store_summary.join(dim_region, "store_id")</w:t>
             </w:r>
           </w:p>
           <w:p>
@@ -4066,7 +4020,7 @@
                 <w:b w:val="0"/>
                 <w:sz w:val="16"/>
               </w:rPr>
-              <w:t>LEFT JOIN dbo.dim_region AS r ON s.store_id = r.store_id</w:t>
+              <w:t xml:space="preserve">    .groupBy("region")</w:t>
             </w:r>
           </w:p>
           <w:p>
@@ -4077,6 +4031,789 @@
             <w:r>
               <w:rPr>
                 <w:rFonts w:ascii="Consolas" w:hAnsi="Consolas" w:eastAsia="Consolas"/>
+                <w:b/>
+                <w:color w:val="5B6875"/>
+                <w:sz w:val="16"/>
+              </w:rPr>
+              <w:t xml:space="preserve"> [2]  </w:t>
+            </w:r>
+            <w:r>
+              <w:rPr>
+                <w:rFonts w:ascii="Consolas" w:hAnsi="Consolas" w:eastAsia="Consolas"/>
+                <w:b w:val="0"/>
+                <w:sz w:val="16"/>
+              </w:rPr>
+              <w:t xml:space="preserve">    .agg(F.avg("avg_basket").alias("avg_basket"))</w:t>
+            </w:r>
+          </w:p>
+          <w:p>
+            <w:pPr>
+              <w:spacing w:before="0" w:after="0" w:line="240" w:lineRule="auto"/>
+              <w:ind w:left="567" w:hanging="567"/>
+            </w:pPr>
+            <w:r>
+              <w:rPr>
+                <w:rFonts w:ascii="Consolas" w:hAnsi="Consolas" w:eastAsia="Consolas"/>
+                <w:b w:val="0"/>
+                <w:color w:val="5B6875"/>
+                <w:sz w:val="16"/>
+              </w:rPr>
+              <w:t xml:space="preserve">   6  </w:t>
+            </w:r>
+            <w:r>
+              <w:rPr>
+                <w:rFonts w:ascii="Consolas" w:hAnsi="Consolas" w:eastAsia="Consolas"/>
+                <w:b w:val="0"/>
+                <w:sz w:val="16"/>
+              </w:rPr>
+              <w:t>)</w:t>
+            </w:r>
+          </w:p>
+        </w:tc>
+      </w:tr>
+    </w:tbl>
+    <w:p>
+      <w:pPr>
+        <w:pStyle w:val="ListNumber"/>
+      </w:pPr>
+      <w:r>
+        <w:rPr>
+          <w:b/>
+        </w:rPr>
+        <w:t xml:space="preserve">Line 1. </w:t>
+      </w:r>
+      <w:r>
+        <w:rPr>
+          <w:b w:val="0"/>
+          <w:i w:val="0"/>
+        </w:rPr>
+        <w:t>Running is not a check.</w:t>
+      </w:r>
+    </w:p>
+    <w:p>
+      <w:pPr>
+        <w:pStyle w:val="ListNumber"/>
+      </w:pPr>
+      <w:r>
+        <w:rPr>
+          <w:b/>
+        </w:rPr>
+        <w:t xml:space="preserve">Line 5. </w:t>
+      </w:r>
+      <w:r>
+        <w:rPr>
+          <w:b w:val="0"/>
+          <w:i w:val="0"/>
+        </w:rPr>
+        <w:t>Average of averages: every store weighs the same.</w:t>
+      </w:r>
+    </w:p>
+    <w:p>
+      <w:pPr>
+        <w:pStyle w:val="Heading4"/>
+      </w:pPr>
+      <w:r>
+        <w:t>Worked example: strong code</w:t>
+      </w:r>
+    </w:p>
+    <w:tbl>
+      <w:tblPr>
+        <w:tblW w:type="auto" w:w="0"/>
+        <w:jc w:val="left"/>
+        <w:tblLook w:firstColumn="1" w:firstRow="1" w:lastColumn="0" w:lastRow="0" w:noHBand="0" w:noVBand="1" w:val="04A0"/>
+      </w:tblPr>
+      <w:tblGrid>
+        <w:gridCol w:w="8221"/>
+      </w:tblGrid>
+      <w:tr>
+        <w:tc>
+          <w:tcPr>
+            <w:tcW w:type="dxa" w:w="8221"/>
+            <w:shd w:val="clear" w:color="auto" w:fill="F2F4F7"/>
+          </w:tcPr>
+          <w:p>
+            <w:pPr>
+              <w:spacing w:before="0" w:after="0" w:line="240" w:lineRule="auto"/>
+              <w:ind w:left="567" w:hanging="567"/>
+            </w:pPr>
+            <w:r>
+              <w:rPr>
+                <w:rFonts w:ascii="Consolas" w:hAnsi="Consolas" w:eastAsia="Consolas"/>
+                <w:b w:val="0"/>
+                <w:color w:val="5B6875"/>
+                <w:sz w:val="16"/>
+              </w:rPr>
+              <w:t xml:space="preserve">   1  </w:t>
+            </w:r>
+            <w:r>
+              <w:rPr>
+                <w:rFonts w:ascii="Consolas" w:hAnsi="Consolas" w:eastAsia="Consolas"/>
+                <w:b w:val="0"/>
+                <w:sz w:val="16"/>
+              </w:rPr>
+              <w:t>from pyspark.sql import functions as F</w:t>
+            </w:r>
+          </w:p>
+          <w:p>
+            <w:pPr>
+              <w:spacing w:before="0" w:after="0" w:line="240" w:lineRule="auto"/>
+              <w:ind w:left="567" w:hanging="567"/>
+            </w:pPr>
+            <w:r>
+              <w:rPr>
+                <w:rFonts w:ascii="Consolas" w:hAnsi="Consolas" w:eastAsia="Consolas"/>
+                <w:b w:val="0"/>
+                <w:color w:val="5B6875"/>
+                <w:sz w:val="16"/>
+              </w:rPr>
+              <w:t xml:space="preserve">   2  </w:t>
+            </w:r>
+            <w:r>
+              <w:rPr>
+                <w:rFonts w:ascii="Consolas" w:hAnsi="Consolas" w:eastAsia="Consolas"/>
+                <w:b w:val="0"/>
+                <w:sz w:val="16"/>
+              </w:rPr>
+              <w:t xml:space="preserve"> </w:t>
+            </w:r>
+          </w:p>
+          <w:p>
+            <w:pPr>
+              <w:spacing w:before="0" w:after="0" w:line="240" w:lineRule="auto"/>
+              <w:ind w:left="567" w:hanging="567"/>
+            </w:pPr>
+            <w:r>
+              <w:rPr>
+                <w:rFonts w:ascii="Consolas" w:hAnsi="Consolas" w:eastAsia="Consolas"/>
+                <w:b w:val="0"/>
+                <w:color w:val="5B6875"/>
+                <w:sz w:val="16"/>
+              </w:rPr>
+              <w:t xml:space="preserve">   3  </w:t>
+            </w:r>
+            <w:r>
+              <w:rPr>
+                <w:rFonts w:ascii="Consolas" w:hAnsi="Consolas" w:eastAsia="Consolas"/>
+                <w:b w:val="0"/>
+                <w:sz w:val="16"/>
+              </w:rPr>
+              <w:t>region_basket = (</w:t>
+            </w:r>
+          </w:p>
+          <w:p>
+            <w:pPr>
+              <w:spacing w:before="0" w:after="0" w:line="240" w:lineRule="auto"/>
+              <w:ind w:left="567" w:hanging="567"/>
+            </w:pPr>
+            <w:r>
+              <w:rPr>
+                <w:rFonts w:ascii="Consolas" w:hAnsi="Consolas" w:eastAsia="Consolas"/>
+                <w:b w:val="0"/>
+                <w:color w:val="5B6875"/>
+                <w:sz w:val="16"/>
+              </w:rPr>
+              <w:t xml:space="preserve">   4  </w:t>
+            </w:r>
+            <w:r>
+              <w:rPr>
+                <w:rFonts w:ascii="Consolas" w:hAnsi="Consolas" w:eastAsia="Consolas"/>
+                <w:b w:val="0"/>
+                <w:sz w:val="16"/>
+              </w:rPr>
+              <w:t xml:space="preserve">    store_summary.join(dim_region, "store_id", "left")</w:t>
+            </w:r>
+          </w:p>
+          <w:p>
+            <w:pPr>
+              <w:spacing w:before="0" w:after="0" w:line="240" w:lineRule="auto"/>
+              <w:ind w:left="567" w:hanging="567"/>
+            </w:pPr>
+            <w:r>
+              <w:rPr>
+                <w:rFonts w:ascii="Consolas" w:hAnsi="Consolas" w:eastAsia="Consolas"/>
+                <w:b w:val="0"/>
+                <w:color w:val="5B6875"/>
+                <w:sz w:val="16"/>
+              </w:rPr>
+              <w:t xml:space="preserve">   5  </w:t>
+            </w:r>
+            <w:r>
+              <w:rPr>
+                <w:rFonts w:ascii="Consolas" w:hAnsi="Consolas" w:eastAsia="Consolas"/>
+                <w:b w:val="0"/>
+                <w:sz w:val="16"/>
+              </w:rPr>
+              <w:t xml:space="preserve">    .groupBy("region")</w:t>
+            </w:r>
+          </w:p>
+          <w:p>
+            <w:pPr>
+              <w:spacing w:before="0" w:after="0" w:line="240" w:lineRule="auto"/>
+              <w:ind w:left="567" w:hanging="567"/>
+            </w:pPr>
+            <w:r>
+              <w:rPr>
+                <w:rFonts w:ascii="Consolas" w:hAnsi="Consolas" w:eastAsia="Consolas"/>
+                <w:b/>
+                <w:color w:val="5B6875"/>
+                <w:sz w:val="16"/>
+              </w:rPr>
+              <w:t xml:space="preserve"> [1]  </w:t>
+            </w:r>
+            <w:r>
+              <w:rPr>
+                <w:rFonts w:ascii="Consolas" w:hAnsi="Consolas" w:eastAsia="Consolas"/>
+                <w:b w:val="0"/>
+                <w:sz w:val="16"/>
+              </w:rPr>
+              <w:t xml:space="preserve">    .agg(F.try_divide(F.sum("total_sales"), F.sum("basket_count")).alias("avg_basket"))</w:t>
+            </w:r>
+          </w:p>
+          <w:p>
+            <w:pPr>
+              <w:spacing w:before="0" w:after="0" w:line="240" w:lineRule="auto"/>
+              <w:ind w:left="567" w:hanging="567"/>
+            </w:pPr>
+            <w:r>
+              <w:rPr>
+                <w:rFonts w:ascii="Consolas" w:hAnsi="Consolas" w:eastAsia="Consolas"/>
+                <w:b w:val="0"/>
+                <w:color w:val="5B6875"/>
+                <w:sz w:val="16"/>
+              </w:rPr>
+              <w:t xml:space="preserve">   7  </w:t>
+            </w:r>
+            <w:r>
+              <w:rPr>
+                <w:rFonts w:ascii="Consolas" w:hAnsi="Consolas" w:eastAsia="Consolas"/>
+                <w:b w:val="0"/>
+                <w:sz w:val="16"/>
+              </w:rPr>
+              <w:t>)</w:t>
+            </w:r>
+          </w:p>
+          <w:p>
+            <w:pPr>
+              <w:spacing w:before="0" w:after="0" w:line="240" w:lineRule="auto"/>
+              <w:ind w:left="567" w:hanging="567"/>
+            </w:pPr>
+            <w:r>
+              <w:rPr>
+                <w:rFonts w:ascii="Consolas" w:hAnsi="Consolas" w:eastAsia="Consolas"/>
+                <w:b w:val="0"/>
+                <w:color w:val="5B6875"/>
+                <w:sz w:val="16"/>
+              </w:rPr>
+              <w:t xml:space="preserve">   8  </w:t>
+            </w:r>
+            <w:r>
+              <w:rPr>
+                <w:rFonts w:ascii="Consolas" w:hAnsi="Consolas" w:eastAsia="Consolas"/>
+                <w:b w:val="0"/>
+                <w:sz w:val="16"/>
+              </w:rPr>
+              <w:t xml:space="preserve"> </w:t>
+            </w:r>
+          </w:p>
+          <w:p>
+            <w:pPr>
+              <w:spacing w:before="0" w:after="0" w:line="240" w:lineRule="auto"/>
+              <w:ind w:left="567" w:hanging="567"/>
+            </w:pPr>
+            <w:r>
+              <w:rPr>
+                <w:rFonts w:ascii="Consolas" w:hAnsi="Consolas" w:eastAsia="Consolas"/>
+                <w:b w:val="0"/>
+                <w:color w:val="5B6875"/>
+                <w:sz w:val="16"/>
+              </w:rPr>
+              <w:t xml:space="preserve">   9  </w:t>
+            </w:r>
+            <w:r>
+              <w:rPr>
+                <w:rFonts w:ascii="Consolas" w:hAnsi="Consolas" w:eastAsia="Consolas"/>
+                <w:b w:val="0"/>
+                <w:sz w:val="16"/>
+              </w:rPr>
+              <w:t># Known data: store A 4 baskets, 40.00 total. Store B 400 baskets, 2,000.00 total.</w:t>
+            </w:r>
+          </w:p>
+          <w:p>
+            <w:pPr>
+              <w:spacing w:before="0" w:after="0" w:line="240" w:lineRule="auto"/>
+              <w:ind w:left="567" w:hanging="567"/>
+            </w:pPr>
+            <w:r>
+              <w:rPr>
+                <w:rFonts w:ascii="Consolas" w:hAnsi="Consolas" w:eastAsia="Consolas"/>
+                <w:b/>
+                <w:color w:val="5B6875"/>
+                <w:sz w:val="16"/>
+              </w:rPr>
+              <w:t xml:space="preserve"> [2]  </w:t>
+            </w:r>
+            <w:r>
+              <w:rPr>
+                <w:rFonts w:ascii="Consolas" w:hAnsi="Consolas" w:eastAsia="Consolas"/>
+                <w:b w:val="0"/>
+                <w:sz w:val="16"/>
+              </w:rPr>
+              <w:t># Hand answer: 2,040.00 / 404 = 5.0495...  Average of averages would give 7.50.</w:t>
+            </w:r>
+          </w:p>
+          <w:p>
+            <w:pPr>
+              <w:spacing w:before="0" w:after="0" w:line="240" w:lineRule="auto"/>
+              <w:ind w:left="567" w:hanging="567"/>
+            </w:pPr>
+            <w:r>
+              <w:rPr>
+                <w:rFonts w:ascii="Consolas" w:hAnsi="Consolas" w:eastAsia="Consolas"/>
+                <w:b w:val="0"/>
+                <w:color w:val="5B6875"/>
+                <w:sz w:val="16"/>
+              </w:rPr>
+              <w:t xml:space="preserve">  11  </w:t>
+            </w:r>
+            <w:r>
+              <w:rPr>
+                <w:rFonts w:ascii="Consolas" w:hAnsi="Consolas" w:eastAsia="Consolas"/>
+                <w:b w:val="0"/>
+                <w:sz w:val="16"/>
+              </w:rPr>
+              <w:t>assert abs(result_for("North") - 2040.0 / 404) &lt; 1e-9</w:t>
+            </w:r>
+          </w:p>
+        </w:tc>
+      </w:tr>
+    </w:tbl>
+    <w:p>
+      <w:pPr>
+        <w:pStyle w:val="ListNumber"/>
+      </w:pPr>
+      <w:r>
+        <w:rPr>
+          <w:b/>
+        </w:rPr>
+        <w:t xml:space="preserve">Line 6. </w:t>
+      </w:r>
+      <w:r>
+        <w:rPr>
+          <w:b w:val="0"/>
+          <w:i w:val="0"/>
+        </w:rPr>
+        <w:t>Total over total: each basket counts once. try_divide returns null for a zero denominator, where plain division fails under ANSI mode.</w:t>
+      </w:r>
+    </w:p>
+    <w:p>
+      <w:pPr>
+        <w:pStyle w:val="ListNumber"/>
+      </w:pPr>
+      <w:r>
+        <w:rPr>
+          <w:b/>
+        </w:rPr>
+        <w:t xml:space="preserve">Line 10. </w:t>
+      </w:r>
+      <w:r>
+        <w:rPr>
+          <w:b w:val="0"/>
+          <w:i w:val="0"/>
+        </w:rPr>
+        <w:t>Known data picked so the wrong method gives a visibly different answer.</w:t>
+      </w:r>
+    </w:p>
+    <w:p>
+      <w:r>
+        <w:rPr>
+          <w:b w:val="0"/>
+          <w:i w:val="0"/>
+        </w:rPr>
+        <w:t>Read it, run it on data with a hand-worked answer, compare it with a second method, and keep those checks as tests.</w:t>
+      </w:r>
+    </w:p>
+    <w:p>
+      <w:pPr>
+        <w:pStyle w:val="Heading4"/>
+      </w:pPr>
+      <w:r>
+        <w:t>Recap card</w:t>
+      </w:r>
+    </w:p>
+    <w:p>
+      <w:pPr>
+        <w:pStyle w:val="ListBullet"/>
+      </w:pPr>
+      <w:r>
+        <w:rPr>
+          <w:b/>
+          <w:i w:val="0"/>
+        </w:rPr>
+        <w:t>A Copilot query ran without error. What does that prove?</w:t>
+      </w:r>
+      <w:r>
+        <w:rPr>
+          <w:b w:val="0"/>
+          <w:i w:val="0"/>
+        </w:rPr>
+        <w:t xml:space="preserve"> Syntax parses and names exist. Nothing about correctness.</w:t>
+      </w:r>
+    </w:p>
+    <w:p>
+      <w:pPr>
+        <w:pStyle w:val="ListBullet"/>
+      </w:pPr>
+      <w:r>
+        <w:rPr>
+          <w:b/>
+          <w:i w:val="0"/>
+        </w:rPr>
+        <w:t>Four checks for Copilot output</w:t>
+      </w:r>
+      <w:r>
+        <w:rPr>
+          <w:b w:val="0"/>
+          <w:i w:val="0"/>
+        </w:rPr>
+        <w:t xml:space="preserve"> Read every line. Run on known data. Compare with a second method. Keep the checks as tests.</w:t>
+      </w:r>
+    </w:p>
+    <w:p>
+      <w:pPr>
+        <w:pStyle w:val="ListBullet"/>
+      </w:pPr>
+      <w:r>
+        <w:rPr>
+          <w:b/>
+          <w:i w:val="0"/>
+        </w:rPr>
+        <w:t>Average of averages</w:t>
+      </w:r>
+      <w:r>
+        <w:rPr>
+          <w:b w:val="0"/>
+          <w:i w:val="0"/>
+        </w:rPr>
+        <w:t xml:space="preserve"> Weights small groups like large ones. Divide total by total instead.</w:t>
+      </w:r>
+    </w:p>
+    <w:p>
+      <w:pPr>
+        <w:pStyle w:val="ListBullet"/>
+      </w:pPr>
+      <w:r>
+        <w:rPr>
+          <w:b/>
+          <w:i w:val="0"/>
+        </w:rPr>
+        <w:t>Known data for verification</w:t>
+      </w:r>
+      <w:r>
+        <w:rPr>
+          <w:b w:val="0"/>
+          <w:i w:val="0"/>
+        </w:rPr>
+        <w:t xml:space="preserve"> Five to ten hand-built rows with a null, a zero denominator, a duplicate key and an empty group.</w:t>
+      </w:r>
+    </w:p>
+    <w:p>
+      <w:pPr>
+        <w:pStyle w:val="Heading4"/>
+      </w:pPr>
+      <w:r>
+        <w:t>Practice</w:t>
+      </w:r>
+    </w:p>
+    <w:p>
+      <w:pPr>
+        <w:pStyle w:val="Heading5"/>
+      </w:pPr>
+      <w:r>
+        <w:t>Exercise 1. Multiple choice (level 1)</w:t>
+      </w:r>
+    </w:p>
+    <w:p>
+      <w:r>
+        <w:rPr>
+          <w:b w:val="0"/>
+          <w:i w:val="0"/>
+        </w:rPr>
+        <w:t>A Copilot-generated query runs without an error. What has that shown?</w:t>
+      </w:r>
+    </w:p>
+    <w:p>
+      <w:pPr>
+        <w:pStyle w:val="ListBullet"/>
+      </w:pPr>
+      <w:r>
+        <w:rPr>
+          <w:b w:val="0"/>
+          <w:i w:val="0"/>
+        </w:rPr>
+        <w:t>a) The results are correct</w:t>
+      </w:r>
+    </w:p>
+    <w:p>
+      <w:pPr>
+        <w:pStyle w:val="ListBullet"/>
+      </w:pPr>
+      <w:r>
+        <w:rPr>
+          <w:b w:val="0"/>
+          <w:i w:val="0"/>
+        </w:rPr>
+        <w:t>b) The syntax parses and the referenced names exist</w:t>
+      </w:r>
+    </w:p>
+    <w:p>
+      <w:pPr>
+        <w:pStyle w:val="ListBullet"/>
+      </w:pPr>
+      <w:r>
+        <w:rPr>
+          <w:b w:val="0"/>
+          <w:i w:val="0"/>
+        </w:rPr>
+        <w:t>c) The query is efficient</w:t>
+      </w:r>
+    </w:p>
+    <w:p>
+      <w:pPr>
+        <w:pStyle w:val="ListBullet"/>
+      </w:pPr>
+      <w:r>
+        <w:rPr>
+          <w:b w:val="0"/>
+          <w:i w:val="0"/>
+        </w:rPr>
+        <w:t>d) The grain matches the requirement</w:t>
+      </w:r>
+    </w:p>
+    <w:p>
+      <w:r>
+        <w:rPr>
+          <w:b/>
+          <w:i w:val="0"/>
+        </w:rPr>
+        <w:t>Why?</w:t>
+      </w:r>
+    </w:p>
+    <w:p>
+      <w:pPr>
+        <w:pStyle w:val="ListBullet"/>
+      </w:pPr>
+      <w:r>
+        <w:rPr>
+          <w:b w:val="0"/>
+          <w:i w:val="0"/>
+        </w:rPr>
+        <w:t>r1) An engine checks syntax and names before it runs a query. It does not know what answer you wanted.</w:t>
+      </w:r>
+    </w:p>
+    <w:p>
+      <w:pPr>
+        <w:pStyle w:val="ListBullet"/>
+      </w:pPr>
+      <w:r>
+        <w:rPr>
+          <w:b w:val="0"/>
+          <w:i w:val="0"/>
+        </w:rPr>
+        <w:t>r2) Copilot tests its own queries before it shows them.</w:t>
+      </w:r>
+    </w:p>
+    <w:p>
+      <w:pPr>
+        <w:pStyle w:val="Heading5"/>
+      </w:pPr>
+      <w:r>
+        <w:t>Exercise 2. Spot the bug (level 2)</w:t>
+      </w:r>
+    </w:p>
+    <w:p>
+      <w:r>
+        <w:rPr>
+          <w:b w:val="0"/>
+          <w:i w:val="0"/>
+        </w:rPr>
+        <w:t xml:space="preserve">Copilot wrote this T-SQL for average basket value by region. </w:t>
+      </w:r>
+      <w:r>
+        <w:rPr>
+          <w:rFonts w:ascii="Consolas" w:hAnsi="Consolas" w:eastAsia="Consolas"/>
+          <w:b w:val="0"/>
+          <w:sz w:val="19"/>
+        </w:rPr>
+        <w:t>store_summary</w:t>
+      </w:r>
+      <w:r>
+        <w:rPr>
+          <w:b w:val="0"/>
+          <w:i w:val="0"/>
+        </w:rPr>
+        <w:t xml:space="preserve"> has one row per store with </w:t>
+      </w:r>
+      <w:r>
+        <w:rPr>
+          <w:rFonts w:ascii="Consolas" w:hAnsi="Consolas" w:eastAsia="Consolas"/>
+          <w:b w:val="0"/>
+          <w:sz w:val="19"/>
+        </w:rPr>
+        <w:t>total_sales</w:t>
+      </w:r>
+      <w:r>
+        <w:rPr>
+          <w:b w:val="0"/>
+          <w:i w:val="0"/>
+        </w:rPr>
+        <w:t xml:space="preserve">, </w:t>
+      </w:r>
+      <w:r>
+        <w:rPr>
+          <w:rFonts w:ascii="Consolas" w:hAnsi="Consolas" w:eastAsia="Consolas"/>
+          <w:b w:val="0"/>
+          <w:sz w:val="19"/>
+        </w:rPr>
+        <w:t>basket_count</w:t>
+      </w:r>
+      <w:r>
+        <w:rPr>
+          <w:b w:val="0"/>
+          <w:i w:val="0"/>
+        </w:rPr>
+        <w:t xml:space="preserve"> and </w:t>
+      </w:r>
+      <w:r>
+        <w:rPr>
+          <w:rFonts w:ascii="Consolas" w:hAnsi="Consolas" w:eastAsia="Consolas"/>
+          <w:b w:val="0"/>
+          <w:sz w:val="19"/>
+        </w:rPr>
+        <w:t>avg_basket</w:t>
+      </w:r>
+      <w:r>
+        <w:rPr>
+          <w:b w:val="0"/>
+          <w:i w:val="0"/>
+        </w:rPr>
+        <w:t>. Tap the line that gives the wrong number, then fix it. Guard the division.</w:t>
+      </w:r>
+    </w:p>
+    <w:tbl>
+      <w:tblPr>
+        <w:tblW w:type="auto" w:w="0"/>
+        <w:jc w:val="left"/>
+        <w:tblLook w:firstColumn="1" w:firstRow="1" w:lastColumn="0" w:lastRow="0" w:noHBand="0" w:noVBand="1" w:val="04A0"/>
+      </w:tblPr>
+      <w:tblGrid>
+        <w:gridCol w:w="8221"/>
+      </w:tblGrid>
+      <w:tr>
+        <w:tc>
+          <w:tcPr>
+            <w:tcW w:type="dxa" w:w="8221"/>
+            <w:shd w:val="clear" w:color="auto" w:fill="F2F4F7"/>
+          </w:tcPr>
+          <w:p>
+            <w:pPr>
+              <w:spacing w:before="0" w:after="0" w:line="240" w:lineRule="auto"/>
+              <w:ind w:left="567" w:hanging="567"/>
+            </w:pPr>
+            <w:r>
+              <w:rPr>
+                <w:rFonts w:ascii="Consolas" w:hAnsi="Consolas" w:eastAsia="Consolas"/>
+                <w:b w:val="0"/>
+                <w:color w:val="5B6875"/>
+                <w:sz w:val="16"/>
+              </w:rPr>
+              <w:t xml:space="preserve">   1  </w:t>
+            </w:r>
+            <w:r>
+              <w:rPr>
+                <w:rFonts w:ascii="Consolas" w:hAnsi="Consolas" w:eastAsia="Consolas"/>
+                <w:b w:val="0"/>
+                <w:sz w:val="16"/>
+              </w:rPr>
+              <w:t>SELECT r.region,</w:t>
+            </w:r>
+          </w:p>
+          <w:p>
+            <w:pPr>
+              <w:spacing w:before="0" w:after="0" w:line="240" w:lineRule="auto"/>
+              <w:ind w:left="567" w:hanging="567"/>
+            </w:pPr>
+            <w:r>
+              <w:rPr>
+                <w:rFonts w:ascii="Consolas" w:hAnsi="Consolas" w:eastAsia="Consolas"/>
+                <w:b w:val="0"/>
+                <w:color w:val="5B6875"/>
+                <w:sz w:val="16"/>
+              </w:rPr>
+              <w:t xml:space="preserve">   2  </w:t>
+            </w:r>
+            <w:r>
+              <w:rPr>
+                <w:rFonts w:ascii="Consolas" w:hAnsi="Consolas" w:eastAsia="Consolas"/>
+                <w:b w:val="0"/>
+                <w:sz w:val="16"/>
+              </w:rPr>
+              <w:t xml:space="preserve">       AVG(s.avg_basket) AS avg_basket</w:t>
+            </w:r>
+          </w:p>
+          <w:p>
+            <w:pPr>
+              <w:spacing w:before="0" w:after="0" w:line="240" w:lineRule="auto"/>
+              <w:ind w:left="567" w:hanging="567"/>
+            </w:pPr>
+            <w:r>
+              <w:rPr>
+                <w:rFonts w:ascii="Consolas" w:hAnsi="Consolas" w:eastAsia="Consolas"/>
+                <w:b w:val="0"/>
+                <w:color w:val="5B6875"/>
+                <w:sz w:val="16"/>
+              </w:rPr>
+              <w:t xml:space="preserve">   3  </w:t>
+            </w:r>
+            <w:r>
+              <w:rPr>
+                <w:rFonts w:ascii="Consolas" w:hAnsi="Consolas" w:eastAsia="Consolas"/>
+                <w:b w:val="0"/>
+                <w:sz w:val="16"/>
+              </w:rPr>
+              <w:t>FROM dbo.store_summary AS s</w:t>
+            </w:r>
+          </w:p>
+          <w:p>
+            <w:pPr>
+              <w:spacing w:before="0" w:after="0" w:line="240" w:lineRule="auto"/>
+              <w:ind w:left="567" w:hanging="567"/>
+            </w:pPr>
+            <w:r>
+              <w:rPr>
+                <w:rFonts w:ascii="Consolas" w:hAnsi="Consolas" w:eastAsia="Consolas"/>
+                <w:b w:val="0"/>
+                <w:color w:val="5B6875"/>
+                <w:sz w:val="16"/>
+              </w:rPr>
+              <w:t xml:space="preserve">   4  </w:t>
+            </w:r>
+            <w:r>
+              <w:rPr>
+                <w:rFonts w:ascii="Consolas" w:hAnsi="Consolas" w:eastAsia="Consolas"/>
+                <w:b w:val="0"/>
+                <w:sz w:val="16"/>
+              </w:rPr>
+              <w:t>LEFT JOIN dbo.dim_region AS r ON s.store_id = r.store_id</w:t>
+            </w:r>
+          </w:p>
+          <w:p>
+            <w:pPr>
+              <w:spacing w:before="0" w:after="0" w:line="240" w:lineRule="auto"/>
+              <w:ind w:left="567" w:hanging="567"/>
+            </w:pPr>
+            <w:r>
+              <w:rPr>
+                <w:rFonts w:ascii="Consolas" w:hAnsi="Consolas" w:eastAsia="Consolas"/>
                 <w:b w:val="0"/>
                 <w:color w:val="5B6875"/>
                 <w:sz w:val="16"/>
@@ -4262,6 +4999,229 @@
         <w:t>.</w:t>
       </w:r>
     </w:p>
+    <w:p>
+      <w:r>
+        <w:rPr>
+          <w:b w:val="0"/>
+          <w:i w:val="0"/>
+        </w:rPr>
+        <w:t>Your code must pass these checks:</w:t>
+      </w:r>
+    </w:p>
+    <w:p>
+      <w:pPr>
+        <w:pStyle w:val="ListBullet"/>
+      </w:pPr>
+      <w:r>
+        <w:rPr>
+          <w:b w:val="0"/>
+          <w:i w:val="0"/>
+        </w:rPr>
+        <w:t>Report the index where the results differ.</w:t>
+      </w:r>
+    </w:p>
+    <w:p>
+      <w:pPr>
+        <w:pStyle w:val="ListBullet"/>
+      </w:pPr>
+      <w:r>
+        <w:rPr>
+          <w:b w:val="0"/>
+          <w:i w:val="0"/>
+        </w:rPr>
+        <w:t>A candidate that raises on a case is a mismatch, not a crash of the harness.</w:t>
+      </w:r>
+    </w:p>
+    <w:p>
+      <w:pPr>
+        <w:pStyle w:val="ListBullet"/>
+      </w:pPr>
+      <w:r>
+        <w:rPr>
+          <w:b w:val="0"/>
+          <w:i w:val="0"/>
+        </w:rPr>
+        <w:t>0.1 + 0.2 and 0.3 differ in the last bit. Compare floats with math.isclose.</w:t>
+      </w:r>
+    </w:p>
+    <w:p>
+      <w:pPr>
+        <w:pStyle w:val="ListBullet"/>
+      </w:pPr>
+      <w:r>
+        <w:rPr>
+          <w:b w:val="0"/>
+          <w:i w:val="0"/>
+        </w:rPr>
+        <w:t>None and 0.0 are different results.</w:t>
+      </w:r>
+    </w:p>
+    <w:p>
+      <w:r>
+        <w:rPr>
+          <w:b w:val="0"/>
+          <w:i w:val="0"/>
+        </w:rPr>
+        <w:t>Shape of the answer. The reference solution defines these names. Write the bodies yourself.</w:t>
+      </w:r>
+    </w:p>
+    <w:tbl>
+      <w:tblPr>
+        <w:tblW w:type="auto" w:w="0"/>
+        <w:jc w:val="left"/>
+        <w:tblLook w:firstColumn="1" w:firstRow="1" w:lastColumn="0" w:lastRow="0" w:noHBand="0" w:noVBand="1" w:val="04A0"/>
+      </w:tblPr>
+      <w:tblGrid>
+        <w:gridCol w:w="8221"/>
+      </w:tblGrid>
+      <w:tr>
+        <w:tc>
+          <w:tcPr>
+            <w:tcW w:type="dxa" w:w="8221"/>
+            <w:shd w:val="clear" w:color="auto" w:fill="F2F4F7"/>
+          </w:tcPr>
+          <w:p>
+            <w:pPr>
+              <w:spacing w:before="0" w:after="0" w:line="240" w:lineRule="auto"/>
+              <w:ind w:left="567" w:hanging="567"/>
+            </w:pPr>
+            <w:r>
+              <w:rPr>
+                <w:rFonts w:ascii="Consolas" w:hAnsi="Consolas" w:eastAsia="Consolas"/>
+                <w:b w:val="0"/>
+                <w:color w:val="5B6875"/>
+                <w:sz w:val="16"/>
+              </w:rPr>
+              <w:t xml:space="preserve">   1  </w:t>
+            </w:r>
+            <w:r>
+              <w:rPr>
+                <w:rFonts w:ascii="Consolas" w:hAnsi="Consolas" w:eastAsia="Consolas"/>
+                <w:b w:val="0"/>
+                <w:sz w:val="16"/>
+              </w:rPr>
+              <w:t># Indexes of cases where a candidate function disagrees with a reference.</w:t>
+            </w:r>
+          </w:p>
+          <w:p>
+            <w:pPr>
+              <w:spacing w:before="0" w:after="0" w:line="240" w:lineRule="auto"/>
+              <w:ind w:left="567" w:hanging="567"/>
+            </w:pPr>
+            <w:r>
+              <w:rPr>
+                <w:rFonts w:ascii="Consolas" w:hAnsi="Consolas" w:eastAsia="Consolas"/>
+                <w:b w:val="0"/>
+                <w:color w:val="5B6875"/>
+                <w:sz w:val="16"/>
+              </w:rPr>
+              <w:t xml:space="preserve">   2  </w:t>
+            </w:r>
+            <w:r>
+              <w:rPr>
+                <w:rFonts w:ascii="Consolas" w:hAnsi="Consolas" w:eastAsia="Consolas"/>
+                <w:b w:val="0"/>
+                <w:sz w:val="16"/>
+              </w:rPr>
+              <w:t>def mismatches(</w:t>
+            </w:r>
+          </w:p>
+          <w:p>
+            <w:pPr>
+              <w:spacing w:before="0" w:after="0" w:line="240" w:lineRule="auto"/>
+              <w:ind w:left="567" w:hanging="567"/>
+            </w:pPr>
+            <w:r>
+              <w:rPr>
+                <w:rFonts w:ascii="Consolas" w:hAnsi="Consolas" w:eastAsia="Consolas"/>
+                <w:b w:val="0"/>
+                <w:color w:val="5B6875"/>
+                <w:sz w:val="16"/>
+              </w:rPr>
+              <w:t xml:space="preserve">   3  </w:t>
+            </w:r>
+            <w:r>
+              <w:rPr>
+                <w:rFonts w:ascii="Consolas" w:hAnsi="Consolas" w:eastAsia="Consolas"/>
+                <w:b w:val="0"/>
+                <w:sz w:val="16"/>
+              </w:rPr>
+              <w:t xml:space="preserve">    candidate: Callable[[list[float]], float | None],</w:t>
+            </w:r>
+          </w:p>
+          <w:p>
+            <w:pPr>
+              <w:spacing w:before="0" w:after="0" w:line="240" w:lineRule="auto"/>
+              <w:ind w:left="567" w:hanging="567"/>
+            </w:pPr>
+            <w:r>
+              <w:rPr>
+                <w:rFonts w:ascii="Consolas" w:hAnsi="Consolas" w:eastAsia="Consolas"/>
+                <w:b w:val="0"/>
+                <w:color w:val="5B6875"/>
+                <w:sz w:val="16"/>
+              </w:rPr>
+              <w:t xml:space="preserve">   4  </w:t>
+            </w:r>
+            <w:r>
+              <w:rPr>
+                <w:rFonts w:ascii="Consolas" w:hAnsi="Consolas" w:eastAsia="Consolas"/>
+                <w:b w:val="0"/>
+                <w:sz w:val="16"/>
+              </w:rPr>
+              <w:t xml:space="preserve">    reference: Callable[[list[float]], float | None],</w:t>
+            </w:r>
+          </w:p>
+          <w:p>
+            <w:pPr>
+              <w:spacing w:before="0" w:after="0" w:line="240" w:lineRule="auto"/>
+              <w:ind w:left="567" w:hanging="567"/>
+            </w:pPr>
+            <w:r>
+              <w:rPr>
+                <w:rFonts w:ascii="Consolas" w:hAnsi="Consolas" w:eastAsia="Consolas"/>
+                <w:b w:val="0"/>
+                <w:color w:val="5B6875"/>
+                <w:sz w:val="16"/>
+              </w:rPr>
+              <w:t xml:space="preserve">   5  </w:t>
+            </w:r>
+            <w:r>
+              <w:rPr>
+                <w:rFonts w:ascii="Consolas" w:hAnsi="Consolas" w:eastAsia="Consolas"/>
+                <w:b w:val="0"/>
+                <w:sz w:val="16"/>
+              </w:rPr>
+              <w:t xml:space="preserve">    cases: list[list[float]],</w:t>
+            </w:r>
+          </w:p>
+          <w:p>
+            <w:pPr>
+              <w:spacing w:before="0" w:after="0" w:line="240" w:lineRule="auto"/>
+              <w:ind w:left="567" w:hanging="567"/>
+            </w:pPr>
+            <w:r>
+              <w:rPr>
+                <w:rFonts w:ascii="Consolas" w:hAnsi="Consolas" w:eastAsia="Consolas"/>
+                <w:b w:val="0"/>
+                <w:color w:val="5B6875"/>
+                <w:sz w:val="16"/>
+              </w:rPr>
+              <w:t xml:space="preserve">   6  </w:t>
+            </w:r>
+            <w:r>
+              <w:rPr>
+                <w:rFonts w:ascii="Consolas" w:hAnsi="Consolas" w:eastAsia="Consolas"/>
+                <w:b w:val="0"/>
+                <w:sz w:val="16"/>
+              </w:rPr>
+              <w:t>) -&gt; list[int]: ...</w:t>
+            </w:r>
+          </w:p>
+        </w:tc>
+      </w:tr>
+    </w:tbl>
+    <w:p/>
     <w:p>
       <w:r>
         <w:rPr>

--- a/site/downloads/handbook-C8.docx
+++ b/site/downloads/handbook-C8.docx
@@ -3177,82 +3177,87 @@
     <w:p>
       <w:r>
         <w:rPr>
-          <w:b w:val="0"/>
-          <w:i w:val="0"/>
-        </w:rPr>
-        <w:t>Your code must pass these checks:</w:t>
-      </w:r>
-    </w:p>
-    <w:p>
-      <w:pPr>
-        <w:pStyle w:val="ListBullet"/>
-      </w:pPr>
-      <w:r>
-        <w:rPr>
-          <w:b w:val="0"/>
-          <w:i w:val="0"/>
-        </w:rPr>
-        <w:t>q2 is 10% off, so it fails. One of two correct gives 0.5.</w:t>
-      </w:r>
-    </w:p>
-    <w:p>
-      <w:pPr>
-        <w:pStyle w:val="ListBullet"/>
-      </w:pPr>
-      <w:r>
-        <w:rPr>
-          <w:b w:val="0"/>
-          <w:i w:val="0"/>
-        </w:rPr>
-        <w:t xml:space="preserve">An answer of 0.0 is a real answer. Test for None with </w:t>
-      </w:r>
+          <w:b/>
+          <w:i w:val="0"/>
+        </w:rPr>
+        <w:t>What you need to know.</w:t>
+      </w:r>
+    </w:p>
+    <w:p>
       <w:r>
         <w:rPr>
           <w:rFonts w:ascii="Consolas" w:hAnsi="Consolas" w:eastAsia="Consolas"/>
           <w:b w:val="0"/>
           <w:sz w:val="19"/>
         </w:rPr>
-        <w:t>is None</w:t>
-      </w:r>
-      <w:r>
-        <w:rPr>
-          <w:b w:val="0"/>
-          <w:i w:val="0"/>
-        </w:rPr>
-        <w:t>, not truthiness.</w:t>
-      </w:r>
-    </w:p>
-    <w:p>
-      <w:pPr>
-        <w:pStyle w:val="ListBullet"/>
-      </w:pPr>
-      <w:r>
-        <w:rPr>
-          <w:b w:val="0"/>
-          <w:i w:val="0"/>
-        </w:rPr>
-        <w:t>None and missing answers fail, and accuracy divides by the number of expected questions.</w:t>
-      </w:r>
-    </w:p>
-    <w:p>
-      <w:pPr>
-        <w:pStyle w:val="ListBullet"/>
-      </w:pPr>
-      <w:r>
-        <w:rPr>
-          <w:b w:val="0"/>
-          <w:i w:val="0"/>
-        </w:rPr>
-        <w:t>An empty ground-truth set has no accuracy. Raise ValueError.</w:t>
-      </w:r>
-    </w:p>
-    <w:p>
-      <w:r>
-        <w:rPr>
-          <w:b w:val="0"/>
-          <w:i w:val="0"/>
-        </w:rPr>
-        <w:t>Shape of the answer. The reference solution defines these names. Write the bodies yourself.</w:t>
+        <w:t>math.isclose(a, b, rel_tol=0.001)</w:t>
+      </w:r>
+      <w:r>
+        <w:rPr>
+          <w:b w:val="0"/>
+          <w:i w:val="0"/>
+        </w:rPr>
+        <w:t xml:space="preserve"> is </w:t>
+      </w:r>
+      <w:r>
+        <w:rPr>
+          <w:rFonts w:ascii="Consolas" w:hAnsi="Consolas" w:eastAsia="Consolas"/>
+          <w:b w:val="0"/>
+          <w:sz w:val="19"/>
+        </w:rPr>
+        <w:t>True</w:t>
+      </w:r>
+      <w:r>
+        <w:rPr>
+          <w:b w:val="0"/>
+          <w:i w:val="0"/>
+        </w:rPr>
+        <w:t xml:space="preserve"> when </w:t>
+      </w:r>
+      <w:r>
+        <w:rPr>
+          <w:rFonts w:ascii="Consolas" w:hAnsi="Consolas" w:eastAsia="Consolas"/>
+          <w:b w:val="0"/>
+          <w:sz w:val="19"/>
+        </w:rPr>
+        <w:t>a</w:t>
+      </w:r>
+      <w:r>
+        <w:rPr>
+          <w:b w:val="0"/>
+          <w:i w:val="0"/>
+        </w:rPr>
+        <w:t xml:space="preserve"> and </w:t>
+      </w:r>
+      <w:r>
+        <w:rPr>
+          <w:rFonts w:ascii="Consolas" w:hAnsi="Consolas" w:eastAsia="Consolas"/>
+          <w:b w:val="0"/>
+          <w:sz w:val="19"/>
+        </w:rPr>
+        <w:t>b</w:t>
+      </w:r>
+      <w:r>
+        <w:rPr>
+          <w:b w:val="0"/>
+          <w:i w:val="0"/>
+        </w:rPr>
+        <w:t xml:space="preserve"> differ by at most 0.1% of the larger of the two. Use it for floats, where </w:t>
+      </w:r>
+      <w:r>
+        <w:rPr>
+          <w:rFonts w:ascii="Consolas" w:hAnsi="Consolas" w:eastAsia="Consolas"/>
+          <w:b w:val="0"/>
+          <w:sz w:val="19"/>
+        </w:rPr>
+        <w:t>==</w:t>
+      </w:r>
+      <w:r>
+        <w:rPr>
+          <w:b w:val="0"/>
+          <w:i w:val="0"/>
+        </w:rPr>
+        <w:t xml:space="preserve"> fails on rounding noise. With its default absolute tolerance of 0, a comparison with 0.0 is true only for exactly 0.0.</w:t>
       </w:r>
     </w:p>
     <w:tbl>
@@ -3290,7 +3295,7 @@
                 <w:b w:val="0"/>
                 <w:sz w:val="16"/>
               </w:rPr>
-              <w:t># Accuracy of a data agent against a ground-truth set.</w:t>
+              <w:t>import math</w:t>
             </w:r>
           </w:p>
           <w:p>
@@ -3313,7 +3318,7 @@
                 <w:b w:val="0"/>
                 <w:sz w:val="16"/>
               </w:rPr>
-              <w:t>def evaluate(</w:t>
+              <w:t xml:space="preserve"> </w:t>
             </w:r>
           </w:p>
           <w:p>
@@ -3336,7 +3341,7 @@
                 <w:b w:val="0"/>
                 <w:sz w:val="16"/>
               </w:rPr>
-              <w:t xml:space="preserve">    expected: dict[str, float],</w:t>
+              <w:t>math.isclose(100.0, 100.05, rel_tol=0.001)   # True</w:t>
             </w:r>
           </w:p>
           <w:p>
@@ -3359,53 +3364,7 @@
                 <w:b w:val="0"/>
                 <w:sz w:val="16"/>
               </w:rPr>
-              <w:t xml:space="preserve">    actual: dict[str, float | None],</w:t>
-            </w:r>
-          </w:p>
-          <w:p>
-            <w:pPr>
-              <w:spacing w:before="0" w:after="0" w:line="240" w:lineRule="auto"/>
-              <w:ind w:left="567" w:hanging="567"/>
-            </w:pPr>
-            <w:r>
-              <w:rPr>
-                <w:rFonts w:ascii="Consolas" w:hAnsi="Consolas" w:eastAsia="Consolas"/>
-                <w:b w:val="0"/>
-                <w:color w:val="5B6875"/>
-                <w:sz w:val="16"/>
-              </w:rPr>
-              <w:t xml:space="preserve">   5  </w:t>
-            </w:r>
-            <w:r>
-              <w:rPr>
-                <w:rFonts w:ascii="Consolas" w:hAnsi="Consolas" w:eastAsia="Consolas"/>
-                <w:b w:val="0"/>
-                <w:sz w:val="16"/>
-              </w:rPr>
-              <w:t xml:space="preserve">    rel_tol: float = 0.001,</w:t>
-            </w:r>
-          </w:p>
-          <w:p>
-            <w:pPr>
-              <w:spacing w:before="0" w:after="0" w:line="240" w:lineRule="auto"/>
-              <w:ind w:left="567" w:hanging="567"/>
-            </w:pPr>
-            <w:r>
-              <w:rPr>
-                <w:rFonts w:ascii="Consolas" w:hAnsi="Consolas" w:eastAsia="Consolas"/>
-                <w:b w:val="0"/>
-                <w:color w:val="5B6875"/>
-                <w:sz w:val="16"/>
-              </w:rPr>
-              <w:t xml:space="preserve">   6  </w:t>
-            </w:r>
-            <w:r>
-              <w:rPr>
-                <w:rFonts w:ascii="Consolas" w:hAnsi="Consolas" w:eastAsia="Consolas"/>
-                <w:b w:val="0"/>
-                <w:sz w:val="16"/>
-              </w:rPr>
-              <w:t>) -&gt; tuple[float, list[str]]: ...</w:t>
+              <w:t>math.isclose(0.0, 1e-12)                     # False</w:t>
             </w:r>
           </w:p>
         </w:tc>
@@ -3418,7 +3377,79 @@
           <w:b w:val="0"/>
           <w:i w:val="0"/>
         </w:rPr>
-        <w:t>Starter code:</w:t>
+        <w:t>Your code must pass these checks:</w:t>
+      </w:r>
+    </w:p>
+    <w:p>
+      <w:pPr>
+        <w:pStyle w:val="ListBullet"/>
+      </w:pPr>
+      <w:r>
+        <w:rPr>
+          <w:b w:val="0"/>
+          <w:i w:val="0"/>
+        </w:rPr>
+        <w:t>q2 is 10% off, so it fails. One of two correct gives 0.5.</w:t>
+      </w:r>
+    </w:p>
+    <w:p>
+      <w:pPr>
+        <w:pStyle w:val="ListBullet"/>
+      </w:pPr>
+      <w:r>
+        <w:rPr>
+          <w:b w:val="0"/>
+          <w:i w:val="0"/>
+        </w:rPr>
+        <w:t xml:space="preserve">An answer of 0.0 is a real answer. Test for None with </w:t>
+      </w:r>
+      <w:r>
+        <w:rPr>
+          <w:rFonts w:ascii="Consolas" w:hAnsi="Consolas" w:eastAsia="Consolas"/>
+          <w:b w:val="0"/>
+          <w:sz w:val="19"/>
+        </w:rPr>
+        <w:t>is None</w:t>
+      </w:r>
+      <w:r>
+        <w:rPr>
+          <w:b w:val="0"/>
+          <w:i w:val="0"/>
+        </w:rPr>
+        <w:t>, not truthiness.</w:t>
+      </w:r>
+    </w:p>
+    <w:p>
+      <w:pPr>
+        <w:pStyle w:val="ListBullet"/>
+      </w:pPr>
+      <w:r>
+        <w:rPr>
+          <w:b w:val="0"/>
+          <w:i w:val="0"/>
+        </w:rPr>
+        <w:t>None and missing answers fail, and accuracy divides by the number of expected questions.</w:t>
+      </w:r>
+    </w:p>
+    <w:p>
+      <w:pPr>
+        <w:pStyle w:val="ListBullet"/>
+      </w:pPr>
+      <w:r>
+        <w:rPr>
+          <w:b w:val="0"/>
+          <w:i w:val="0"/>
+        </w:rPr>
+        <w:t>An empty ground-truth set has no accuracy. Raise ValueError.</w:t>
+      </w:r>
+    </w:p>
+    <w:p>
+      <w:r>
+        <w:rPr>
+          <w:b w:val="0"/>
+          <w:i w:val="0"/>
+        </w:rPr>
+        <w:t>Shape of the answer. The reference solution defines these names. Write the bodies yourself.</w:t>
       </w:r>
     </w:p>
     <w:tbl>
@@ -3456,7 +3487,7 @@
                 <w:b w:val="0"/>
                 <w:sz w:val="16"/>
               </w:rPr>
-              <w:t>def evaluate(expected, actual, rel_tol=0.001):</w:t>
+              <w:t># Accuracy of a data agent against a ground-truth set.</w:t>
             </w:r>
           </w:p>
           <w:p>
@@ -3479,7 +3510,7 @@
                 <w:b w:val="0"/>
                 <w:sz w:val="16"/>
               </w:rPr>
-              <w:t xml:space="preserve">    failed = [q for q in expected if not actual.get(q)]</w:t>
+              <w:t>def evaluate(</w:t>
             </w:r>
           </w:p>
           <w:p>
@@ -3502,7 +3533,76 @@
                 <w:b w:val="0"/>
                 <w:sz w:val="16"/>
               </w:rPr>
-              <w:t xml:space="preserve">    return 1 - len(failed) / len(actual), failed</w:t>
+              <w:t xml:space="preserve">    expected: dict[str, float],</w:t>
+            </w:r>
+          </w:p>
+          <w:p>
+            <w:pPr>
+              <w:spacing w:before="0" w:after="0" w:line="240" w:lineRule="auto"/>
+              <w:ind w:left="567" w:hanging="567"/>
+            </w:pPr>
+            <w:r>
+              <w:rPr>
+                <w:rFonts w:ascii="Consolas" w:hAnsi="Consolas" w:eastAsia="Consolas"/>
+                <w:b w:val="0"/>
+                <w:color w:val="5B6875"/>
+                <w:sz w:val="16"/>
+              </w:rPr>
+              <w:t xml:space="preserve">   4  </w:t>
+            </w:r>
+            <w:r>
+              <w:rPr>
+                <w:rFonts w:ascii="Consolas" w:hAnsi="Consolas" w:eastAsia="Consolas"/>
+                <w:b w:val="0"/>
+                <w:sz w:val="16"/>
+              </w:rPr>
+              <w:t xml:space="preserve">    actual: dict[str, float | None],</w:t>
+            </w:r>
+          </w:p>
+          <w:p>
+            <w:pPr>
+              <w:spacing w:before="0" w:after="0" w:line="240" w:lineRule="auto"/>
+              <w:ind w:left="567" w:hanging="567"/>
+            </w:pPr>
+            <w:r>
+              <w:rPr>
+                <w:rFonts w:ascii="Consolas" w:hAnsi="Consolas" w:eastAsia="Consolas"/>
+                <w:b w:val="0"/>
+                <w:color w:val="5B6875"/>
+                <w:sz w:val="16"/>
+              </w:rPr>
+              <w:t xml:space="preserve">   5  </w:t>
+            </w:r>
+            <w:r>
+              <w:rPr>
+                <w:rFonts w:ascii="Consolas" w:hAnsi="Consolas" w:eastAsia="Consolas"/>
+                <w:b w:val="0"/>
+                <w:sz w:val="16"/>
+              </w:rPr>
+              <w:t xml:space="preserve">    rel_tol: float = 0.001,</w:t>
+            </w:r>
+          </w:p>
+          <w:p>
+            <w:pPr>
+              <w:spacing w:before="0" w:after="0" w:line="240" w:lineRule="auto"/>
+              <w:ind w:left="567" w:hanging="567"/>
+            </w:pPr>
+            <w:r>
+              <w:rPr>
+                <w:rFonts w:ascii="Consolas" w:hAnsi="Consolas" w:eastAsia="Consolas"/>
+                <w:b w:val="0"/>
+                <w:color w:val="5B6875"/>
+                <w:sz w:val="16"/>
+              </w:rPr>
+              <w:t xml:space="preserve">   6  </w:t>
+            </w:r>
+            <w:r>
+              <w:rPr>
+                <w:rFonts w:ascii="Consolas" w:hAnsi="Consolas" w:eastAsia="Consolas"/>
+                <w:b w:val="0"/>
+                <w:sz w:val="16"/>
+              </w:rPr>
+              <w:t>) -&gt; tuple[float, list[str]]: ...</w:t>
             </w:r>
           </w:p>
         </w:tc>
@@ -3510,410 +3610,12 @@
     </w:tbl>
     <w:p/>
     <w:p>
-      <w:pPr>
-        <w:pStyle w:val="Heading5"/>
-      </w:pPr>
-      <w:r>
-        <w:t>Exercise 5. Architecture design (level 4)</w:t>
-      </w:r>
-    </w:p>
-    <w:p>
-      <w:r>
-        <w:rPr>
-          <w:b w:val="0"/>
-          <w:i w:val="0"/>
-        </w:rPr>
-        <w:t>Configure a data agent for finance analysts. Sources: a finance warehouse and a Power BI semantic model of the same numbers. Contracts in PDF live in a lakehouse Files folder.</w:t>
-      </w:r>
-    </w:p>
-    <w:p>
-      <w:r>
-        <w:rPr>
-          <w:b w:val="0"/>
-          <w:i w:val="0"/>
-        </w:rPr>
-        <w:t>Options: Leave them out: unstructured files are not supported, Add the Files folder as a source.</w:t>
-      </w:r>
-    </w:p>
-    <w:p>
-      <w:pPr>
-        <w:pStyle w:val="ListNumber"/>
-      </w:pPr>
-      <w:r>
-        <w:rPr>
-          <w:b w:val="0"/>
-          <w:i w:val="0"/>
-        </w:rPr>
-        <w:t>The PDF contracts</w:t>
-      </w:r>
-    </w:p>
-    <w:p>
-      <w:pPr>
-        <w:pStyle w:val="ListNumber"/>
-      </w:pPr>
-      <w:r>
-        <w:rPr>
-          <w:b w:val="0"/>
-          <w:i w:val="0"/>
-        </w:rPr>
-        <w:t>Where to add example queries</w:t>
-      </w:r>
-    </w:p>
-    <w:p>
-      <w:pPr>
-        <w:pStyle w:val="ListNumber"/>
-      </w:pPr>
-      <w:r>
-        <w:rPr>
-          <w:b w:val="0"/>
-          <w:i w:val="0"/>
-        </w:rPr>
-        <w:t>Instruction to add</w:t>
-      </w:r>
-    </w:p>
-    <w:p>
-      <w:pPr>
-        <w:pStyle w:val="Heading4"/>
-      </w:pPr>
-      <w:r>
-        <w:t>Sources</w:t>
-      </w:r>
-    </w:p>
-    <w:p>
-      <w:pPr>
-        <w:pStyle w:val="ListBullet"/>
-      </w:pPr>
-      <w:r>
-        <w:rPr>
-          <w:b w:val="0"/>
-          <w:i w:val="0"/>
-        </w:rPr>
-        <w:t>Data agent is GA per its concept page; supports up to five sources (lakehouse, warehouse, semantic model, KQL database, and others); generates SQL, DAX, KQL; read-only; uses the requesting user's credentials; no unstructured data such as PDF, docx, txt. (verified: https://learn.microsoft.com/en-us/fabric/data-science/concept-data-agent (updated 2026-05-11); copilot-ai-feature-state (updated 2026-06-19))</w:t>
-      </w:r>
-    </w:p>
-    <w:p>
-      <w:pPr>
-        <w:pStyle w:val="ListBullet"/>
-      </w:pPr>
-      <w:r>
-        <w:rPr>
-          <w:b w:val="0"/>
-          <w:i w:val="0"/>
-        </w:rPr>
-        <w:t>Select only needed tables and columns; use descriptive names; instructions and descriptions supply business meaning. (verified: https://learn.microsoft.com/en-us/fabric/data-science/data-agent-configuration-best-practices (updated 2026-08-27))</w:t>
-      </w:r>
-    </w:p>
-    <w:p>
-      <w:pPr>
-        <w:pStyle w:val="ListBullet"/>
-      </w:pPr>
-      <w:r>
-        <w:rPr>
-          <w:b w:val="0"/>
-          <w:i w:val="0"/>
-        </w:rPr>
-        <w:t>Example queries are validated against the schema and supported for lakehouse, warehouse and KQL databases, not semantic models or ontology. (verified: https://learn.microsoft.com/en-us/fabric/data-science/data-agent-example-queries (updated 2025-09-11))</w:t>
-      </w:r>
-    </w:p>
-    <w:p>
-      <w:pPr>
-        <w:pStyle w:val="ListBullet"/>
-      </w:pPr>
-      <w:r>
-        <w:rPr>
-          <w:b w:val="0"/>
-          <w:i w:val="0"/>
-        </w:rPr>
-        <w:t>fabric-data-agent-sdk provides evaluation against ground-truth question sets. (verified: https://learn.microsoft.com/en-us/fabric/data-science/evaluate-data-agent (updated 2026-09-01))</w:t>
-      </w:r>
-    </w:p>
-    <w:p>
-      <w:pPr>
-        <w:pStyle w:val="ListBullet"/>
-      </w:pPr>
-      <w:r>
-        <w:rPr>
-          <w:b w:val="0"/>
-          <w:i w:val="0"/>
-        </w:rPr>
-        <w:t>Instructions, example queries and conversation history add to token usage and CU consumption. (verified: https://learn.microsoft.com/en-us/fabric/fundamentals/data-agent-consumption (updated 2025-03-20))</w:t>
-      </w:r>
-    </w:p>
-    <w:p>
-      <w:pPr>
-        <w:pStyle w:val="Heading3"/>
-      </w:pPr>
-      <w:r>
-        <w:t>C8-L3 Verify what Copilot writes</w:t>
-      </w:r>
-    </w:p>
-    <w:p>
-      <w:pPr>
-        <w:pStyle w:val="Heading4"/>
-      </w:pPr>
-      <w:r>
-        <w:t>Concept</w:t>
-      </w:r>
-    </w:p>
-    <w:p>
-      <w:r>
-        <w:rPr>
-          <w:b w:val="0"/>
-          <w:i w:val="0"/>
-        </w:rPr>
-        <w:t>Microsoft's own guidance for Copilot in notebooks (preview, Microsoft Learn, checked September 2026) says: always review AI-generated code before you apply it. Output might be inaccurate, incomplete, or based on outdated library syntax. The chat pane shows changes as an approval diff. Approving the diff is your review, so make it a real one.</w:t>
-      </w:r>
-    </w:p>
-    <w:p>
-      <w:r>
-        <w:rPr>
-          <w:b w:val="0"/>
-          <w:i w:val="0"/>
-        </w:rPr>
-        <w:t>Code that runs without error proves only that the names exist and the syntax parses. Use four checks, in this order.</w:t>
-      </w:r>
-    </w:p>
-    <w:p>
-      <w:pPr>
-        <w:pStyle w:val="ListNumber"/>
-      </w:pPr>
-      <w:r>
-        <w:rPr>
-          <w:b/>
-          <w:i w:val="0"/>
-        </w:rPr>
-        <w:t>Read every line.</w:t>
-      </w:r>
-      <w:r>
-        <w:rPr>
-          <w:b w:val="0"/>
-          <w:i w:val="0"/>
-        </w:rPr>
-        <w:t xml:space="preserve"> Check each table, column and function against the schema and the docs. Check the grain: one row per what? Check joins: inner joins drop unmatched rows.</w:t>
-      </w:r>
-    </w:p>
-    <w:p>
-      <w:pPr>
-        <w:pStyle w:val="ListNumber"/>
-      </w:pPr>
-      <w:r>
-        <w:rPr>
-          <w:b/>
-          <w:i w:val="0"/>
-        </w:rPr>
-        <w:t>Run it on known data.</w:t>
-      </w:r>
-      <w:r>
-        <w:rPr>
-          <w:b w:val="0"/>
-          <w:i w:val="0"/>
-        </w:rPr>
-        <w:t xml:space="preserve"> Build five to ten rows where you have worked out the answer by hand. Include the awkward cases: a null, a zero denominator, a duplicate key, an empty group.</w:t>
-      </w:r>
-    </w:p>
-    <w:p>
-      <w:pPr>
-        <w:pStyle w:val="ListNumber"/>
-      </w:pPr>
-      <w:r>
-        <w:rPr>
-          <w:b/>
-          <w:i w:val="0"/>
-        </w:rPr>
-        <w:t>Compare with a second method.</w:t>
-      </w:r>
-      <w:r>
-        <w:rPr>
-          <w:b w:val="0"/>
-          <w:i w:val="0"/>
-        </w:rPr>
-        <w:t xml:space="preserve"> Compute the same number another way: a plain </w:t>
-      </w:r>
-      <w:r>
-        <w:rPr>
-          <w:rFonts w:ascii="Consolas" w:hAnsi="Consolas" w:eastAsia="Consolas"/>
-          <w:b w:val="0"/>
-          <w:sz w:val="19"/>
-        </w:rPr>
-        <w:t>count()</w:t>
-      </w:r>
-      <w:r>
-        <w:rPr>
-          <w:b w:val="0"/>
-          <w:i w:val="0"/>
-        </w:rPr>
-        <w:t xml:space="preserve"> against the generated aggregate, SQL against PySpark, the new query against last month's report.</w:t>
-      </w:r>
-    </w:p>
-    <w:p>
-      <w:pPr>
-        <w:pStyle w:val="ListNumber"/>
-      </w:pPr>
-      <w:r>
-        <w:rPr>
-          <w:b/>
-          <w:i w:val="0"/>
-        </w:rPr>
-        <w:t>Keep the checks.</w:t>
-      </w:r>
-      <w:r>
-        <w:rPr>
-          <w:b w:val="0"/>
-          <w:i w:val="0"/>
-        </w:rPr>
-        <w:t xml:space="preserve"> Turn steps 2 and 3 into tests that run with the pipeline, so the next edit, by you or by Copilot, is checked too.</w:t>
-      </w:r>
-    </w:p>
-    <w:p>
-      <w:r>
-        <w:rPr>
-          <w:b w:val="0"/>
-          <w:i w:val="0"/>
-        </w:rPr>
-        <w:t>Errors to look for first, because they run cleanly and give plausible numbers:</w:t>
-      </w:r>
-    </w:p>
-    <w:p>
-      <w:pPr>
-        <w:pStyle w:val="ListBullet"/>
-      </w:pPr>
-      <w:r>
-        <w:rPr>
-          <w:b/>
-          <w:i w:val="0"/>
-        </w:rPr>
-        <w:t>Average of averages.</w:t>
-      </w:r>
-      <w:r>
-        <w:rPr>
-          <w:b w:val="0"/>
-          <w:i w:val="0"/>
-        </w:rPr>
-        <w:t xml:space="preserve"> </w:t>
-      </w:r>
-      <w:r>
-        <w:rPr>
-          <w:rFonts w:ascii="Consolas" w:hAnsi="Consolas" w:eastAsia="Consolas"/>
-          <w:b w:val="0"/>
-          <w:sz w:val="19"/>
-        </w:rPr>
-        <w:t>AVG(avg_basket)</w:t>
-      </w:r>
-      <w:r>
-        <w:rPr>
-          <w:b w:val="0"/>
-          <w:i w:val="0"/>
-        </w:rPr>
-        <w:t xml:space="preserve"> over stores weights a small store the same as a large one. Divide total sales by total baskets instead.</w:t>
-      </w:r>
-    </w:p>
-    <w:p>
-      <w:pPr>
-        <w:pStyle w:val="ListBullet"/>
-      </w:pPr>
-      <w:r>
-        <w:rPr>
-          <w:b/>
-          <w:i w:val="0"/>
-        </w:rPr>
-        <w:t>Wrong join type.</w:t>
-      </w:r>
-      <w:r>
-        <w:rPr>
-          <w:b w:val="0"/>
-          <w:i w:val="0"/>
-        </w:rPr>
-        <w:t xml:space="preserve"> An inner join to a dimension drops facts with no match.</w:t>
-      </w:r>
-    </w:p>
-    <w:p>
-      <w:pPr>
-        <w:pStyle w:val="ListBullet"/>
-      </w:pPr>
-      <w:r>
-        <w:rPr>
-          <w:rFonts w:ascii="Consolas" w:hAnsi="Consolas" w:eastAsia="Consolas"/>
-          <w:b w:val="0"/>
-          <w:sz w:val="19"/>
-        </w:rPr>
-        <w:t>COUNT(*)</w:t>
-      </w:r>
-      <w:r>
-        <w:rPr>
-          <w:b/>
-          <w:i w:val="0"/>
-        </w:rPr>
-        <w:t xml:space="preserve"> for distinct things.</w:t>
-      </w:r>
-      <w:r>
-        <w:rPr>
-          <w:b w:val="0"/>
-          <w:i w:val="0"/>
-        </w:rPr>
-        <w:t xml:space="preserve"> Customers with two orders count twice.</w:t>
-      </w:r>
-    </w:p>
-    <w:p>
-      <w:pPr>
-        <w:pStyle w:val="ListBullet"/>
-      </w:pPr>
-      <w:r>
-        <w:rPr>
-          <w:b/>
-          <w:i w:val="0"/>
-        </w:rPr>
-        <w:t>Unguarded division.</w:t>
-      </w:r>
-      <w:r>
-        <w:rPr>
-          <w:b w:val="0"/>
-          <w:i w:val="0"/>
-        </w:rPr>
-        <w:t xml:space="preserve"> A zero denominator fails in some engines and returns null or infinity in others.</w:t>
-      </w:r>
-    </w:p>
-    <w:p>
-      <w:pPr>
-        <w:pStyle w:val="ListBullet"/>
-      </w:pPr>
-      <w:r>
-        <w:rPr>
-          <w:b/>
-          <w:i w:val="0"/>
-        </w:rPr>
-        <w:t>Invented names.</w:t>
-      </w:r>
-      <w:r>
-        <w:rPr>
-          <w:b w:val="0"/>
-          <w:i w:val="0"/>
-        </w:rPr>
-        <w:t xml:space="preserve"> A column or function that does not exist. This one fails loudly.</w:t>
-      </w:r>
-    </w:p>
-    <w:p>
-      <w:pPr>
-        <w:pStyle w:val="Heading4"/>
-      </w:pPr>
-      <w:r>
-        <w:t>Why it matters</w:t>
-      </w:r>
-    </w:p>
-    <w:p>
-      <w:r>
-        <w:rPr>
-          <w:b w:val="0"/>
-          <w:i w:val="0"/>
-        </w:rPr>
-        <w:t>An analyst asked Copilot for average basket value by region. The query ran and the numbers looked sensible. It averaged each store's average, so a pop-up store with four baskets counted as much as a flagship with 40,000. The regional figure was 11% too high. A five-row test with two stores of different sizes shows the difference at once.</w:t>
-      </w:r>
-    </w:p>
-    <w:p>
-      <w:pPr>
-        <w:pStyle w:val="Heading4"/>
-      </w:pPr>
-      <w:r>
-        <w:t>Worked example: weak code</w:t>
+      <w:r>
+        <w:rPr>
+          <w:b w:val="0"/>
+          <w:i w:val="0"/>
+        </w:rPr>
+        <w:t>Starter code:</w:t>
       </w:r>
     </w:p>
     <w:tbl>
@@ -3939,19 +3641,19 @@
             <w:r>
               <w:rPr>
                 <w:rFonts w:ascii="Consolas" w:hAnsi="Consolas" w:eastAsia="Consolas"/>
-                <w:b/>
+                <w:b w:val="0"/>
                 <w:color w:val="5B6875"/>
                 <w:sz w:val="16"/>
               </w:rPr>
-              <w:t xml:space="preserve"> [1]  </w:t>
-            </w:r>
-            <w:r>
-              <w:rPr>
-                <w:rFonts w:ascii="Consolas" w:hAnsi="Consolas" w:eastAsia="Consolas"/>
-                <w:b w:val="0"/>
-                <w:sz w:val="16"/>
-              </w:rPr>
-              <w:t># Copilot suggestion, applied after it ran without error</w:t>
+              <w:t xml:space="preserve">   1  </w:t>
+            </w:r>
+            <w:r>
+              <w:rPr>
+                <w:rFonts w:ascii="Consolas" w:hAnsi="Consolas" w:eastAsia="Consolas"/>
+                <w:b w:val="0"/>
+                <w:sz w:val="16"/>
+              </w:rPr>
+              <w:t>def evaluate(expected, actual, rel_tol=0.001):</w:t>
             </w:r>
           </w:p>
           <w:p>
@@ -3974,7 +3676,7 @@
                 <w:b w:val="0"/>
                 <w:sz w:val="16"/>
               </w:rPr>
-              <w:t>region_basket = (</w:t>
+              <w:t xml:space="preserve">    failed = [q for q in expected if not actual.get(q)]</w:t>
             </w:r>
           </w:p>
           <w:p>
@@ -3997,97 +3699,194 @@
                 <w:b w:val="0"/>
                 <w:sz w:val="16"/>
               </w:rPr>
-              <w:t xml:space="preserve">    store_summary.join(dim_region, "store_id")</w:t>
-            </w:r>
-          </w:p>
-          <w:p>
-            <w:pPr>
-              <w:spacing w:before="0" w:after="0" w:line="240" w:lineRule="auto"/>
-              <w:ind w:left="567" w:hanging="567"/>
-            </w:pPr>
-            <w:r>
-              <w:rPr>
-                <w:rFonts w:ascii="Consolas" w:hAnsi="Consolas" w:eastAsia="Consolas"/>
-                <w:b w:val="0"/>
-                <w:color w:val="5B6875"/>
-                <w:sz w:val="16"/>
-              </w:rPr>
-              <w:t xml:space="preserve">   4  </w:t>
-            </w:r>
-            <w:r>
-              <w:rPr>
-                <w:rFonts w:ascii="Consolas" w:hAnsi="Consolas" w:eastAsia="Consolas"/>
-                <w:b w:val="0"/>
-                <w:sz w:val="16"/>
-              </w:rPr>
-              <w:t xml:space="preserve">    .groupBy("region")</w:t>
-            </w:r>
-          </w:p>
-          <w:p>
-            <w:pPr>
-              <w:spacing w:before="0" w:after="0" w:line="240" w:lineRule="auto"/>
-              <w:ind w:left="567" w:hanging="567"/>
-            </w:pPr>
-            <w:r>
-              <w:rPr>
-                <w:rFonts w:ascii="Consolas" w:hAnsi="Consolas" w:eastAsia="Consolas"/>
-                <w:b/>
-                <w:color w:val="5B6875"/>
-                <w:sz w:val="16"/>
-              </w:rPr>
-              <w:t xml:space="preserve"> [2]  </w:t>
-            </w:r>
-            <w:r>
-              <w:rPr>
-                <w:rFonts w:ascii="Consolas" w:hAnsi="Consolas" w:eastAsia="Consolas"/>
-                <w:b w:val="0"/>
-                <w:sz w:val="16"/>
-              </w:rPr>
-              <w:t xml:space="preserve">    .agg(F.avg("avg_basket").alias("avg_basket"))</w:t>
-            </w:r>
-          </w:p>
-          <w:p>
-            <w:pPr>
-              <w:spacing w:before="0" w:after="0" w:line="240" w:lineRule="auto"/>
-              <w:ind w:left="567" w:hanging="567"/>
-            </w:pPr>
-            <w:r>
-              <w:rPr>
-                <w:rFonts w:ascii="Consolas" w:hAnsi="Consolas" w:eastAsia="Consolas"/>
-                <w:b w:val="0"/>
-                <w:color w:val="5B6875"/>
-                <w:sz w:val="16"/>
-              </w:rPr>
-              <w:t xml:space="preserve">   6  </w:t>
-            </w:r>
-            <w:r>
-              <w:rPr>
-                <w:rFonts w:ascii="Consolas" w:hAnsi="Consolas" w:eastAsia="Consolas"/>
-                <w:b w:val="0"/>
-                <w:sz w:val="16"/>
-              </w:rPr>
-              <w:t>)</w:t>
+              <w:t xml:space="preserve">    return 1 - len(failed) / len(actual), failed</w:t>
             </w:r>
           </w:p>
         </w:tc>
       </w:tr>
     </w:tbl>
+    <w:p/>
+    <w:p>
+      <w:pPr>
+        <w:pStyle w:val="Heading5"/>
+      </w:pPr>
+      <w:r>
+        <w:t>Exercise 5. Architecture design (level 4)</w:t>
+      </w:r>
+    </w:p>
+    <w:p>
+      <w:r>
+        <w:rPr>
+          <w:b w:val="0"/>
+          <w:i w:val="0"/>
+        </w:rPr>
+        <w:t>Configure a data agent for finance analysts. Sources: a finance warehouse and a Power BI semantic model of the same numbers. Contracts in PDF live in a lakehouse Files folder.</w:t>
+      </w:r>
+    </w:p>
+    <w:p>
+      <w:r>
+        <w:rPr>
+          <w:b w:val="0"/>
+          <w:i w:val="0"/>
+        </w:rPr>
+        <w:t>Options: Leave them out: unstructured files are not supported, Add the Files folder as a source.</w:t>
+      </w:r>
+    </w:p>
     <w:p>
       <w:pPr>
         <w:pStyle w:val="ListNumber"/>
       </w:pPr>
       <w:r>
         <w:rPr>
+          <w:b w:val="0"/>
+          <w:i w:val="0"/>
+        </w:rPr>
+        <w:t>The PDF contracts</w:t>
+      </w:r>
+    </w:p>
+    <w:p>
+      <w:pPr>
+        <w:pStyle w:val="ListNumber"/>
+      </w:pPr>
+      <w:r>
+        <w:rPr>
+          <w:b w:val="0"/>
+          <w:i w:val="0"/>
+        </w:rPr>
+        <w:t>Where to add example queries</w:t>
+      </w:r>
+    </w:p>
+    <w:p>
+      <w:pPr>
+        <w:pStyle w:val="ListNumber"/>
+      </w:pPr>
+      <w:r>
+        <w:rPr>
+          <w:b w:val="0"/>
+          <w:i w:val="0"/>
+        </w:rPr>
+        <w:t>Instruction to add</w:t>
+      </w:r>
+    </w:p>
+    <w:p>
+      <w:pPr>
+        <w:pStyle w:val="Heading4"/>
+      </w:pPr>
+      <w:r>
+        <w:t>Sources</w:t>
+      </w:r>
+    </w:p>
+    <w:p>
+      <w:pPr>
+        <w:pStyle w:val="ListBullet"/>
+      </w:pPr>
+      <w:r>
+        <w:rPr>
+          <w:b w:val="0"/>
+          <w:i w:val="0"/>
+        </w:rPr>
+        <w:t>Data agent is GA per its concept page; supports up to five sources (lakehouse, warehouse, semantic model, KQL database, and others); generates SQL, DAX, KQL; read-only; uses the requesting user's credentials; no unstructured data such as PDF, docx, txt. (verified: https://learn.microsoft.com/en-us/fabric/data-science/concept-data-agent (updated 2026-05-11); copilot-ai-feature-state (updated 2026-06-19))</w:t>
+      </w:r>
+    </w:p>
+    <w:p>
+      <w:pPr>
+        <w:pStyle w:val="ListBullet"/>
+      </w:pPr>
+      <w:r>
+        <w:rPr>
+          <w:b w:val="0"/>
+          <w:i w:val="0"/>
+        </w:rPr>
+        <w:t>Select only needed tables and columns; use descriptive names; instructions and descriptions supply business meaning. (verified: https://learn.microsoft.com/en-us/fabric/data-science/data-agent-configuration-best-practices (updated 2026-08-27))</w:t>
+      </w:r>
+    </w:p>
+    <w:p>
+      <w:pPr>
+        <w:pStyle w:val="ListBullet"/>
+      </w:pPr>
+      <w:r>
+        <w:rPr>
+          <w:b w:val="0"/>
+          <w:i w:val="0"/>
+        </w:rPr>
+        <w:t>Example queries are validated against the schema and supported for lakehouse, warehouse and KQL databases, not semantic models or ontology. (verified: https://learn.microsoft.com/en-us/fabric/data-science/data-agent-example-queries (updated 2025-09-11))</w:t>
+      </w:r>
+    </w:p>
+    <w:p>
+      <w:pPr>
+        <w:pStyle w:val="ListBullet"/>
+      </w:pPr>
+      <w:r>
+        <w:rPr>
+          <w:b w:val="0"/>
+          <w:i w:val="0"/>
+        </w:rPr>
+        <w:t>fabric-data-agent-sdk provides evaluation against ground-truth question sets. (verified: https://learn.microsoft.com/en-us/fabric/data-science/evaluate-data-agent (updated 2026-09-01))</w:t>
+      </w:r>
+    </w:p>
+    <w:p>
+      <w:pPr>
+        <w:pStyle w:val="ListBullet"/>
+      </w:pPr>
+      <w:r>
+        <w:rPr>
+          <w:b w:val="0"/>
+          <w:i w:val="0"/>
+        </w:rPr>
+        <w:t>Instructions, example queries and conversation history add to token usage and CU consumption. (verified: https://learn.microsoft.com/en-us/fabric/fundamentals/data-agent-consumption (updated 2025-03-20))</w:t>
+      </w:r>
+    </w:p>
+    <w:p>
+      <w:pPr>
+        <w:pStyle w:val="Heading3"/>
+      </w:pPr>
+      <w:r>
+        <w:t>C8-L3 Verify what Copilot writes</w:t>
+      </w:r>
+    </w:p>
+    <w:p>
+      <w:pPr>
+        <w:pStyle w:val="Heading4"/>
+      </w:pPr>
+      <w:r>
+        <w:t>Concept</w:t>
+      </w:r>
+    </w:p>
+    <w:p>
+      <w:r>
+        <w:rPr>
+          <w:b w:val="0"/>
+          <w:i w:val="0"/>
+        </w:rPr>
+        <w:t>Microsoft's own guidance for Copilot in notebooks (preview, Microsoft Learn, checked September 2026) says: always review AI-generated code before you apply it. Output might be inaccurate, incomplete, or based on outdated library syntax. The chat pane shows changes as an approval diff. Approving the diff is your review, so make it a real one.</w:t>
+      </w:r>
+    </w:p>
+    <w:p>
+      <w:r>
+        <w:rPr>
+          <w:b w:val="0"/>
+          <w:i w:val="0"/>
+        </w:rPr>
+        <w:t>Code that runs without error proves only that the names exist and the syntax parses. Use four checks, in this order.</w:t>
+      </w:r>
+    </w:p>
+    <w:p>
+      <w:pPr>
+        <w:pStyle w:val="ListNumber"/>
+      </w:pPr>
+      <w:r>
+        <w:rPr>
           <w:b/>
-        </w:rPr>
-        <w:t xml:space="preserve">Line 1. </w:t>
-      </w:r>
-      <w:r>
-        <w:rPr>
-          <w:b w:val="0"/>
-          <w:i w:val="0"/>
-        </w:rPr>
-        <w:t>Running is not a check.</w:t>
+          <w:i w:val="0"/>
+        </w:rPr>
+        <w:t>Read every line.</w:t>
+      </w:r>
+      <w:r>
+        <w:rPr>
+          <w:b w:val="0"/>
+          <w:i w:val="0"/>
+        </w:rPr>
+        <w:t xml:space="preserve"> Check each table, column and function against the schema and the docs. Check the grain: one row per what? Check joins: inner joins drop unmatched rows.</w:t>
       </w:r>
     </w:p>
     <w:p>
@@ -4097,15 +3896,196 @@
       <w:r>
         <w:rPr>
           <w:b/>
-        </w:rPr>
-        <w:t xml:space="preserve">Line 5. </w:t>
-      </w:r>
-      <w:r>
-        <w:rPr>
-          <w:b w:val="0"/>
-          <w:i w:val="0"/>
-        </w:rPr>
-        <w:t>Average of averages: every store weighs the same.</w:t>
+          <w:i w:val="0"/>
+        </w:rPr>
+        <w:t>Run it on known data.</w:t>
+      </w:r>
+      <w:r>
+        <w:rPr>
+          <w:b w:val="0"/>
+          <w:i w:val="0"/>
+        </w:rPr>
+        <w:t xml:space="preserve"> Build five to ten rows where you have worked out the answer by hand. Include the awkward cases: a null, a zero denominator, a duplicate key, an empty group.</w:t>
+      </w:r>
+    </w:p>
+    <w:p>
+      <w:pPr>
+        <w:pStyle w:val="ListNumber"/>
+      </w:pPr>
+      <w:r>
+        <w:rPr>
+          <w:b/>
+          <w:i w:val="0"/>
+        </w:rPr>
+        <w:t>Compare with a second method.</w:t>
+      </w:r>
+      <w:r>
+        <w:rPr>
+          <w:b w:val="0"/>
+          <w:i w:val="0"/>
+        </w:rPr>
+        <w:t xml:space="preserve"> Compute the same number another way: a plain </w:t>
+      </w:r>
+      <w:r>
+        <w:rPr>
+          <w:rFonts w:ascii="Consolas" w:hAnsi="Consolas" w:eastAsia="Consolas"/>
+          <w:b w:val="0"/>
+          <w:sz w:val="19"/>
+        </w:rPr>
+        <w:t>count()</w:t>
+      </w:r>
+      <w:r>
+        <w:rPr>
+          <w:b w:val="0"/>
+          <w:i w:val="0"/>
+        </w:rPr>
+        <w:t xml:space="preserve"> against the generated aggregate, SQL against PySpark, the new query against last month's report.</w:t>
+      </w:r>
+    </w:p>
+    <w:p>
+      <w:pPr>
+        <w:pStyle w:val="ListNumber"/>
+      </w:pPr>
+      <w:r>
+        <w:rPr>
+          <w:b/>
+          <w:i w:val="0"/>
+        </w:rPr>
+        <w:t>Keep the checks.</w:t>
+      </w:r>
+      <w:r>
+        <w:rPr>
+          <w:b w:val="0"/>
+          <w:i w:val="0"/>
+        </w:rPr>
+        <w:t xml:space="preserve"> Turn steps 2 and 3 into tests that run with the pipeline, so the next edit, by you or by Copilot, is checked too.</w:t>
+      </w:r>
+    </w:p>
+    <w:p>
+      <w:r>
+        <w:rPr>
+          <w:b w:val="0"/>
+          <w:i w:val="0"/>
+        </w:rPr>
+        <w:t>Errors to look for first, because they run cleanly and give plausible numbers:</w:t>
+      </w:r>
+    </w:p>
+    <w:p>
+      <w:pPr>
+        <w:pStyle w:val="ListBullet"/>
+      </w:pPr>
+      <w:r>
+        <w:rPr>
+          <w:b/>
+          <w:i w:val="0"/>
+        </w:rPr>
+        <w:t>Average of averages.</w:t>
+      </w:r>
+      <w:r>
+        <w:rPr>
+          <w:b w:val="0"/>
+          <w:i w:val="0"/>
+        </w:rPr>
+        <w:t xml:space="preserve"> </w:t>
+      </w:r>
+      <w:r>
+        <w:rPr>
+          <w:rFonts w:ascii="Consolas" w:hAnsi="Consolas" w:eastAsia="Consolas"/>
+          <w:b w:val="0"/>
+          <w:sz w:val="19"/>
+        </w:rPr>
+        <w:t>AVG(avg_basket)</w:t>
+      </w:r>
+      <w:r>
+        <w:rPr>
+          <w:b w:val="0"/>
+          <w:i w:val="0"/>
+        </w:rPr>
+        <w:t xml:space="preserve"> over stores weights a small store the same as a large one. Divide total sales by total baskets instead.</w:t>
+      </w:r>
+    </w:p>
+    <w:p>
+      <w:pPr>
+        <w:pStyle w:val="ListBullet"/>
+      </w:pPr>
+      <w:r>
+        <w:rPr>
+          <w:b/>
+          <w:i w:val="0"/>
+        </w:rPr>
+        <w:t>Wrong join type.</w:t>
+      </w:r>
+      <w:r>
+        <w:rPr>
+          <w:b w:val="0"/>
+          <w:i w:val="0"/>
+        </w:rPr>
+        <w:t xml:space="preserve"> An inner join to a dimension drops facts with no match.</w:t>
+      </w:r>
+    </w:p>
+    <w:p>
+      <w:pPr>
+        <w:pStyle w:val="ListBullet"/>
+      </w:pPr>
+      <w:r>
+        <w:rPr>
+          <w:rFonts w:ascii="Consolas" w:hAnsi="Consolas" w:eastAsia="Consolas"/>
+          <w:b w:val="0"/>
+          <w:sz w:val="19"/>
+        </w:rPr>
+        <w:t>COUNT(*)</w:t>
+      </w:r>
+      <w:r>
+        <w:rPr>
+          <w:b/>
+          <w:i w:val="0"/>
+        </w:rPr>
+        <w:t xml:space="preserve"> for distinct things.</w:t>
+      </w:r>
+      <w:r>
+        <w:rPr>
+          <w:b w:val="0"/>
+          <w:i w:val="0"/>
+        </w:rPr>
+        <w:t xml:space="preserve"> Customers with two orders count twice.</w:t>
+      </w:r>
+    </w:p>
+    <w:p>
+      <w:pPr>
+        <w:pStyle w:val="ListBullet"/>
+      </w:pPr>
+      <w:r>
+        <w:rPr>
+          <w:b/>
+          <w:i w:val="0"/>
+        </w:rPr>
+        <w:t>Unguarded division.</w:t>
+      </w:r>
+      <w:r>
+        <w:rPr>
+          <w:b w:val="0"/>
+          <w:i w:val="0"/>
+        </w:rPr>
+        <w:t xml:space="preserve"> A zero denominator fails in some engines and returns null or infinity in others.</w:t>
+      </w:r>
+    </w:p>
+    <w:p>
+      <w:pPr>
+        <w:pStyle w:val="ListBullet"/>
+      </w:pPr>
+      <w:r>
+        <w:rPr>
+          <w:b/>
+          <w:i w:val="0"/>
+        </w:rPr>
+        <w:t>Invented names.</w:t>
+      </w:r>
+      <w:r>
+        <w:rPr>
+          <w:b w:val="0"/>
+          <w:i w:val="0"/>
+        </w:rPr>
+        <w:t xml:space="preserve"> A column or function that does not exist. This one fails loudly.</w:t>
       </w:r>
     </w:p>
     <w:p>
@@ -4113,7 +4093,24 @@
         <w:pStyle w:val="Heading4"/>
       </w:pPr>
       <w:r>
-        <w:t>Worked example: strong code</w:t>
+        <w:t>Why it matters</w:t>
+      </w:r>
+    </w:p>
+    <w:p>
+      <w:r>
+        <w:rPr>
+          <w:b w:val="0"/>
+          <w:i w:val="0"/>
+        </w:rPr>
+        <w:t>An analyst asked Copilot for average basket value by region. The query ran and the numbers looked sensible. It averaged each store's average, so a pop-up store with four baskets counted as much as a flagship with 40,000. The regional figure was 11% too high. A five-row test with two stores of different sizes shows the difference at once.</w:t>
+      </w:r>
+    </w:p>
+    <w:p>
+      <w:pPr>
+        <w:pStyle w:val="Heading4"/>
+      </w:pPr>
+      <w:r>
+        <w:t>Worked example: weak code</w:t>
       </w:r>
     </w:p>
     <w:tbl>
@@ -4139,19 +4136,19 @@
             <w:r>
               <w:rPr>
                 <w:rFonts w:ascii="Consolas" w:hAnsi="Consolas" w:eastAsia="Consolas"/>
-                <w:b w:val="0"/>
+                <w:b/>
                 <w:color w:val="5B6875"/>
                 <w:sz w:val="16"/>
               </w:rPr>
-              <w:t xml:space="preserve">   1  </w:t>
-            </w:r>
-            <w:r>
-              <w:rPr>
-                <w:rFonts w:ascii="Consolas" w:hAnsi="Consolas" w:eastAsia="Consolas"/>
-                <w:b w:val="0"/>
-                <w:sz w:val="16"/>
-              </w:rPr>
-              <w:t>from pyspark.sql import functions as F</w:t>
+              <w:t xml:space="preserve"> [1]  </w:t>
+            </w:r>
+            <w:r>
+              <w:rPr>
+                <w:rFonts w:ascii="Consolas" w:hAnsi="Consolas" w:eastAsia="Consolas"/>
+                <w:b w:val="0"/>
+                <w:sz w:val="16"/>
+              </w:rPr>
+              <w:t># Copilot suggestion, applied after it ran without error</w:t>
             </w:r>
           </w:p>
           <w:p>
@@ -4174,7 +4171,7 @@
                 <w:b w:val="0"/>
                 <w:sz w:val="16"/>
               </w:rPr>
-              <w:t xml:space="preserve"> </w:t>
+              <w:t>region_basket = (</w:t>
             </w:r>
           </w:p>
           <w:p>
@@ -4197,7 +4194,7 @@
                 <w:b w:val="0"/>
                 <w:sz w:val="16"/>
               </w:rPr>
-              <w:t>region_basket = (</w:t>
+              <w:t xml:space="preserve">    store_summary.join(dim_region, "store_id")</w:t>
             </w:r>
           </w:p>
           <w:p>
@@ -4220,7 +4217,7 @@
                 <w:b w:val="0"/>
                 <w:sz w:val="16"/>
               </w:rPr>
-              <w:t xml:space="preserve">    store_summary.join(dim_region, "store_id", "left")</w:t>
+              <w:t xml:space="preserve">    .groupBy("region")</w:t>
             </w:r>
           </w:p>
           <w:p>
@@ -4231,19 +4228,19 @@
             <w:r>
               <w:rPr>
                 <w:rFonts w:ascii="Consolas" w:hAnsi="Consolas" w:eastAsia="Consolas"/>
-                <w:b w:val="0"/>
+                <w:b/>
                 <w:color w:val="5B6875"/>
                 <w:sz w:val="16"/>
               </w:rPr>
-              <w:t xml:space="preserve">   5  </w:t>
-            </w:r>
-            <w:r>
-              <w:rPr>
-                <w:rFonts w:ascii="Consolas" w:hAnsi="Consolas" w:eastAsia="Consolas"/>
-                <w:b w:val="0"/>
-                <w:sz w:val="16"/>
-              </w:rPr>
-              <w:t xml:space="preserve">    .groupBy("region")</w:t>
+              <w:t xml:space="preserve"> [2]  </w:t>
+            </w:r>
+            <w:r>
+              <w:rPr>
+                <w:rFonts w:ascii="Consolas" w:hAnsi="Consolas" w:eastAsia="Consolas"/>
+                <w:b w:val="0"/>
+                <w:sz w:val="16"/>
+              </w:rPr>
+              <w:t xml:space="preserve">    .agg(F.avg("avg_basket").alias("avg_basket"))</w:t>
             </w:r>
           </w:p>
           <w:p>
@@ -4254,34 +4251,11 @@
             <w:r>
               <w:rPr>
                 <w:rFonts w:ascii="Consolas" w:hAnsi="Consolas" w:eastAsia="Consolas"/>
-                <w:b/>
+                <w:b w:val="0"/>
                 <w:color w:val="5B6875"/>
                 <w:sz w:val="16"/>
               </w:rPr>
-              <w:t xml:space="preserve"> [1]  </w:t>
-            </w:r>
-            <w:r>
-              <w:rPr>
-                <w:rFonts w:ascii="Consolas" w:hAnsi="Consolas" w:eastAsia="Consolas"/>
-                <w:b w:val="0"/>
-                <w:sz w:val="16"/>
-              </w:rPr>
-              <w:t xml:space="preserve">    .agg(F.try_divide(F.sum("total_sales"), F.sum("basket_count")).alias("avg_basket"))</w:t>
-            </w:r>
-          </w:p>
-          <w:p>
-            <w:pPr>
-              <w:spacing w:before="0" w:after="0" w:line="240" w:lineRule="auto"/>
-              <w:ind w:left="567" w:hanging="567"/>
-            </w:pPr>
-            <w:r>
-              <w:rPr>
-                <w:rFonts w:ascii="Consolas" w:hAnsi="Consolas" w:eastAsia="Consolas"/>
-                <w:b w:val="0"/>
-                <w:color w:val="5B6875"/>
-                <w:sz w:val="16"/>
-              </w:rPr>
-              <w:t xml:space="preserve">   7  </w:t>
+              <w:t xml:space="preserve">   6  </w:t>
             </w:r>
             <w:r>
               <w:rPr>
@@ -4290,98 +4264,6 @@
                 <w:sz w:val="16"/>
               </w:rPr>
               <w:t>)</w:t>
-            </w:r>
-          </w:p>
-          <w:p>
-            <w:pPr>
-              <w:spacing w:before="0" w:after="0" w:line="240" w:lineRule="auto"/>
-              <w:ind w:left="567" w:hanging="567"/>
-            </w:pPr>
-            <w:r>
-              <w:rPr>
-                <w:rFonts w:ascii="Consolas" w:hAnsi="Consolas" w:eastAsia="Consolas"/>
-                <w:b w:val="0"/>
-                <w:color w:val="5B6875"/>
-                <w:sz w:val="16"/>
-              </w:rPr>
-              <w:t xml:space="preserve">   8  </w:t>
-            </w:r>
-            <w:r>
-              <w:rPr>
-                <w:rFonts w:ascii="Consolas" w:hAnsi="Consolas" w:eastAsia="Consolas"/>
-                <w:b w:val="0"/>
-                <w:sz w:val="16"/>
-              </w:rPr>
-              <w:t xml:space="preserve"> </w:t>
-            </w:r>
-          </w:p>
-          <w:p>
-            <w:pPr>
-              <w:spacing w:before="0" w:after="0" w:line="240" w:lineRule="auto"/>
-              <w:ind w:left="567" w:hanging="567"/>
-            </w:pPr>
-            <w:r>
-              <w:rPr>
-                <w:rFonts w:ascii="Consolas" w:hAnsi="Consolas" w:eastAsia="Consolas"/>
-                <w:b w:val="0"/>
-                <w:color w:val="5B6875"/>
-                <w:sz w:val="16"/>
-              </w:rPr>
-              <w:t xml:space="preserve">   9  </w:t>
-            </w:r>
-            <w:r>
-              <w:rPr>
-                <w:rFonts w:ascii="Consolas" w:hAnsi="Consolas" w:eastAsia="Consolas"/>
-                <w:b w:val="0"/>
-                <w:sz w:val="16"/>
-              </w:rPr>
-              <w:t># Known data: store A 4 baskets, 40.00 total. Store B 400 baskets, 2,000.00 total.</w:t>
-            </w:r>
-          </w:p>
-          <w:p>
-            <w:pPr>
-              <w:spacing w:before="0" w:after="0" w:line="240" w:lineRule="auto"/>
-              <w:ind w:left="567" w:hanging="567"/>
-            </w:pPr>
-            <w:r>
-              <w:rPr>
-                <w:rFonts w:ascii="Consolas" w:hAnsi="Consolas" w:eastAsia="Consolas"/>
-                <w:b/>
-                <w:color w:val="5B6875"/>
-                <w:sz w:val="16"/>
-              </w:rPr>
-              <w:t xml:space="preserve"> [2]  </w:t>
-            </w:r>
-            <w:r>
-              <w:rPr>
-                <w:rFonts w:ascii="Consolas" w:hAnsi="Consolas" w:eastAsia="Consolas"/>
-                <w:b w:val="0"/>
-                <w:sz w:val="16"/>
-              </w:rPr>
-              <w:t># Hand answer: 2,040.00 / 404 = 5.0495...  Average of averages would give 7.50.</w:t>
-            </w:r>
-          </w:p>
-          <w:p>
-            <w:pPr>
-              <w:spacing w:before="0" w:after="0" w:line="240" w:lineRule="auto"/>
-              <w:ind w:left="567" w:hanging="567"/>
-            </w:pPr>
-            <w:r>
-              <w:rPr>
-                <w:rFonts w:ascii="Consolas" w:hAnsi="Consolas" w:eastAsia="Consolas"/>
-                <w:b w:val="0"/>
-                <w:color w:val="5B6875"/>
-                <w:sz w:val="16"/>
-              </w:rPr>
-              <w:t xml:space="preserve">  11  </w:t>
-            </w:r>
-            <w:r>
-              <w:rPr>
-                <w:rFonts w:ascii="Consolas" w:hAnsi="Consolas" w:eastAsia="Consolas"/>
-                <w:b w:val="0"/>
-                <w:sz w:val="16"/>
-              </w:rPr>
-              <w:t>assert abs(result_for("North") - 2040.0 / 404) &lt; 1e-9</w:t>
             </w:r>
           </w:p>
         </w:tc>
@@ -4395,14 +4277,14 @@
         <w:rPr>
           <w:b/>
         </w:rPr>
-        <w:t xml:space="preserve">Line 6. </w:t>
-      </w:r>
-      <w:r>
-        <w:rPr>
-          <w:b w:val="0"/>
-          <w:i w:val="0"/>
-        </w:rPr>
-        <w:t>Total over total: each basket counts once. try_divide returns null for a zero denominator, where plain division fails under ANSI mode.</w:t>
+        <w:t xml:space="preserve">Line 1. </w:t>
+      </w:r>
+      <w:r>
+        <w:rPr>
+          <w:b w:val="0"/>
+          <w:i w:val="0"/>
+        </w:rPr>
+        <w:t>Running is not a check.</w:t>
       </w:r>
     </w:p>
     <w:p>
@@ -4413,23 +4295,14 @@
         <w:rPr>
           <w:b/>
         </w:rPr>
-        <w:t xml:space="preserve">Line 10. </w:t>
-      </w:r>
-      <w:r>
-        <w:rPr>
-          <w:b w:val="0"/>
-          <w:i w:val="0"/>
-        </w:rPr>
-        <w:t>Known data picked so the wrong method gives a visibly different answer.</w:t>
-      </w:r>
-    </w:p>
-    <w:p>
-      <w:r>
-        <w:rPr>
-          <w:b w:val="0"/>
-          <w:i w:val="0"/>
-        </w:rPr>
-        <w:t>Read it, run it on data with a hand-worked answer, compare it with a second method, and keep those checks as tests.</w:t>
+        <w:t xml:space="preserve">Line 5. </w:t>
+      </w:r>
+      <w:r>
+        <w:rPr>
+          <w:b w:val="0"/>
+          <w:i w:val="0"/>
+        </w:rPr>
+        <w:t>Average of averages: every store weighs the same.</w:t>
       </w:r>
     </w:p>
     <w:p>
@@ -4437,266 +4310,7 @@
         <w:pStyle w:val="Heading4"/>
       </w:pPr>
       <w:r>
-        <w:t>Recap card</w:t>
-      </w:r>
-    </w:p>
-    <w:p>
-      <w:pPr>
-        <w:pStyle w:val="ListBullet"/>
-      </w:pPr>
-      <w:r>
-        <w:rPr>
-          <w:b/>
-          <w:i w:val="0"/>
-        </w:rPr>
-        <w:t>A Copilot query ran without error. What does that prove?</w:t>
-      </w:r>
-      <w:r>
-        <w:rPr>
-          <w:b w:val="0"/>
-          <w:i w:val="0"/>
-        </w:rPr>
-        <w:t xml:space="preserve"> Syntax parses and names exist. Nothing about correctness.</w:t>
-      </w:r>
-    </w:p>
-    <w:p>
-      <w:pPr>
-        <w:pStyle w:val="ListBullet"/>
-      </w:pPr>
-      <w:r>
-        <w:rPr>
-          <w:b/>
-          <w:i w:val="0"/>
-        </w:rPr>
-        <w:t>Four checks for Copilot output</w:t>
-      </w:r>
-      <w:r>
-        <w:rPr>
-          <w:b w:val="0"/>
-          <w:i w:val="0"/>
-        </w:rPr>
-        <w:t xml:space="preserve"> Read every line. Run on known data. Compare with a second method. Keep the checks as tests.</w:t>
-      </w:r>
-    </w:p>
-    <w:p>
-      <w:pPr>
-        <w:pStyle w:val="ListBullet"/>
-      </w:pPr>
-      <w:r>
-        <w:rPr>
-          <w:b/>
-          <w:i w:val="0"/>
-        </w:rPr>
-        <w:t>Average of averages</w:t>
-      </w:r>
-      <w:r>
-        <w:rPr>
-          <w:b w:val="0"/>
-          <w:i w:val="0"/>
-        </w:rPr>
-        <w:t xml:space="preserve"> Weights small groups like large ones. Divide total by total instead.</w:t>
-      </w:r>
-    </w:p>
-    <w:p>
-      <w:pPr>
-        <w:pStyle w:val="ListBullet"/>
-      </w:pPr>
-      <w:r>
-        <w:rPr>
-          <w:b/>
-          <w:i w:val="0"/>
-        </w:rPr>
-        <w:t>Known data for verification</w:t>
-      </w:r>
-      <w:r>
-        <w:rPr>
-          <w:b w:val="0"/>
-          <w:i w:val="0"/>
-        </w:rPr>
-        <w:t xml:space="preserve"> Five to ten hand-built rows with a null, a zero denominator, a duplicate key and an empty group.</w:t>
-      </w:r>
-    </w:p>
-    <w:p>
-      <w:pPr>
-        <w:pStyle w:val="Heading4"/>
-      </w:pPr>
-      <w:r>
-        <w:t>Practice</w:t>
-      </w:r>
-    </w:p>
-    <w:p>
-      <w:pPr>
-        <w:pStyle w:val="Heading5"/>
-      </w:pPr>
-      <w:r>
-        <w:t>Exercise 1. Multiple choice (level 1)</w:t>
-      </w:r>
-    </w:p>
-    <w:p>
-      <w:r>
-        <w:rPr>
-          <w:b w:val="0"/>
-          <w:i w:val="0"/>
-        </w:rPr>
-        <w:t>A Copilot-generated query runs without an error. What has that shown?</w:t>
-      </w:r>
-    </w:p>
-    <w:p>
-      <w:pPr>
-        <w:pStyle w:val="ListBullet"/>
-      </w:pPr>
-      <w:r>
-        <w:rPr>
-          <w:b w:val="0"/>
-          <w:i w:val="0"/>
-        </w:rPr>
-        <w:t>a) The results are correct</w:t>
-      </w:r>
-    </w:p>
-    <w:p>
-      <w:pPr>
-        <w:pStyle w:val="ListBullet"/>
-      </w:pPr>
-      <w:r>
-        <w:rPr>
-          <w:b w:val="0"/>
-          <w:i w:val="0"/>
-        </w:rPr>
-        <w:t>b) The syntax parses and the referenced names exist</w:t>
-      </w:r>
-    </w:p>
-    <w:p>
-      <w:pPr>
-        <w:pStyle w:val="ListBullet"/>
-      </w:pPr>
-      <w:r>
-        <w:rPr>
-          <w:b w:val="0"/>
-          <w:i w:val="0"/>
-        </w:rPr>
-        <w:t>c) The query is efficient</w:t>
-      </w:r>
-    </w:p>
-    <w:p>
-      <w:pPr>
-        <w:pStyle w:val="ListBullet"/>
-      </w:pPr>
-      <w:r>
-        <w:rPr>
-          <w:b w:val="0"/>
-          <w:i w:val="0"/>
-        </w:rPr>
-        <w:t>d) The grain matches the requirement</w:t>
-      </w:r>
-    </w:p>
-    <w:p>
-      <w:r>
-        <w:rPr>
-          <w:b/>
-          <w:i w:val="0"/>
-        </w:rPr>
-        <w:t>Why?</w:t>
-      </w:r>
-    </w:p>
-    <w:p>
-      <w:pPr>
-        <w:pStyle w:val="ListBullet"/>
-      </w:pPr>
-      <w:r>
-        <w:rPr>
-          <w:b w:val="0"/>
-          <w:i w:val="0"/>
-        </w:rPr>
-        <w:t>r1) An engine checks syntax and names before it runs a query. It does not know what answer you wanted.</w:t>
-      </w:r>
-    </w:p>
-    <w:p>
-      <w:pPr>
-        <w:pStyle w:val="ListBullet"/>
-      </w:pPr>
-      <w:r>
-        <w:rPr>
-          <w:b w:val="0"/>
-          <w:i w:val="0"/>
-        </w:rPr>
-        <w:t>r2) Copilot tests its own queries before it shows them.</w:t>
-      </w:r>
-    </w:p>
-    <w:p>
-      <w:pPr>
-        <w:pStyle w:val="Heading5"/>
-      </w:pPr>
-      <w:r>
-        <w:t>Exercise 2. Spot the bug (level 2)</w:t>
-      </w:r>
-    </w:p>
-    <w:p>
-      <w:r>
-        <w:rPr>
-          <w:b w:val="0"/>
-          <w:i w:val="0"/>
-        </w:rPr>
-        <w:t xml:space="preserve">Copilot wrote this T-SQL for average basket value by region. </w:t>
-      </w:r>
-      <w:r>
-        <w:rPr>
-          <w:rFonts w:ascii="Consolas" w:hAnsi="Consolas" w:eastAsia="Consolas"/>
-          <w:b w:val="0"/>
-          <w:sz w:val="19"/>
-        </w:rPr>
-        <w:t>store_summary</w:t>
-      </w:r>
-      <w:r>
-        <w:rPr>
-          <w:b w:val="0"/>
-          <w:i w:val="0"/>
-        </w:rPr>
-        <w:t xml:space="preserve"> has one row per store with </w:t>
-      </w:r>
-      <w:r>
-        <w:rPr>
-          <w:rFonts w:ascii="Consolas" w:hAnsi="Consolas" w:eastAsia="Consolas"/>
-          <w:b w:val="0"/>
-          <w:sz w:val="19"/>
-        </w:rPr>
-        <w:t>total_sales</w:t>
-      </w:r>
-      <w:r>
-        <w:rPr>
-          <w:b w:val="0"/>
-          <w:i w:val="0"/>
-        </w:rPr>
-        <w:t xml:space="preserve">, </w:t>
-      </w:r>
-      <w:r>
-        <w:rPr>
-          <w:rFonts w:ascii="Consolas" w:hAnsi="Consolas" w:eastAsia="Consolas"/>
-          <w:b w:val="0"/>
-          <w:sz w:val="19"/>
-        </w:rPr>
-        <w:t>basket_count</w:t>
-      </w:r>
-      <w:r>
-        <w:rPr>
-          <w:b w:val="0"/>
-          <w:i w:val="0"/>
-        </w:rPr>
-        <w:t xml:space="preserve"> and </w:t>
-      </w:r>
-      <w:r>
-        <w:rPr>
-          <w:rFonts w:ascii="Consolas" w:hAnsi="Consolas" w:eastAsia="Consolas"/>
-          <w:b w:val="0"/>
-          <w:sz w:val="19"/>
-        </w:rPr>
-        <w:t>avg_basket</w:t>
-      </w:r>
-      <w:r>
-        <w:rPr>
-          <w:b w:val="0"/>
-          <w:i w:val="0"/>
-        </w:rPr>
-        <w:t>. Tap the line that gives the wrong number, then fix it. Guard the division.</w:t>
+        <w:t>Worked example: strong code</w:t>
       </w:r>
     </w:p>
     <w:tbl>
@@ -4734,7 +4348,7 @@
                 <w:b w:val="0"/>
                 <w:sz w:val="16"/>
               </w:rPr>
-              <w:t>SELECT r.region,</w:t>
+              <w:t>from pyspark.sql import functions as F</w:t>
             </w:r>
           </w:p>
           <w:p>
@@ -4757,7 +4371,7 @@
                 <w:b w:val="0"/>
                 <w:sz w:val="16"/>
               </w:rPr>
-              <w:t xml:space="preserve">       AVG(s.avg_basket) AS avg_basket</w:t>
+              <w:t xml:space="preserve"> </w:t>
             </w:r>
           </w:p>
           <w:p>
@@ -4780,7 +4394,7 @@
                 <w:b w:val="0"/>
                 <w:sz w:val="16"/>
               </w:rPr>
-              <w:t>FROM dbo.store_summary AS s</w:t>
+              <w:t>region_basket = (</w:t>
             </w:r>
           </w:p>
           <w:p>
@@ -4803,7 +4417,7 @@
                 <w:b w:val="0"/>
                 <w:sz w:val="16"/>
               </w:rPr>
-              <w:t>LEFT JOIN dbo.dim_region AS r ON s.store_id = r.store_id</w:t>
+              <w:t xml:space="preserve">    store_summary.join(dim_region, "store_id", "left")</w:t>
             </w:r>
           </w:p>
           <w:p>
@@ -4826,6 +4440,589 @@
                 <w:b w:val="0"/>
                 <w:sz w:val="16"/>
               </w:rPr>
+              <w:t xml:space="preserve">    .groupBy("region")</w:t>
+            </w:r>
+          </w:p>
+          <w:p>
+            <w:pPr>
+              <w:spacing w:before="0" w:after="0" w:line="240" w:lineRule="auto"/>
+              <w:ind w:left="567" w:hanging="567"/>
+            </w:pPr>
+            <w:r>
+              <w:rPr>
+                <w:rFonts w:ascii="Consolas" w:hAnsi="Consolas" w:eastAsia="Consolas"/>
+                <w:b/>
+                <w:color w:val="5B6875"/>
+                <w:sz w:val="16"/>
+              </w:rPr>
+              <w:t xml:space="preserve"> [1]  </w:t>
+            </w:r>
+            <w:r>
+              <w:rPr>
+                <w:rFonts w:ascii="Consolas" w:hAnsi="Consolas" w:eastAsia="Consolas"/>
+                <w:b w:val="0"/>
+                <w:sz w:val="16"/>
+              </w:rPr>
+              <w:t xml:space="preserve">    .agg(F.try_divide(F.sum("total_sales"), F.sum("basket_count")).alias("avg_basket"))</w:t>
+            </w:r>
+          </w:p>
+          <w:p>
+            <w:pPr>
+              <w:spacing w:before="0" w:after="0" w:line="240" w:lineRule="auto"/>
+              <w:ind w:left="567" w:hanging="567"/>
+            </w:pPr>
+            <w:r>
+              <w:rPr>
+                <w:rFonts w:ascii="Consolas" w:hAnsi="Consolas" w:eastAsia="Consolas"/>
+                <w:b w:val="0"/>
+                <w:color w:val="5B6875"/>
+                <w:sz w:val="16"/>
+              </w:rPr>
+              <w:t xml:space="preserve">   7  </w:t>
+            </w:r>
+            <w:r>
+              <w:rPr>
+                <w:rFonts w:ascii="Consolas" w:hAnsi="Consolas" w:eastAsia="Consolas"/>
+                <w:b w:val="0"/>
+                <w:sz w:val="16"/>
+              </w:rPr>
+              <w:t>)</w:t>
+            </w:r>
+          </w:p>
+          <w:p>
+            <w:pPr>
+              <w:spacing w:before="0" w:after="0" w:line="240" w:lineRule="auto"/>
+              <w:ind w:left="567" w:hanging="567"/>
+            </w:pPr>
+            <w:r>
+              <w:rPr>
+                <w:rFonts w:ascii="Consolas" w:hAnsi="Consolas" w:eastAsia="Consolas"/>
+                <w:b w:val="0"/>
+                <w:color w:val="5B6875"/>
+                <w:sz w:val="16"/>
+              </w:rPr>
+              <w:t xml:space="preserve">   8  </w:t>
+            </w:r>
+            <w:r>
+              <w:rPr>
+                <w:rFonts w:ascii="Consolas" w:hAnsi="Consolas" w:eastAsia="Consolas"/>
+                <w:b w:val="0"/>
+                <w:sz w:val="16"/>
+              </w:rPr>
+              <w:t xml:space="preserve"> </w:t>
+            </w:r>
+          </w:p>
+          <w:p>
+            <w:pPr>
+              <w:spacing w:before="0" w:after="0" w:line="240" w:lineRule="auto"/>
+              <w:ind w:left="567" w:hanging="567"/>
+            </w:pPr>
+            <w:r>
+              <w:rPr>
+                <w:rFonts w:ascii="Consolas" w:hAnsi="Consolas" w:eastAsia="Consolas"/>
+                <w:b w:val="0"/>
+                <w:color w:val="5B6875"/>
+                <w:sz w:val="16"/>
+              </w:rPr>
+              <w:t xml:space="preserve">   9  </w:t>
+            </w:r>
+            <w:r>
+              <w:rPr>
+                <w:rFonts w:ascii="Consolas" w:hAnsi="Consolas" w:eastAsia="Consolas"/>
+                <w:b w:val="0"/>
+                <w:sz w:val="16"/>
+              </w:rPr>
+              <w:t># Known data: store A 4 baskets, 40.00 total. Store B 400 baskets, 2,000.00 total.</w:t>
+            </w:r>
+          </w:p>
+          <w:p>
+            <w:pPr>
+              <w:spacing w:before="0" w:after="0" w:line="240" w:lineRule="auto"/>
+              <w:ind w:left="567" w:hanging="567"/>
+            </w:pPr>
+            <w:r>
+              <w:rPr>
+                <w:rFonts w:ascii="Consolas" w:hAnsi="Consolas" w:eastAsia="Consolas"/>
+                <w:b/>
+                <w:color w:val="5B6875"/>
+                <w:sz w:val="16"/>
+              </w:rPr>
+              <w:t xml:space="preserve"> [2]  </w:t>
+            </w:r>
+            <w:r>
+              <w:rPr>
+                <w:rFonts w:ascii="Consolas" w:hAnsi="Consolas" w:eastAsia="Consolas"/>
+                <w:b w:val="0"/>
+                <w:sz w:val="16"/>
+              </w:rPr>
+              <w:t># Hand answer: 2,040.00 / 404 = 5.0495...  Average of averages would give 7.50.</w:t>
+            </w:r>
+          </w:p>
+          <w:p>
+            <w:pPr>
+              <w:spacing w:before="0" w:after="0" w:line="240" w:lineRule="auto"/>
+              <w:ind w:left="567" w:hanging="567"/>
+            </w:pPr>
+            <w:r>
+              <w:rPr>
+                <w:rFonts w:ascii="Consolas" w:hAnsi="Consolas" w:eastAsia="Consolas"/>
+                <w:b w:val="0"/>
+                <w:color w:val="5B6875"/>
+                <w:sz w:val="16"/>
+              </w:rPr>
+              <w:t xml:space="preserve">  11  </w:t>
+            </w:r>
+            <w:r>
+              <w:rPr>
+                <w:rFonts w:ascii="Consolas" w:hAnsi="Consolas" w:eastAsia="Consolas"/>
+                <w:b w:val="0"/>
+                <w:sz w:val="16"/>
+              </w:rPr>
+              <w:t>assert abs(result_for("North") - 2040.0 / 404) &lt; 1e-9</w:t>
+            </w:r>
+          </w:p>
+        </w:tc>
+      </w:tr>
+    </w:tbl>
+    <w:p>
+      <w:pPr>
+        <w:pStyle w:val="ListNumber"/>
+      </w:pPr>
+      <w:r>
+        <w:rPr>
+          <w:b/>
+        </w:rPr>
+        <w:t xml:space="preserve">Line 6. </w:t>
+      </w:r>
+      <w:r>
+        <w:rPr>
+          <w:b w:val="0"/>
+          <w:i w:val="0"/>
+        </w:rPr>
+        <w:t>Total over total: each basket counts once. try_divide returns null for a zero denominator, where plain division fails under ANSI mode.</w:t>
+      </w:r>
+    </w:p>
+    <w:p>
+      <w:pPr>
+        <w:pStyle w:val="ListNumber"/>
+      </w:pPr>
+      <w:r>
+        <w:rPr>
+          <w:b/>
+        </w:rPr>
+        <w:t xml:space="preserve">Line 10. </w:t>
+      </w:r>
+      <w:r>
+        <w:rPr>
+          <w:b w:val="0"/>
+          <w:i w:val="0"/>
+        </w:rPr>
+        <w:t>Known data picked so the wrong method gives a visibly different answer.</w:t>
+      </w:r>
+    </w:p>
+    <w:p>
+      <w:r>
+        <w:rPr>
+          <w:b w:val="0"/>
+          <w:i w:val="0"/>
+        </w:rPr>
+        <w:t>Read it, run it on data with a hand-worked answer, compare it with a second method, and keep those checks as tests.</w:t>
+      </w:r>
+    </w:p>
+    <w:p>
+      <w:pPr>
+        <w:pStyle w:val="Heading4"/>
+      </w:pPr>
+      <w:r>
+        <w:t>Recap card</w:t>
+      </w:r>
+    </w:p>
+    <w:p>
+      <w:pPr>
+        <w:pStyle w:val="ListBullet"/>
+      </w:pPr>
+      <w:r>
+        <w:rPr>
+          <w:b/>
+          <w:i w:val="0"/>
+        </w:rPr>
+        <w:t>A Copilot query ran without error. What does that prove?</w:t>
+      </w:r>
+      <w:r>
+        <w:rPr>
+          <w:b w:val="0"/>
+          <w:i w:val="0"/>
+        </w:rPr>
+        <w:t xml:space="preserve"> Syntax parses and names exist. Nothing about correctness.</w:t>
+      </w:r>
+    </w:p>
+    <w:p>
+      <w:pPr>
+        <w:pStyle w:val="ListBullet"/>
+      </w:pPr>
+      <w:r>
+        <w:rPr>
+          <w:b/>
+          <w:i w:val="0"/>
+        </w:rPr>
+        <w:t>Four checks for Copilot output</w:t>
+      </w:r>
+      <w:r>
+        <w:rPr>
+          <w:b w:val="0"/>
+          <w:i w:val="0"/>
+        </w:rPr>
+        <w:t xml:space="preserve"> Read every line. Run on known data. Compare with a second method. Keep the checks as tests.</w:t>
+      </w:r>
+    </w:p>
+    <w:p>
+      <w:pPr>
+        <w:pStyle w:val="ListBullet"/>
+      </w:pPr>
+      <w:r>
+        <w:rPr>
+          <w:b/>
+          <w:i w:val="0"/>
+        </w:rPr>
+        <w:t>Average of averages</w:t>
+      </w:r>
+      <w:r>
+        <w:rPr>
+          <w:b w:val="0"/>
+          <w:i w:val="0"/>
+        </w:rPr>
+        <w:t xml:space="preserve"> Weights small groups like large ones. Divide total by total instead.</w:t>
+      </w:r>
+    </w:p>
+    <w:p>
+      <w:pPr>
+        <w:pStyle w:val="ListBullet"/>
+      </w:pPr>
+      <w:r>
+        <w:rPr>
+          <w:b/>
+          <w:i w:val="0"/>
+        </w:rPr>
+        <w:t>Known data for verification</w:t>
+      </w:r>
+      <w:r>
+        <w:rPr>
+          <w:b w:val="0"/>
+          <w:i w:val="0"/>
+        </w:rPr>
+        <w:t xml:space="preserve"> Five to ten hand-built rows with a null, a zero denominator, a duplicate key and an empty group.</w:t>
+      </w:r>
+    </w:p>
+    <w:p>
+      <w:pPr>
+        <w:pStyle w:val="Heading4"/>
+      </w:pPr>
+      <w:r>
+        <w:t>Practice</w:t>
+      </w:r>
+    </w:p>
+    <w:p>
+      <w:pPr>
+        <w:pStyle w:val="Heading5"/>
+      </w:pPr>
+      <w:r>
+        <w:t>Exercise 1. Multiple choice (level 1)</w:t>
+      </w:r>
+    </w:p>
+    <w:p>
+      <w:r>
+        <w:rPr>
+          <w:b w:val="0"/>
+          <w:i w:val="0"/>
+        </w:rPr>
+        <w:t>A Copilot-generated query runs without an error. What has that shown?</w:t>
+      </w:r>
+    </w:p>
+    <w:p>
+      <w:pPr>
+        <w:pStyle w:val="ListBullet"/>
+      </w:pPr>
+      <w:r>
+        <w:rPr>
+          <w:b w:val="0"/>
+          <w:i w:val="0"/>
+        </w:rPr>
+        <w:t>a) The results are correct</w:t>
+      </w:r>
+    </w:p>
+    <w:p>
+      <w:pPr>
+        <w:pStyle w:val="ListBullet"/>
+      </w:pPr>
+      <w:r>
+        <w:rPr>
+          <w:b w:val="0"/>
+          <w:i w:val="0"/>
+        </w:rPr>
+        <w:t>b) The syntax parses and the referenced names exist</w:t>
+      </w:r>
+    </w:p>
+    <w:p>
+      <w:pPr>
+        <w:pStyle w:val="ListBullet"/>
+      </w:pPr>
+      <w:r>
+        <w:rPr>
+          <w:b w:val="0"/>
+          <w:i w:val="0"/>
+        </w:rPr>
+        <w:t>c) The query is efficient</w:t>
+      </w:r>
+    </w:p>
+    <w:p>
+      <w:pPr>
+        <w:pStyle w:val="ListBullet"/>
+      </w:pPr>
+      <w:r>
+        <w:rPr>
+          <w:b w:val="0"/>
+          <w:i w:val="0"/>
+        </w:rPr>
+        <w:t>d) The grain matches the requirement</w:t>
+      </w:r>
+    </w:p>
+    <w:p>
+      <w:r>
+        <w:rPr>
+          <w:b/>
+          <w:i w:val="0"/>
+        </w:rPr>
+        <w:t>Why?</w:t>
+      </w:r>
+    </w:p>
+    <w:p>
+      <w:pPr>
+        <w:pStyle w:val="ListBullet"/>
+      </w:pPr>
+      <w:r>
+        <w:rPr>
+          <w:b w:val="0"/>
+          <w:i w:val="0"/>
+        </w:rPr>
+        <w:t>r1) An engine checks syntax and names before it runs a query. It does not know what answer you wanted.</w:t>
+      </w:r>
+    </w:p>
+    <w:p>
+      <w:pPr>
+        <w:pStyle w:val="ListBullet"/>
+      </w:pPr>
+      <w:r>
+        <w:rPr>
+          <w:b w:val="0"/>
+          <w:i w:val="0"/>
+        </w:rPr>
+        <w:t>r2) Copilot tests its own queries before it shows them.</w:t>
+      </w:r>
+    </w:p>
+    <w:p>
+      <w:pPr>
+        <w:pStyle w:val="Heading5"/>
+      </w:pPr>
+      <w:r>
+        <w:t>Exercise 2. Spot the bug (level 2)</w:t>
+      </w:r>
+    </w:p>
+    <w:p>
+      <w:r>
+        <w:rPr>
+          <w:b w:val="0"/>
+          <w:i w:val="0"/>
+        </w:rPr>
+        <w:t xml:space="preserve">Copilot wrote this T-SQL for average basket value by region. </w:t>
+      </w:r>
+      <w:r>
+        <w:rPr>
+          <w:rFonts w:ascii="Consolas" w:hAnsi="Consolas" w:eastAsia="Consolas"/>
+          <w:b w:val="0"/>
+          <w:sz w:val="19"/>
+        </w:rPr>
+        <w:t>store_summary</w:t>
+      </w:r>
+      <w:r>
+        <w:rPr>
+          <w:b w:val="0"/>
+          <w:i w:val="0"/>
+        </w:rPr>
+        <w:t xml:space="preserve"> has one row per store with </w:t>
+      </w:r>
+      <w:r>
+        <w:rPr>
+          <w:rFonts w:ascii="Consolas" w:hAnsi="Consolas" w:eastAsia="Consolas"/>
+          <w:b w:val="0"/>
+          <w:sz w:val="19"/>
+        </w:rPr>
+        <w:t>total_sales</w:t>
+      </w:r>
+      <w:r>
+        <w:rPr>
+          <w:b w:val="0"/>
+          <w:i w:val="0"/>
+        </w:rPr>
+        <w:t xml:space="preserve">, </w:t>
+      </w:r>
+      <w:r>
+        <w:rPr>
+          <w:rFonts w:ascii="Consolas" w:hAnsi="Consolas" w:eastAsia="Consolas"/>
+          <w:b w:val="0"/>
+          <w:sz w:val="19"/>
+        </w:rPr>
+        <w:t>basket_count</w:t>
+      </w:r>
+      <w:r>
+        <w:rPr>
+          <w:b w:val="0"/>
+          <w:i w:val="0"/>
+        </w:rPr>
+        <w:t xml:space="preserve"> and </w:t>
+      </w:r>
+      <w:r>
+        <w:rPr>
+          <w:rFonts w:ascii="Consolas" w:hAnsi="Consolas" w:eastAsia="Consolas"/>
+          <w:b w:val="0"/>
+          <w:sz w:val="19"/>
+        </w:rPr>
+        <w:t>avg_basket</w:t>
+      </w:r>
+      <w:r>
+        <w:rPr>
+          <w:b w:val="0"/>
+          <w:i w:val="0"/>
+        </w:rPr>
+        <w:t>. Tap the line that gives the wrong number, then fix it. Guard the division.</w:t>
+      </w:r>
+    </w:p>
+    <w:tbl>
+      <w:tblPr>
+        <w:tblW w:type="auto" w:w="0"/>
+        <w:jc w:val="left"/>
+        <w:tblLook w:firstColumn="1" w:firstRow="1" w:lastColumn="0" w:lastRow="0" w:noHBand="0" w:noVBand="1" w:val="04A0"/>
+      </w:tblPr>
+      <w:tblGrid>
+        <w:gridCol w:w="8221"/>
+      </w:tblGrid>
+      <w:tr>
+        <w:tc>
+          <w:tcPr>
+            <w:tcW w:type="dxa" w:w="8221"/>
+            <w:shd w:val="clear" w:color="auto" w:fill="F2F4F7"/>
+          </w:tcPr>
+          <w:p>
+            <w:pPr>
+              <w:spacing w:before="0" w:after="0" w:line="240" w:lineRule="auto"/>
+              <w:ind w:left="567" w:hanging="567"/>
+            </w:pPr>
+            <w:r>
+              <w:rPr>
+                <w:rFonts w:ascii="Consolas" w:hAnsi="Consolas" w:eastAsia="Consolas"/>
+                <w:b w:val="0"/>
+                <w:color w:val="5B6875"/>
+                <w:sz w:val="16"/>
+              </w:rPr>
+              <w:t xml:space="preserve">   1  </w:t>
+            </w:r>
+            <w:r>
+              <w:rPr>
+                <w:rFonts w:ascii="Consolas" w:hAnsi="Consolas" w:eastAsia="Consolas"/>
+                <w:b w:val="0"/>
+                <w:sz w:val="16"/>
+              </w:rPr>
+              <w:t>SELECT r.region,</w:t>
+            </w:r>
+          </w:p>
+          <w:p>
+            <w:pPr>
+              <w:spacing w:before="0" w:after="0" w:line="240" w:lineRule="auto"/>
+              <w:ind w:left="567" w:hanging="567"/>
+            </w:pPr>
+            <w:r>
+              <w:rPr>
+                <w:rFonts w:ascii="Consolas" w:hAnsi="Consolas" w:eastAsia="Consolas"/>
+                <w:b w:val="0"/>
+                <w:color w:val="5B6875"/>
+                <w:sz w:val="16"/>
+              </w:rPr>
+              <w:t xml:space="preserve">   2  </w:t>
+            </w:r>
+            <w:r>
+              <w:rPr>
+                <w:rFonts w:ascii="Consolas" w:hAnsi="Consolas" w:eastAsia="Consolas"/>
+                <w:b w:val="0"/>
+                <w:sz w:val="16"/>
+              </w:rPr>
+              <w:t xml:space="preserve">       AVG(s.avg_basket) AS avg_basket</w:t>
+            </w:r>
+          </w:p>
+          <w:p>
+            <w:pPr>
+              <w:spacing w:before="0" w:after="0" w:line="240" w:lineRule="auto"/>
+              <w:ind w:left="567" w:hanging="567"/>
+            </w:pPr>
+            <w:r>
+              <w:rPr>
+                <w:rFonts w:ascii="Consolas" w:hAnsi="Consolas" w:eastAsia="Consolas"/>
+                <w:b w:val="0"/>
+                <w:color w:val="5B6875"/>
+                <w:sz w:val="16"/>
+              </w:rPr>
+              <w:t xml:space="preserve">   3  </w:t>
+            </w:r>
+            <w:r>
+              <w:rPr>
+                <w:rFonts w:ascii="Consolas" w:hAnsi="Consolas" w:eastAsia="Consolas"/>
+                <w:b w:val="0"/>
+                <w:sz w:val="16"/>
+              </w:rPr>
+              <w:t>FROM dbo.store_summary AS s</w:t>
+            </w:r>
+          </w:p>
+          <w:p>
+            <w:pPr>
+              <w:spacing w:before="0" w:after="0" w:line="240" w:lineRule="auto"/>
+              <w:ind w:left="567" w:hanging="567"/>
+            </w:pPr>
+            <w:r>
+              <w:rPr>
+                <w:rFonts w:ascii="Consolas" w:hAnsi="Consolas" w:eastAsia="Consolas"/>
+                <w:b w:val="0"/>
+                <w:color w:val="5B6875"/>
+                <w:sz w:val="16"/>
+              </w:rPr>
+              <w:t xml:space="preserve">   4  </w:t>
+            </w:r>
+            <w:r>
+              <w:rPr>
+                <w:rFonts w:ascii="Consolas" w:hAnsi="Consolas" w:eastAsia="Consolas"/>
+                <w:b w:val="0"/>
+                <w:sz w:val="16"/>
+              </w:rPr>
+              <w:t>LEFT JOIN dbo.dim_region AS r ON s.store_id = r.store_id</w:t>
+            </w:r>
+          </w:p>
+          <w:p>
+            <w:pPr>
+              <w:spacing w:before="0" w:after="0" w:line="240" w:lineRule="auto"/>
+              <w:ind w:left="567" w:hanging="567"/>
+            </w:pPr>
+            <w:r>
+              <w:rPr>
+                <w:rFonts w:ascii="Consolas" w:hAnsi="Consolas" w:eastAsia="Consolas"/>
+                <w:b w:val="0"/>
+                <w:color w:val="5B6875"/>
+                <w:sz w:val="16"/>
+              </w:rPr>
+              <w:t xml:space="preserve">   5  </w:t>
+            </w:r>
+            <w:r>
+              <w:rPr>
+                <w:rFonts w:ascii="Consolas" w:hAnsi="Consolas" w:eastAsia="Consolas"/>
+                <w:b w:val="0"/>
+                <w:sz w:val="16"/>
+              </w:rPr>
               <w:t>GROUP BY r.region;</w:t>
             </w:r>
           </w:p>
@@ -4999,6 +5196,274 @@
         <w:t>.</w:t>
       </w:r>
     </w:p>
+    <w:p>
+      <w:r>
+        <w:rPr>
+          <w:b/>
+          <w:i w:val="0"/>
+        </w:rPr>
+        <w:t>What you need to know.</w:t>
+      </w:r>
+    </w:p>
+    <w:p>
+      <w:r>
+        <w:rPr>
+          <w:rFonts w:ascii="Consolas" w:hAnsi="Consolas" w:eastAsia="Consolas"/>
+          <w:b w:val="0"/>
+          <w:sz w:val="19"/>
+        </w:rPr>
+        <w:t>Callable</w:t>
+      </w:r>
+      <w:r>
+        <w:rPr>
+          <w:b w:val="0"/>
+          <w:i w:val="0"/>
+        </w:rPr>
+        <w:t xml:space="preserve"> from </w:t>
+      </w:r>
+      <w:r>
+        <w:rPr>
+          <w:rFonts w:ascii="Consolas" w:hAnsi="Consolas" w:eastAsia="Consolas"/>
+          <w:b w:val="0"/>
+          <w:sz w:val="19"/>
+        </w:rPr>
+        <w:t>collections.abc</w:t>
+      </w:r>
+      <w:r>
+        <w:rPr>
+          <w:b w:val="0"/>
+          <w:i w:val="0"/>
+        </w:rPr>
+        <w:t xml:space="preserve"> types a parameter that holds a function. </w:t>
+      </w:r>
+      <w:r>
+        <w:rPr>
+          <w:rFonts w:ascii="Consolas" w:hAnsi="Consolas" w:eastAsia="Consolas"/>
+          <w:b w:val="0"/>
+          <w:sz w:val="19"/>
+        </w:rPr>
+        <w:t>Callable[[list[float]], float | None]</w:t>
+      </w:r>
+      <w:r>
+        <w:rPr>
+          <w:b w:val="0"/>
+          <w:i w:val="0"/>
+        </w:rPr>
+        <w:t xml:space="preserve"> takes a list of floats and returns a float or </w:t>
+      </w:r>
+      <w:r>
+        <w:rPr>
+          <w:rFonts w:ascii="Consolas" w:hAnsi="Consolas" w:eastAsia="Consolas"/>
+          <w:b w:val="0"/>
+          <w:sz w:val="19"/>
+        </w:rPr>
+        <w:t>None</w:t>
+      </w:r>
+      <w:r>
+        <w:rPr>
+          <w:b w:val="0"/>
+          <w:i w:val="0"/>
+        </w:rPr>
+        <w:t>. Call the parameter like any function.</w:t>
+      </w:r>
+    </w:p>
+    <w:p>
+      <w:r>
+        <w:rPr>
+          <w:rFonts w:ascii="Consolas" w:hAnsi="Consolas" w:eastAsia="Consolas"/>
+          <w:b w:val="0"/>
+          <w:sz w:val="19"/>
+        </w:rPr>
+        <w:t>try: ... except Exception:</w:t>
+      </w:r>
+      <w:r>
+        <w:rPr>
+          <w:b w:val="0"/>
+          <w:i w:val="0"/>
+        </w:rPr>
+        <w:t xml:space="preserve"> catches any error the call raises, so one failing case does not stop the loop:</w:t>
+      </w:r>
+    </w:p>
+    <w:tbl>
+      <w:tblPr>
+        <w:tblW w:type="auto" w:w="0"/>
+        <w:jc w:val="left"/>
+        <w:tblLook w:firstColumn="1" w:firstRow="1" w:lastColumn="0" w:lastRow="0" w:noHBand="0" w:noVBand="1" w:val="04A0"/>
+      </w:tblPr>
+      <w:tblGrid>
+        <w:gridCol w:w="8221"/>
+      </w:tblGrid>
+      <w:tr>
+        <w:tc>
+          <w:tcPr>
+            <w:tcW w:type="dxa" w:w="8221"/>
+            <w:shd w:val="clear" w:color="auto" w:fill="F2F4F7"/>
+          </w:tcPr>
+          <w:p>
+            <w:pPr>
+              <w:spacing w:before="0" w:after="0" w:line="240" w:lineRule="auto"/>
+              <w:ind w:left="567" w:hanging="567"/>
+            </w:pPr>
+            <w:r>
+              <w:rPr>
+                <w:rFonts w:ascii="Consolas" w:hAnsi="Consolas" w:eastAsia="Consolas"/>
+                <w:b w:val="0"/>
+                <w:color w:val="5B6875"/>
+                <w:sz w:val="16"/>
+              </w:rPr>
+              <w:t xml:space="preserve">   1  </w:t>
+            </w:r>
+            <w:r>
+              <w:rPr>
+                <w:rFonts w:ascii="Consolas" w:hAnsi="Consolas" w:eastAsia="Consolas"/>
+                <w:b w:val="0"/>
+                <w:sz w:val="16"/>
+              </w:rPr>
+              <w:t>from collections.abc import Callable</w:t>
+            </w:r>
+          </w:p>
+          <w:p>
+            <w:pPr>
+              <w:spacing w:before="0" w:after="0" w:line="240" w:lineRule="auto"/>
+              <w:ind w:left="567" w:hanging="567"/>
+            </w:pPr>
+            <w:r>
+              <w:rPr>
+                <w:rFonts w:ascii="Consolas" w:hAnsi="Consolas" w:eastAsia="Consolas"/>
+                <w:b w:val="0"/>
+                <w:color w:val="5B6875"/>
+                <w:sz w:val="16"/>
+              </w:rPr>
+              <w:t xml:space="preserve">   2  </w:t>
+            </w:r>
+            <w:r>
+              <w:rPr>
+                <w:rFonts w:ascii="Consolas" w:hAnsi="Consolas" w:eastAsia="Consolas"/>
+                <w:b w:val="0"/>
+                <w:sz w:val="16"/>
+              </w:rPr>
+              <w:t xml:space="preserve"> </w:t>
+            </w:r>
+          </w:p>
+          <w:p>
+            <w:pPr>
+              <w:spacing w:before="0" w:after="0" w:line="240" w:lineRule="auto"/>
+              <w:ind w:left="567" w:hanging="567"/>
+            </w:pPr>
+            <w:r>
+              <w:rPr>
+                <w:rFonts w:ascii="Consolas" w:hAnsi="Consolas" w:eastAsia="Consolas"/>
+                <w:b w:val="0"/>
+                <w:color w:val="5B6875"/>
+                <w:sz w:val="16"/>
+              </w:rPr>
+              <w:t xml:space="preserve">   3  </w:t>
+            </w:r>
+            <w:r>
+              <w:rPr>
+                <w:rFonts w:ascii="Consolas" w:hAnsi="Consolas" w:eastAsia="Consolas"/>
+                <w:b w:val="0"/>
+                <w:sz w:val="16"/>
+              </w:rPr>
+              <w:t>def safe(fn: Callable[[int], float], x: int) -&gt; float | None:</w:t>
+            </w:r>
+          </w:p>
+          <w:p>
+            <w:pPr>
+              <w:spacing w:before="0" w:after="0" w:line="240" w:lineRule="auto"/>
+              <w:ind w:left="567" w:hanging="567"/>
+            </w:pPr>
+            <w:r>
+              <w:rPr>
+                <w:rFonts w:ascii="Consolas" w:hAnsi="Consolas" w:eastAsia="Consolas"/>
+                <w:b w:val="0"/>
+                <w:color w:val="5B6875"/>
+                <w:sz w:val="16"/>
+              </w:rPr>
+              <w:t xml:space="preserve">   4  </w:t>
+            </w:r>
+            <w:r>
+              <w:rPr>
+                <w:rFonts w:ascii="Consolas" w:hAnsi="Consolas" w:eastAsia="Consolas"/>
+                <w:b w:val="0"/>
+                <w:sz w:val="16"/>
+              </w:rPr>
+              <w:t xml:space="preserve">    try:</w:t>
+            </w:r>
+          </w:p>
+          <w:p>
+            <w:pPr>
+              <w:spacing w:before="0" w:after="0" w:line="240" w:lineRule="auto"/>
+              <w:ind w:left="567" w:hanging="567"/>
+            </w:pPr>
+            <w:r>
+              <w:rPr>
+                <w:rFonts w:ascii="Consolas" w:hAnsi="Consolas" w:eastAsia="Consolas"/>
+                <w:b w:val="0"/>
+                <w:color w:val="5B6875"/>
+                <w:sz w:val="16"/>
+              </w:rPr>
+              <w:t xml:space="preserve">   5  </w:t>
+            </w:r>
+            <w:r>
+              <w:rPr>
+                <w:rFonts w:ascii="Consolas" w:hAnsi="Consolas" w:eastAsia="Consolas"/>
+                <w:b w:val="0"/>
+                <w:sz w:val="16"/>
+              </w:rPr>
+              <w:t xml:space="preserve">        return fn(x)</w:t>
+            </w:r>
+          </w:p>
+          <w:p>
+            <w:pPr>
+              <w:spacing w:before="0" w:after="0" w:line="240" w:lineRule="auto"/>
+              <w:ind w:left="567" w:hanging="567"/>
+            </w:pPr>
+            <w:r>
+              <w:rPr>
+                <w:rFonts w:ascii="Consolas" w:hAnsi="Consolas" w:eastAsia="Consolas"/>
+                <w:b w:val="0"/>
+                <w:color w:val="5B6875"/>
+                <w:sz w:val="16"/>
+              </w:rPr>
+              <w:t xml:space="preserve">   6  </w:t>
+            </w:r>
+            <w:r>
+              <w:rPr>
+                <w:rFonts w:ascii="Consolas" w:hAnsi="Consolas" w:eastAsia="Consolas"/>
+                <w:b w:val="0"/>
+                <w:sz w:val="16"/>
+              </w:rPr>
+              <w:t xml:space="preserve">    except Exception:</w:t>
+            </w:r>
+          </w:p>
+          <w:p>
+            <w:pPr>
+              <w:spacing w:before="0" w:after="0" w:line="240" w:lineRule="auto"/>
+              <w:ind w:left="567" w:hanging="567"/>
+            </w:pPr>
+            <w:r>
+              <w:rPr>
+                <w:rFonts w:ascii="Consolas" w:hAnsi="Consolas" w:eastAsia="Consolas"/>
+                <w:b w:val="0"/>
+                <w:color w:val="5B6875"/>
+                <w:sz w:val="16"/>
+              </w:rPr>
+              <w:t xml:space="preserve">   7  </w:t>
+            </w:r>
+            <w:r>
+              <w:rPr>
+                <w:rFonts w:ascii="Consolas" w:hAnsi="Consolas" w:eastAsia="Consolas"/>
+                <w:b w:val="0"/>
+                <w:sz w:val="16"/>
+              </w:rPr>
+              <w:t xml:space="preserve">        return None</w:t>
+            </w:r>
+          </w:p>
+        </w:tc>
+      </w:tr>
+    </w:tbl>
+    <w:p/>
     <w:p>
       <w:r>
         <w:rPr>
